--- a/MANUAL_BIBLIOTECA.docx
+++ b/MANUAL_BIBLIOTECA.docx
@@ -5,7 +5,7 @@
     <w:p>
       <w:pPr>
         <w:pStyle w:val="Ttulo1"/>
-        <w:divId w:val="778716180"/>
+        <w:divId w:val="1022363737"/>
         <w:rPr>
           <w:rFonts w:ascii="Segoe UI" w:eastAsia="Times New Roman" w:hAnsi="Segoe UI" w:cs="Segoe UI"/>
           <w:lang w:val="es-ES"/>
@@ -22,7 +22,7 @@
     <w:p>
       <w:pPr>
         <w:pStyle w:val="NormalWeb"/>
-        <w:divId w:val="778716180"/>
+        <w:divId w:val="1022363737"/>
         <w:rPr>
           <w:rFonts w:ascii="Segoe UI" w:hAnsi="Segoe UI" w:cs="Segoe UI"/>
           <w:color w:val="1A1A1A"/>
@@ -66,24 +66,24 @@
     <w:p>
       <w:pPr>
         <w:spacing w:before="360" w:after="360"/>
-        <w:divId w:val="778716180"/>
-        <w:rPr>
-          <w:rFonts w:ascii="Segoe UI" w:eastAsia="Times New Roman" w:hAnsi="Segoe UI" w:cs="Segoe UI"/>
-          <w:color w:val="1A1A1A"/>
-          <w:sz w:val="23"/>
-          <w:szCs w:val="23"/>
-          <w:lang w:val="es-ES"/>
-        </w:rPr>
-      </w:pPr>
-      <w:r>
-        <w:rPr>
-          <w:rFonts w:ascii="Segoe UI" w:eastAsia="Times New Roman" w:hAnsi="Segoe UI" w:cs="Segoe UI"/>
-          <w:color w:val="1A1A1A"/>
-          <w:sz w:val="23"/>
-          <w:szCs w:val="23"/>
-          <w:lang w:val="es-ES"/>
-        </w:rPr>
-        <w:pict w14:anchorId="5A283D7D">
+        <w:divId w:val="1022363737"/>
+        <w:rPr>
+          <w:rFonts w:ascii="Segoe UI" w:eastAsia="Times New Roman" w:hAnsi="Segoe UI" w:cs="Segoe UI"/>
+          <w:color w:val="1A1A1A"/>
+          <w:sz w:val="23"/>
+          <w:szCs w:val="23"/>
+          <w:lang w:val="es-ES"/>
+        </w:rPr>
+      </w:pPr>
+      <w:r>
+        <w:rPr>
+          <w:rFonts w:ascii="Segoe UI" w:eastAsia="Times New Roman" w:hAnsi="Segoe UI" w:cs="Segoe UI"/>
+          <w:color w:val="1A1A1A"/>
+          <w:sz w:val="23"/>
+          <w:szCs w:val="23"/>
+          <w:lang w:val="es-ES"/>
+        </w:rPr>
+        <w:pict w14:anchorId="13F65C0F">
           <v:rect id="_x0000_i1025" style="width:0;height:1.5pt" o:hralign="center" o:hrstd="t" o:hr="t" fillcolor="#a0a0a0" stroked="f"/>
         </w:pict>
       </w:r>
@@ -91,7 +91,7 @@
     <w:p>
       <w:pPr>
         <w:pStyle w:val="Ttulo2"/>
-        <w:divId w:val="778716180"/>
+        <w:divId w:val="1022363737"/>
         <w:rPr>
           <w:rFonts w:ascii="Segoe UI" w:eastAsia="Times New Roman" w:hAnsi="Segoe UI" w:cs="Segoe UI"/>
           <w:lang w:val="es-ES"/>
@@ -108,7 +108,7 @@
     <w:p>
       <w:pPr>
         <w:pStyle w:val="NormalWeb"/>
-        <w:divId w:val="778716180"/>
+        <w:divId w:val="1022363737"/>
         <w:rPr>
           <w:rFonts w:ascii="Segoe UI" w:hAnsi="Segoe UI" w:cs="Segoe UI"/>
           <w:color w:val="1A1A1A"/>
@@ -168,7 +168,7 @@
         </w:numPr>
         <w:spacing w:before="45" w:after="45"/>
         <w:ind w:left="810"/>
-        <w:divId w:val="778716180"/>
+        <w:divId w:val="1022363737"/>
         <w:rPr>
           <w:rFonts w:ascii="Segoe UI" w:eastAsia="Times New Roman" w:hAnsi="Segoe UI" w:cs="Segoe UI"/>
           <w:color w:val="1A1A1A"/>
@@ -206,7 +206,28 @@
           <w:szCs w:val="23"/>
           <w:lang w:val="es-ES"/>
         </w:rPr>
-        <w:t xml:space="preserve"> (títulos, autores, códigos, ejemplares).</w:t>
+        <w:t xml:space="preserve"> (títulos, autores, códigos, ejemplares) e </w:t>
+      </w:r>
+      <w:r>
+        <w:rPr>
+          <w:rStyle w:val="Fuerte"/>
+          <w:rFonts w:ascii="Segoe UI" w:eastAsia="Times New Roman" w:hAnsi="Segoe UI" w:cs="Segoe UI"/>
+          <w:color w:val="1A1A1A"/>
+          <w:sz w:val="23"/>
+          <w:szCs w:val="23"/>
+          <w:lang w:val="es-ES"/>
+        </w:rPr>
+        <w:t>importarlo desde Excel o CSV</w:t>
+      </w:r>
+      <w:r>
+        <w:rPr>
+          <w:rFonts w:ascii="Segoe UI" w:eastAsia="Times New Roman" w:hAnsi="Segoe UI" w:cs="Segoe UI"/>
+          <w:color w:val="1A1A1A"/>
+          <w:sz w:val="23"/>
+          <w:szCs w:val="23"/>
+          <w:lang w:val="es-ES"/>
+        </w:rPr>
+        <w:t>.</w:t>
       </w:r>
     </w:p>
     <w:p>
@@ -217,7 +238,7 @@
         </w:numPr>
         <w:spacing w:before="45" w:after="45"/>
         <w:ind w:left="810"/>
-        <w:divId w:val="778716180"/>
+        <w:divId w:val="1022363737"/>
         <w:rPr>
           <w:rFonts w:ascii="Segoe UI" w:eastAsia="Times New Roman" w:hAnsi="Segoe UI" w:cs="Segoe UI"/>
           <w:color w:val="1A1A1A"/>
@@ -255,7 +276,7 @@
           <w:szCs w:val="23"/>
           <w:lang w:val="es-ES"/>
         </w:rPr>
-        <w:t xml:space="preserve"> de la biblioteca.</w:t>
+        <w:t xml:space="preserve"> de la biblioteca (también importables desde Excel o CSV).</w:t>
       </w:r>
     </w:p>
     <w:p>
@@ -266,7 +287,7 @@
         </w:numPr>
         <w:spacing w:before="45" w:after="45"/>
         <w:ind w:left="810"/>
-        <w:divId w:val="778716180"/>
+        <w:divId w:val="1022363737"/>
         <w:rPr>
           <w:rFonts w:ascii="Segoe UI" w:eastAsia="Times New Roman" w:hAnsi="Segoe UI" w:cs="Segoe UI"/>
           <w:color w:val="1A1A1A"/>
@@ -346,7 +367,28 @@
           <w:szCs w:val="23"/>
           <w:lang w:val="es-ES"/>
         </w:rPr>
-        <w:t>.</w:t>
+        <w:t xml:space="preserve">, con </w:t>
+      </w:r>
+      <w:r>
+        <w:rPr>
+          <w:rStyle w:val="Fuerte"/>
+          <w:rFonts w:ascii="Segoe UI" w:eastAsia="Times New Roman" w:hAnsi="Segoe UI" w:cs="Segoe UI"/>
+          <w:color w:val="1A1A1A"/>
+          <w:sz w:val="23"/>
+          <w:szCs w:val="23"/>
+          <w:lang w:val="es-ES"/>
+        </w:rPr>
+        <w:t>disponibilidad en tiempo real</w:t>
+      </w:r>
+      <w:r>
+        <w:rPr>
+          <w:rFonts w:ascii="Segoe UI" w:eastAsia="Times New Roman" w:hAnsi="Segoe UI" w:cs="Segoe UI"/>
+          <w:color w:val="1A1A1A"/>
+          <w:sz w:val="23"/>
+          <w:szCs w:val="23"/>
+          <w:lang w:val="es-ES"/>
+        </w:rPr>
+        <w:t xml:space="preserve"> de cada título.</w:t>
       </w:r>
     </w:p>
     <w:p>
@@ -357,45 +399,45 @@
         </w:numPr>
         <w:spacing w:before="45" w:after="45"/>
         <w:ind w:left="810"/>
-        <w:divId w:val="778716180"/>
-        <w:rPr>
-          <w:rFonts w:ascii="Segoe UI" w:eastAsia="Times New Roman" w:hAnsi="Segoe UI" w:cs="Segoe UI"/>
-          <w:color w:val="1A1A1A"/>
-          <w:sz w:val="23"/>
-          <w:szCs w:val="23"/>
-          <w:lang w:val="es-ES"/>
-        </w:rPr>
-      </w:pPr>
-      <w:r>
-        <w:rPr>
-          <w:rFonts w:ascii="Segoe UI" w:eastAsia="Times New Roman" w:hAnsi="Segoe UI" w:cs="Segoe UI"/>
-          <w:color w:val="1A1A1A"/>
-          <w:sz w:val="23"/>
-          <w:szCs w:val="23"/>
-          <w:lang w:val="es-ES"/>
-        </w:rPr>
-        <w:t xml:space="preserve">Controlar las </w:t>
-      </w:r>
-      <w:r>
-        <w:rPr>
-          <w:rStyle w:val="Fuerte"/>
-          <w:rFonts w:ascii="Segoe UI" w:eastAsia="Times New Roman" w:hAnsi="Segoe UI" w:cs="Segoe UI"/>
-          <w:color w:val="1A1A1A"/>
-          <w:sz w:val="23"/>
-          <w:szCs w:val="23"/>
-          <w:lang w:val="es-ES"/>
-        </w:rPr>
-        <w:t>alertas</w:t>
-      </w:r>
-      <w:r>
-        <w:rPr>
-          <w:rFonts w:ascii="Segoe UI" w:eastAsia="Times New Roman" w:hAnsi="Segoe UI" w:cs="Segoe UI"/>
-          <w:color w:val="1A1A1A"/>
-          <w:sz w:val="23"/>
-          <w:szCs w:val="23"/>
-          <w:lang w:val="es-ES"/>
-        </w:rPr>
-        <w:t xml:space="preserve"> de libros vencidos.</w:t>
+        <w:divId w:val="1022363737"/>
+        <w:rPr>
+          <w:rFonts w:ascii="Segoe UI" w:eastAsia="Times New Roman" w:hAnsi="Segoe UI" w:cs="Segoe UI"/>
+          <w:color w:val="1A1A1A"/>
+          <w:sz w:val="23"/>
+          <w:szCs w:val="23"/>
+          <w:lang w:val="es-ES"/>
+        </w:rPr>
+      </w:pPr>
+      <w:r>
+        <w:rPr>
+          <w:rFonts w:ascii="Segoe UI" w:eastAsia="Times New Roman" w:hAnsi="Segoe UI" w:cs="Segoe UI"/>
+          <w:color w:val="1A1A1A"/>
+          <w:sz w:val="23"/>
+          <w:szCs w:val="23"/>
+          <w:lang w:val="es-ES"/>
+        </w:rPr>
+        <w:t xml:space="preserve">Prestar y devolver </w:t>
+      </w:r>
+      <w:r>
+        <w:rPr>
+          <w:rStyle w:val="Fuerte"/>
+          <w:rFonts w:ascii="Segoe UI" w:eastAsia="Times New Roman" w:hAnsi="Segoe UI" w:cs="Segoe UI"/>
+          <w:color w:val="1A1A1A"/>
+          <w:sz w:val="23"/>
+          <w:szCs w:val="23"/>
+          <w:lang w:val="es-ES"/>
+        </w:rPr>
+        <w:t>escanenando el código QR</w:t>
+      </w:r>
+      <w:r>
+        <w:rPr>
+          <w:rFonts w:ascii="Segoe UI" w:eastAsia="Times New Roman" w:hAnsi="Segoe UI" w:cs="Segoe UI"/>
+          <w:color w:val="1A1A1A"/>
+          <w:sz w:val="23"/>
+          <w:szCs w:val="23"/>
+          <w:lang w:val="es-ES"/>
+        </w:rPr>
+        <w:t xml:space="preserve"> de los ejemplares (con confirmación sonora y visual).</w:t>
       </w:r>
     </w:p>
     <w:p>
@@ -406,55 +448,45 @@
         </w:numPr>
         <w:spacing w:before="45" w:after="45"/>
         <w:ind w:left="810"/>
-        <w:divId w:val="778716180"/>
-        <w:rPr>
-          <w:rFonts w:ascii="Segoe UI" w:eastAsia="Times New Roman" w:hAnsi="Segoe UI" w:cs="Segoe UI"/>
-          <w:color w:val="1A1A1A"/>
-          <w:sz w:val="23"/>
-          <w:szCs w:val="23"/>
-          <w:lang w:val="es-ES"/>
-        </w:rPr>
-      </w:pPr>
-      <w:r>
-        <w:rPr>
-          <w:rFonts w:ascii="Segoe UI" w:eastAsia="Times New Roman" w:hAnsi="Segoe UI" w:cs="Segoe UI"/>
-          <w:color w:val="1A1A1A"/>
-          <w:sz w:val="23"/>
-          <w:szCs w:val="23"/>
-          <w:lang w:val="es-ES"/>
-        </w:rPr>
-        <w:t xml:space="preserve">Conocer la </w:t>
-      </w:r>
-      <w:r>
-        <w:rPr>
-          <w:rStyle w:val="Fuerte"/>
-          <w:rFonts w:ascii="Segoe UI" w:eastAsia="Times New Roman" w:hAnsi="Segoe UI" w:cs="Segoe UI"/>
-          <w:color w:val="1A1A1A"/>
-          <w:sz w:val="23"/>
-          <w:szCs w:val="23"/>
-          <w:lang w:val="es-ES"/>
-        </w:rPr>
-        <w:t>ubicación</w:t>
-      </w:r>
-      <w:r>
-        <w:rPr>
-          <w:rFonts w:ascii="Segoe UI" w:eastAsia="Times New Roman" w:hAnsi="Segoe UI" w:cs="Segoe UI"/>
-          <w:color w:val="1A1A1A"/>
-          <w:sz w:val="23"/>
-          <w:szCs w:val="23"/>
-          <w:lang w:val="es-ES"/>
-        </w:rPr>
-        <w:t xml:space="preserve"> </w:t>
-      </w:r>
-      <w:r>
-        <w:rPr>
-          <w:rFonts w:ascii="Segoe UI" w:eastAsia="Times New Roman" w:hAnsi="Segoe UI" w:cs="Segoe UI"/>
-          <w:color w:val="1A1A1A"/>
-          <w:sz w:val="23"/>
-          <w:szCs w:val="23"/>
-          <w:lang w:val="es-ES"/>
-        </w:rPr>
-        <w:t>física de cada libro (mapa).</w:t>
+        <w:divId w:val="1022363737"/>
+        <w:rPr>
+          <w:rFonts w:ascii="Segoe UI" w:eastAsia="Times New Roman" w:hAnsi="Segoe UI" w:cs="Segoe UI"/>
+          <w:color w:val="1A1A1A"/>
+          <w:sz w:val="23"/>
+          <w:szCs w:val="23"/>
+          <w:lang w:val="es-ES"/>
+        </w:rPr>
+      </w:pPr>
+      <w:r>
+        <w:rPr>
+          <w:rFonts w:ascii="Segoe UI" w:eastAsia="Times New Roman" w:hAnsi="Segoe UI" w:cs="Segoe UI"/>
+          <w:color w:val="1A1A1A"/>
+          <w:sz w:val="23"/>
+          <w:szCs w:val="23"/>
+          <w:lang w:val="es-ES"/>
+        </w:rPr>
+        <w:t xml:space="preserve">Controlar las </w:t>
+      </w:r>
+      <w:r>
+        <w:rPr>
+          <w:rStyle w:val="Fuerte"/>
+          <w:rFonts w:ascii="Segoe UI" w:eastAsia="Times New Roman" w:hAnsi="Segoe UI" w:cs="Segoe UI"/>
+          <w:color w:val="1A1A1A"/>
+          <w:sz w:val="23"/>
+          <w:szCs w:val="23"/>
+          <w:lang w:val="es-ES"/>
+        </w:rPr>
+        <w:t>alertas</w:t>
+      </w:r>
+      <w:r>
+        <w:rPr>
+          <w:rFonts w:ascii="Segoe UI" w:eastAsia="Times New Roman" w:hAnsi="Segoe UI" w:cs="Segoe UI"/>
+          <w:color w:val="1A1A1A"/>
+          <w:sz w:val="23"/>
+          <w:szCs w:val="23"/>
+          <w:lang w:val="es-ES"/>
+        </w:rPr>
+        <w:t xml:space="preserve"> de libros vencidos.</w:t>
       </w:r>
     </w:p>
     <w:p>
@@ -465,7 +497,56 @@
         </w:numPr>
         <w:spacing w:before="45" w:after="45"/>
         <w:ind w:left="810"/>
-        <w:divId w:val="778716180"/>
+        <w:divId w:val="1022363737"/>
+        <w:rPr>
+          <w:rFonts w:ascii="Segoe UI" w:eastAsia="Times New Roman" w:hAnsi="Segoe UI" w:cs="Segoe UI"/>
+          <w:color w:val="1A1A1A"/>
+          <w:sz w:val="23"/>
+          <w:szCs w:val="23"/>
+          <w:lang w:val="es-ES"/>
+        </w:rPr>
+      </w:pPr>
+      <w:r>
+        <w:rPr>
+          <w:rFonts w:ascii="Segoe UI" w:eastAsia="Times New Roman" w:hAnsi="Segoe UI" w:cs="Segoe UI"/>
+          <w:color w:val="1A1A1A"/>
+          <w:sz w:val="23"/>
+          <w:szCs w:val="23"/>
+          <w:lang w:val="es-ES"/>
+        </w:rPr>
+        <w:t xml:space="preserve">Conocer la </w:t>
+      </w:r>
+      <w:r>
+        <w:rPr>
+          <w:rStyle w:val="Fuerte"/>
+          <w:rFonts w:ascii="Segoe UI" w:eastAsia="Times New Roman" w:hAnsi="Segoe UI" w:cs="Segoe UI"/>
+          <w:color w:val="1A1A1A"/>
+          <w:sz w:val="23"/>
+          <w:szCs w:val="23"/>
+          <w:lang w:val="es-ES"/>
+        </w:rPr>
+        <w:t>ubicación</w:t>
+      </w:r>
+      <w:r>
+        <w:rPr>
+          <w:rFonts w:ascii="Segoe UI" w:eastAsia="Times New Roman" w:hAnsi="Segoe UI" w:cs="Segoe UI"/>
+          <w:color w:val="1A1A1A"/>
+          <w:sz w:val="23"/>
+          <w:szCs w:val="23"/>
+          <w:lang w:val="es-ES"/>
+        </w:rPr>
+        <w:t xml:space="preserve"> física de cada libro (mapa).</w:t>
+      </w:r>
+    </w:p>
+    <w:p>
+      <w:pPr>
+        <w:numPr>
+          <w:ilvl w:val="0"/>
+          <w:numId w:val="1"/>
+        </w:numPr>
+        <w:spacing w:before="45" w:after="45"/>
+        <w:ind w:left="810"/>
+        <w:divId w:val="1022363737"/>
         <w:rPr>
           <w:rFonts w:ascii="Segoe UI" w:eastAsia="Times New Roman" w:hAnsi="Segoe UI" w:cs="Segoe UI"/>
           <w:color w:val="1A1A1A"/>
@@ -530,7 +611,7 @@
     <w:p>
       <w:pPr>
         <w:shd w:val="clear" w:color="auto" w:fill="F2F4F8"/>
-        <w:divId w:val="351036084"/>
+        <w:divId w:val="499665090"/>
         <w:rPr>
           <w:rFonts w:ascii="Segoe UI" w:eastAsia="Times New Roman" w:hAnsi="Segoe UI" w:cs="Segoe UI"/>
           <w:color w:val="333333"/>
@@ -574,24 +655,24 @@
     <w:p>
       <w:pPr>
         <w:spacing w:before="360" w:after="360"/>
-        <w:divId w:val="778716180"/>
-        <w:rPr>
-          <w:rFonts w:ascii="Segoe UI" w:eastAsia="Times New Roman" w:hAnsi="Segoe UI" w:cs="Segoe UI"/>
-          <w:color w:val="1A1A1A"/>
-          <w:sz w:val="23"/>
-          <w:szCs w:val="23"/>
-          <w:lang w:val="es-ES"/>
-        </w:rPr>
-      </w:pPr>
-      <w:r>
-        <w:rPr>
-          <w:rFonts w:ascii="Segoe UI" w:eastAsia="Times New Roman" w:hAnsi="Segoe UI" w:cs="Segoe UI"/>
-          <w:color w:val="1A1A1A"/>
-          <w:sz w:val="23"/>
-          <w:szCs w:val="23"/>
-          <w:lang w:val="es-ES"/>
-        </w:rPr>
-        <w:pict w14:anchorId="54CBD27B">
+        <w:divId w:val="1022363737"/>
+        <w:rPr>
+          <w:rFonts w:ascii="Segoe UI" w:eastAsia="Times New Roman" w:hAnsi="Segoe UI" w:cs="Segoe UI"/>
+          <w:color w:val="1A1A1A"/>
+          <w:sz w:val="23"/>
+          <w:szCs w:val="23"/>
+          <w:lang w:val="es-ES"/>
+        </w:rPr>
+      </w:pPr>
+      <w:r>
+        <w:rPr>
+          <w:rFonts w:ascii="Segoe UI" w:eastAsia="Times New Roman" w:hAnsi="Segoe UI" w:cs="Segoe UI"/>
+          <w:color w:val="1A1A1A"/>
+          <w:sz w:val="23"/>
+          <w:szCs w:val="23"/>
+          <w:lang w:val="es-ES"/>
+        </w:rPr>
+        <w:pict w14:anchorId="6D366391">
           <v:rect id="_x0000_i1026" style="width:0;height:1.5pt" o:hralign="center" o:hrstd="t" o:hr="t" fillcolor="#a0a0a0" stroked="f"/>
         </w:pict>
       </w:r>
@@ -599,7 +680,7 @@
     <w:p>
       <w:pPr>
         <w:pStyle w:val="Ttulo2"/>
-        <w:divId w:val="778716180"/>
+        <w:divId w:val="1022363737"/>
         <w:rPr>
           <w:rFonts w:ascii="Segoe UI" w:eastAsia="Times New Roman" w:hAnsi="Segoe UI" w:cs="Segoe UI"/>
           <w:lang w:val="es-ES"/>
@@ -621,7 +702,7 @@
         </w:numPr>
         <w:spacing w:before="45" w:after="45"/>
         <w:ind w:left="810"/>
-        <w:divId w:val="778716180"/>
+        <w:divId w:val="1022363737"/>
         <w:rPr>
           <w:rFonts w:ascii="Segoe UI" w:eastAsia="Times New Roman" w:hAnsi="Segoe UI" w:cs="Segoe UI"/>
           <w:color w:val="1A1A1A"/>
@@ -667,7 +748,7 @@
         </w:numPr>
         <w:spacing w:before="45" w:after="45"/>
         <w:ind w:left="810"/>
-        <w:divId w:val="778716180"/>
+        <w:divId w:val="1022363737"/>
         <w:rPr>
           <w:rFonts w:ascii="Segoe UI" w:eastAsia="Times New Roman" w:hAnsi="Segoe UI" w:cs="Segoe UI"/>
           <w:color w:val="1A1A1A"/>
@@ -695,23 +776,24 @@
         </w:numPr>
         <w:spacing w:before="45" w:after="45"/>
         <w:ind w:left="810"/>
-        <w:divId w:val="778716180"/>
-        <w:rPr>
-          <w:rFonts w:ascii="Segoe UI" w:eastAsia="Times New Roman" w:hAnsi="Segoe UI" w:cs="Segoe UI"/>
-          <w:color w:val="1A1A1A"/>
-          <w:sz w:val="23"/>
-          <w:szCs w:val="23"/>
-          <w:lang w:val="es-ES"/>
-        </w:rPr>
-      </w:pPr>
-      <w:r>
-        <w:rPr>
-          <w:rFonts w:ascii="Segoe UI" w:eastAsia="Times New Roman" w:hAnsi="Segoe UI" w:cs="Segoe UI"/>
-          <w:color w:val="1A1A1A"/>
-          <w:sz w:val="23"/>
-          <w:szCs w:val="23"/>
-          <w:lang w:val="es-ES"/>
-        </w:rPr>
+        <w:divId w:val="1022363737"/>
+        <w:rPr>
+          <w:rFonts w:ascii="Segoe UI" w:eastAsia="Times New Roman" w:hAnsi="Segoe UI" w:cs="Segoe UI"/>
+          <w:color w:val="1A1A1A"/>
+          <w:sz w:val="23"/>
+          <w:szCs w:val="23"/>
+          <w:lang w:val="es-ES"/>
+        </w:rPr>
+      </w:pPr>
+      <w:r>
+        <w:rPr>
+          <w:rFonts w:ascii="Segoe UI" w:eastAsia="Times New Roman" w:hAnsi="Segoe UI" w:cs="Segoe UI"/>
+          <w:color w:val="1A1A1A"/>
+          <w:sz w:val="23"/>
+          <w:szCs w:val="23"/>
+          <w:lang w:val="es-ES"/>
+        </w:rPr>
+        <w:lastRenderedPageBreak/>
         <w:t xml:space="preserve">Pulse </w:t>
       </w:r>
       <w:r>
@@ -744,7 +826,7 @@
         </w:numPr>
         <w:spacing w:before="45" w:after="45"/>
         <w:ind w:left="810"/>
-        <w:divId w:val="778716180"/>
+        <w:divId w:val="1022363737"/>
         <w:rPr>
           <w:rFonts w:ascii="Segoe UI" w:eastAsia="Times New Roman" w:hAnsi="Segoe UI" w:cs="Segoe UI"/>
           <w:color w:val="1A1A1A"/>
@@ -788,7 +870,7 @@
     <w:p>
       <w:pPr>
         <w:pStyle w:val="NormalWeb"/>
-        <w:divId w:val="778716180"/>
+        <w:divId w:val="1022363737"/>
         <w:rPr>
           <w:rFonts w:ascii="Segoe UI" w:hAnsi="Segoe UI" w:cs="Segoe UI"/>
           <w:color w:val="1A1A1A"/>
@@ -832,25 +914,24 @@
     <w:p>
       <w:pPr>
         <w:spacing w:before="360" w:after="360"/>
-        <w:divId w:val="778716180"/>
-        <w:rPr>
-          <w:rFonts w:ascii="Segoe UI" w:eastAsia="Times New Roman" w:hAnsi="Segoe UI" w:cs="Segoe UI"/>
-          <w:color w:val="1A1A1A"/>
-          <w:sz w:val="23"/>
-          <w:szCs w:val="23"/>
-          <w:lang w:val="es-ES"/>
-        </w:rPr>
-      </w:pPr>
-      <w:r>
-        <w:rPr>
-          <w:rFonts w:ascii="Segoe UI" w:eastAsia="Times New Roman" w:hAnsi="Segoe UI" w:cs="Segoe UI"/>
-          <w:color w:val="1A1A1A"/>
-          <w:sz w:val="23"/>
-          <w:szCs w:val="23"/>
-          <w:lang w:val="es-ES"/>
-        </w:rPr>
-        <w:lastRenderedPageBreak/>
-        <w:pict w14:anchorId="2A569A64">
+        <w:divId w:val="1022363737"/>
+        <w:rPr>
+          <w:rFonts w:ascii="Segoe UI" w:eastAsia="Times New Roman" w:hAnsi="Segoe UI" w:cs="Segoe UI"/>
+          <w:color w:val="1A1A1A"/>
+          <w:sz w:val="23"/>
+          <w:szCs w:val="23"/>
+          <w:lang w:val="es-ES"/>
+        </w:rPr>
+      </w:pPr>
+      <w:r>
+        <w:rPr>
+          <w:rFonts w:ascii="Segoe UI" w:eastAsia="Times New Roman" w:hAnsi="Segoe UI" w:cs="Segoe UI"/>
+          <w:color w:val="1A1A1A"/>
+          <w:sz w:val="23"/>
+          <w:szCs w:val="23"/>
+          <w:lang w:val="es-ES"/>
+        </w:rPr>
+        <w:pict w14:anchorId="5A96B3C0">
           <v:rect id="_x0000_i1027" style="width:0;height:1.5pt" o:hralign="center" o:hrstd="t" o:hr="t" fillcolor="#a0a0a0" stroked="f"/>
         </w:pict>
       </w:r>
@@ -858,7 +939,7 @@
     <w:p>
       <w:pPr>
         <w:pStyle w:val="Ttulo2"/>
-        <w:divId w:val="778716180"/>
+        <w:divId w:val="1022363737"/>
         <w:rPr>
           <w:rFonts w:ascii="Segoe UI" w:eastAsia="Times New Roman" w:hAnsi="Segoe UI" w:cs="Segoe UI"/>
           <w:lang w:val="es-ES"/>
@@ -880,7 +961,7 @@
         </w:numPr>
         <w:spacing w:before="45" w:after="45"/>
         <w:ind w:left="810"/>
-        <w:divId w:val="778716180"/>
+        <w:divId w:val="1022363737"/>
         <w:rPr>
           <w:rFonts w:ascii="Segoe UI" w:eastAsia="Times New Roman" w:hAnsi="Segoe UI" w:cs="Segoe UI"/>
           <w:color w:val="1A1A1A"/>
@@ -908,17 +989,7 @@
           <w:szCs w:val="23"/>
           <w:lang w:val="es-ES"/>
         </w:rPr>
-        <w:t xml:space="preserve"> </w:t>
-      </w:r>
-      <w:r>
-        <w:rPr>
-          <w:rFonts w:ascii="Segoe UI" w:eastAsia="Times New Roman" w:hAnsi="Segoe UI" w:cs="Segoe UI"/>
-          <w:color w:val="1A1A1A"/>
-          <w:sz w:val="23"/>
-          <w:szCs w:val="23"/>
-          <w:lang w:val="es-ES"/>
-        </w:rPr>
-        <w:t>secciones de la biblioteca (según su rol).</w:t>
+        <w:t xml:space="preserve"> secciones de la biblioteca (según su rol).</w:t>
       </w:r>
     </w:p>
     <w:p>
@@ -929,7 +1000,7 @@
         </w:numPr>
         <w:spacing w:before="45" w:after="45"/>
         <w:ind w:left="810"/>
-        <w:divId w:val="778716180"/>
+        <w:divId w:val="1022363737"/>
         <w:rPr>
           <w:rFonts w:ascii="Segoe UI" w:eastAsia="Times New Roman" w:hAnsi="Segoe UI" w:cs="Segoe UI"/>
           <w:color w:val="1A1A1A"/>
@@ -989,7 +1060,7 @@
         </w:numPr>
         <w:spacing w:before="45" w:after="45"/>
         <w:ind w:left="810"/>
-        <w:divId w:val="778716180"/>
+        <w:divId w:val="1022363737"/>
         <w:rPr>
           <w:rFonts w:ascii="Segoe UI" w:eastAsia="Times New Roman" w:hAnsi="Segoe UI" w:cs="Segoe UI"/>
           <w:color w:val="1A1A1A"/>
@@ -1023,24 +1094,24 @@
     <w:p>
       <w:pPr>
         <w:spacing w:before="360" w:after="360"/>
-        <w:divId w:val="778716180"/>
-        <w:rPr>
-          <w:rFonts w:ascii="Segoe UI" w:eastAsia="Times New Roman" w:hAnsi="Segoe UI" w:cs="Segoe UI"/>
-          <w:color w:val="1A1A1A"/>
-          <w:sz w:val="23"/>
-          <w:szCs w:val="23"/>
-          <w:lang w:val="es-ES"/>
-        </w:rPr>
-      </w:pPr>
-      <w:r>
-        <w:rPr>
-          <w:rFonts w:ascii="Segoe UI" w:eastAsia="Times New Roman" w:hAnsi="Segoe UI" w:cs="Segoe UI"/>
-          <w:color w:val="1A1A1A"/>
-          <w:sz w:val="23"/>
-          <w:szCs w:val="23"/>
-          <w:lang w:val="es-ES"/>
-        </w:rPr>
-        <w:pict w14:anchorId="576DC2C5">
+        <w:divId w:val="1022363737"/>
+        <w:rPr>
+          <w:rFonts w:ascii="Segoe UI" w:eastAsia="Times New Roman" w:hAnsi="Segoe UI" w:cs="Segoe UI"/>
+          <w:color w:val="1A1A1A"/>
+          <w:sz w:val="23"/>
+          <w:szCs w:val="23"/>
+          <w:lang w:val="es-ES"/>
+        </w:rPr>
+      </w:pPr>
+      <w:r>
+        <w:rPr>
+          <w:rFonts w:ascii="Segoe UI" w:eastAsia="Times New Roman" w:hAnsi="Segoe UI" w:cs="Segoe UI"/>
+          <w:color w:val="1A1A1A"/>
+          <w:sz w:val="23"/>
+          <w:szCs w:val="23"/>
+          <w:lang w:val="es-ES"/>
+        </w:rPr>
+        <w:pict w14:anchorId="627AB32D">
           <v:rect id="_x0000_i1028" style="width:0;height:1.5pt" o:hralign="center" o:hrstd="t" o:hr="t" fillcolor="#a0a0a0" stroked="f"/>
         </w:pict>
       </w:r>
@@ -1048,7 +1119,7 @@
     <w:p>
       <w:pPr>
         <w:pStyle w:val="Ttulo2"/>
-        <w:divId w:val="778716180"/>
+        <w:divId w:val="1022363737"/>
         <w:rPr>
           <w:rFonts w:ascii="Segoe UI" w:eastAsia="Times New Roman" w:hAnsi="Segoe UI" w:cs="Segoe UI"/>
           <w:lang w:val="es-ES"/>
@@ -1065,7 +1136,7 @@
     <w:p>
       <w:pPr>
         <w:pStyle w:val="Ttulo3"/>
-        <w:divId w:val="778716180"/>
+        <w:divId w:val="1022363737"/>
         <w:rPr>
           <w:rFonts w:ascii="Segoe UI" w:eastAsia="Times New Roman" w:hAnsi="Segoe UI" w:cs="Segoe UI"/>
           <w:lang w:val="es-ES"/>
@@ -1082,7 +1153,7 @@
     <w:p>
       <w:pPr>
         <w:pStyle w:val="NormalWeb"/>
-        <w:divId w:val="778716180"/>
+        <w:divId w:val="1022363737"/>
         <w:rPr>
           <w:rFonts w:ascii="Segoe UI" w:hAnsi="Segoe UI" w:cs="Segoe UI"/>
           <w:color w:val="1A1A1A"/>
@@ -1110,7 +1181,7 @@
         </w:numPr>
         <w:spacing w:before="45" w:after="45"/>
         <w:ind w:left="810"/>
-        <w:divId w:val="778716180"/>
+        <w:divId w:val="1022363737"/>
         <w:rPr>
           <w:rFonts w:ascii="Segoe UI" w:eastAsia="Times New Roman" w:hAnsi="Segoe UI" w:cs="Segoe UI"/>
           <w:color w:val="1A1A1A"/>
@@ -1149,7 +1220,7 @@
         </w:numPr>
         <w:spacing w:before="45" w:after="45"/>
         <w:ind w:left="810"/>
-        <w:divId w:val="778716180"/>
+        <w:divId w:val="1022363737"/>
         <w:rPr>
           <w:rFonts w:ascii="Segoe UI" w:eastAsia="Times New Roman" w:hAnsi="Segoe UI" w:cs="Segoe UI"/>
           <w:color w:val="1A1A1A"/>
@@ -1177,7 +1248,17 @@
           <w:szCs w:val="23"/>
           <w:lang w:val="es-ES"/>
         </w:rPr>
-        <w:t xml:space="preserve"> disponibles.</w:t>
+        <w:t xml:space="preserve"> </w:t>
+      </w:r>
+      <w:r>
+        <w:rPr>
+          <w:rFonts w:ascii="Segoe UI" w:eastAsia="Times New Roman" w:hAnsi="Segoe UI" w:cs="Segoe UI"/>
+          <w:color w:val="1A1A1A"/>
+          <w:sz w:val="23"/>
+          <w:szCs w:val="23"/>
+          <w:lang w:val="es-ES"/>
+        </w:rPr>
+        <w:t>disponibles.</w:t>
       </w:r>
     </w:p>
     <w:p>
@@ -1188,7 +1269,7 @@
         </w:numPr>
         <w:spacing w:before="45" w:after="45"/>
         <w:ind w:left="810"/>
-        <w:divId w:val="778716180"/>
+        <w:divId w:val="1022363737"/>
         <w:rPr>
           <w:rFonts w:ascii="Segoe UI" w:eastAsia="Times New Roman" w:hAnsi="Segoe UI" w:cs="Segoe UI"/>
           <w:color w:val="1A1A1A"/>
@@ -1248,7 +1329,7 @@
         </w:numPr>
         <w:spacing w:before="45" w:after="45"/>
         <w:ind w:left="810"/>
-        <w:divId w:val="778716180"/>
+        <w:divId w:val="1022363737"/>
         <w:rPr>
           <w:rFonts w:ascii="Segoe UI" w:eastAsia="Times New Roman" w:hAnsi="Segoe UI" w:cs="Segoe UI"/>
           <w:color w:val="1A1A1A"/>
@@ -1282,7 +1363,7 @@
     <w:p>
       <w:pPr>
         <w:pStyle w:val="Ttulo3"/>
-        <w:divId w:val="778716180"/>
+        <w:divId w:val="1022363737"/>
         <w:rPr>
           <w:rFonts w:ascii="Segoe UI" w:eastAsia="Times New Roman" w:hAnsi="Segoe UI" w:cs="Segoe UI"/>
           <w:lang w:val="es-ES"/>
@@ -1299,7 +1380,7 @@
     <w:p>
       <w:pPr>
         <w:pStyle w:val="NormalWeb"/>
-        <w:divId w:val="778716180"/>
+        <w:divId w:val="1022363737"/>
         <w:rPr>
           <w:rFonts w:ascii="Segoe UI" w:hAnsi="Segoe UI" w:cs="Segoe UI"/>
           <w:color w:val="1A1A1A"/>
@@ -1322,7 +1403,7 @@
     <w:p>
       <w:pPr>
         <w:pStyle w:val="Ttulo4"/>
-        <w:divId w:val="778716180"/>
+        <w:divId w:val="1022363737"/>
         <w:rPr>
           <w:rFonts w:ascii="Segoe UI" w:eastAsia="Times New Roman" w:hAnsi="Segoe UI" w:cs="Segoe UI"/>
           <w:lang w:val="es-ES"/>
@@ -1344,7 +1425,7 @@
         </w:numPr>
         <w:spacing w:before="45" w:after="45"/>
         <w:ind w:left="810"/>
-        <w:divId w:val="778716180"/>
+        <w:divId w:val="1022363737"/>
         <w:rPr>
           <w:rFonts w:ascii="Segoe UI" w:eastAsia="Times New Roman" w:hAnsi="Segoe UI" w:cs="Segoe UI"/>
           <w:color w:val="1A1A1A"/>
@@ -1414,7 +1495,7 @@
         </w:numPr>
         <w:spacing w:before="45" w:after="45"/>
         <w:ind w:left="810"/>
-        <w:divId w:val="778716180"/>
+        <w:divId w:val="1022363737"/>
         <w:rPr>
           <w:rFonts w:ascii="Segoe UI" w:eastAsia="Times New Roman" w:hAnsi="Segoe UI" w:cs="Segoe UI"/>
           <w:color w:val="1A1A1A"/>
@@ -1463,7 +1544,7 @@
         </w:numPr>
         <w:spacing w:before="45" w:after="45"/>
         <w:ind w:left="810"/>
-        <w:divId w:val="778716180"/>
+        <w:divId w:val="1022363737"/>
         <w:rPr>
           <w:rFonts w:ascii="Segoe UI" w:eastAsia="Times New Roman" w:hAnsi="Segoe UI" w:cs="Segoe UI"/>
           <w:color w:val="1A1A1A"/>
@@ -1491,7 +1572,7 @@
         </w:numPr>
         <w:spacing w:before="45" w:after="45"/>
         <w:ind w:left="810"/>
-        <w:divId w:val="778716180"/>
+        <w:divId w:val="1022363737"/>
         <w:rPr>
           <w:rFonts w:ascii="Segoe UI" w:eastAsia="Times New Roman" w:hAnsi="Segoe UI" w:cs="Segoe UI"/>
           <w:color w:val="1A1A1A"/>
@@ -1535,24 +1616,25 @@
     <w:p>
       <w:pPr>
         <w:pStyle w:val="Ttulo4"/>
-        <w:divId w:val="778716180"/>
-        <w:rPr>
-          <w:rFonts w:ascii="Segoe UI" w:eastAsia="Times New Roman" w:hAnsi="Segoe UI" w:cs="Segoe UI"/>
-          <w:lang w:val="es-ES"/>
-        </w:rPr>
-      </w:pPr>
-      <w:r>
-        <w:rPr>
-          <w:rFonts w:ascii="Segoe UI" w:eastAsia="Times New Roman" w:hAnsi="Segoe UI" w:cs="Segoe UI"/>
-          <w:lang w:val="es-ES"/>
-        </w:rPr>
+        <w:divId w:val="1022363737"/>
+        <w:rPr>
+          <w:rFonts w:ascii="Segoe UI" w:eastAsia="Times New Roman" w:hAnsi="Segoe UI" w:cs="Segoe UI"/>
+          <w:lang w:val="es-ES"/>
+        </w:rPr>
+      </w:pPr>
+      <w:r>
+        <w:rPr>
+          <w:rFonts w:ascii="Segoe UI" w:eastAsia="Times New Roman" w:hAnsi="Segoe UI" w:cs="Segoe UI"/>
+          <w:lang w:val="es-ES"/>
+        </w:rPr>
+        <w:lastRenderedPageBreak/>
         <w:t>Ver, editar o eliminar</w:t>
       </w:r>
     </w:p>
     <w:p>
       <w:pPr>
         <w:pStyle w:val="NormalWeb"/>
-        <w:divId w:val="778716180"/>
+        <w:divId w:val="1022363737"/>
         <w:rPr>
           <w:rFonts w:ascii="Segoe UI" w:hAnsi="Segoe UI" w:cs="Segoe UI"/>
           <w:color w:val="1A1A1A"/>
@@ -1575,7 +1657,8 @@
     <w:p>
       <w:pPr>
         <w:shd w:val="clear" w:color="auto" w:fill="F2F4F8"/>
-        <w:divId w:val="1650398650"/>
+        <w:spacing w:before="180" w:after="180"/>
+        <w:divId w:val="638850300"/>
         <w:rPr>
           <w:rFonts w:ascii="Segoe UI" w:eastAsia="Times New Roman" w:hAnsi="Segoe UI" w:cs="Segoe UI"/>
           <w:color w:val="333333"/>
@@ -1597,37 +1680,42 @@
     </w:p>
     <w:p>
       <w:pPr>
-        <w:pStyle w:val="Ttulo3"/>
-        <w:divId w:val="778716180"/>
-        <w:rPr>
-          <w:rFonts w:ascii="Segoe UI" w:eastAsia="Times New Roman" w:hAnsi="Segoe UI" w:cs="Segoe UI"/>
-          <w:lang w:val="es-ES"/>
-        </w:rPr>
-      </w:pPr>
-      <w:r>
-        <w:rPr>
-          <w:rFonts w:ascii="Segoe UI" w:eastAsia="Times New Roman" w:hAnsi="Segoe UI" w:cs="Segoe UI"/>
-          <w:lang w:val="es-ES"/>
-        </w:rPr>
-        <w:lastRenderedPageBreak/>
-        <w:t>4.3 Catálogo de libros</w:t>
-      </w:r>
-    </w:p>
-    <w:p>
-      <w:pPr>
         <w:pStyle w:val="Ttulo4"/>
-        <w:divId w:val="778716180"/>
-        <w:rPr>
-          <w:rFonts w:ascii="Segoe UI" w:eastAsia="Times New Roman" w:hAnsi="Segoe UI" w:cs="Segoe UI"/>
-          <w:lang w:val="es-ES"/>
-        </w:rPr>
-      </w:pPr>
-      <w:r>
-        <w:rPr>
-          <w:rFonts w:ascii="Segoe UI" w:eastAsia="Times New Roman" w:hAnsi="Segoe UI" w:cs="Segoe UI"/>
-          <w:lang w:val="es-ES"/>
-        </w:rPr>
-        <w:t>Agregar un libro</w:t>
+        <w:divId w:val="1022363737"/>
+        <w:rPr>
+          <w:rFonts w:ascii="Segoe UI" w:eastAsia="Times New Roman" w:hAnsi="Segoe UI" w:cs="Segoe UI"/>
+          <w:lang w:val="es-ES"/>
+        </w:rPr>
+      </w:pPr>
+      <w:r>
+        <w:rPr>
+          <w:rFonts w:ascii="Segoe UI" w:eastAsia="Times New Roman" w:hAnsi="Segoe UI" w:cs="Segoe UI"/>
+          <w:lang w:val="es-ES"/>
+        </w:rPr>
+        <w:t>Importar socios desde Excel/CSV</w:t>
+      </w:r>
+    </w:p>
+    <w:p>
+      <w:pPr>
+        <w:pStyle w:val="NormalWeb"/>
+        <w:divId w:val="1022363737"/>
+        <w:rPr>
+          <w:rFonts w:ascii="Segoe UI" w:hAnsi="Segoe UI" w:cs="Segoe UI"/>
+          <w:color w:val="1A1A1A"/>
+          <w:sz w:val="23"/>
+          <w:szCs w:val="23"/>
+          <w:lang w:val="es-ES"/>
+        </w:rPr>
+      </w:pPr>
+      <w:r>
+        <w:rPr>
+          <w:rFonts w:ascii="Segoe UI" w:hAnsi="Segoe UI" w:cs="Segoe UI"/>
+          <w:color w:val="1A1A1A"/>
+          <w:sz w:val="23"/>
+          <w:szCs w:val="23"/>
+          <w:lang w:val="es-ES"/>
+        </w:rPr>
+        <w:t>Puede cargar varios socios a la vez desde un archivo:</w:t>
       </w:r>
     </w:p>
     <w:p>
@@ -1638,7 +1726,7 @@
         </w:numPr>
         <w:spacing w:before="45" w:after="45"/>
         <w:ind w:left="810"/>
-        <w:divId w:val="778716180"/>
+        <w:divId w:val="1022363737"/>
         <w:rPr>
           <w:rFonts w:ascii="Segoe UI" w:eastAsia="Times New Roman" w:hAnsi="Segoe UI" w:cs="Segoe UI"/>
           <w:color w:val="1A1A1A"/>
@@ -1666,7 +1754,7 @@
           <w:szCs w:val="23"/>
           <w:lang w:val="es-ES"/>
         </w:rPr>
-        <w:t>Catálogo</w:t>
+        <w:t>Estudiantes de biblioteca</w:t>
       </w:r>
       <w:r>
         <w:rPr>
@@ -1687,7 +1775,7 @@
         </w:numPr>
         <w:spacing w:before="45" w:after="45"/>
         <w:ind w:left="810"/>
-        <w:divId w:val="778716180"/>
+        <w:divId w:val="1022363737"/>
         <w:rPr>
           <w:rFonts w:ascii="Segoe UI" w:eastAsia="Times New Roman" w:hAnsi="Segoe UI" w:cs="Segoe UI"/>
           <w:color w:val="1A1A1A"/>
@@ -1715,7 +1803,7 @@
           <w:szCs w:val="23"/>
           <w:lang w:val="es-ES"/>
         </w:rPr>
-        <w:t>Nuevo libro</w:t>
+        <w:t>Importar Excel/CSV</w:t>
       </w:r>
       <w:r>
         <w:rPr>
@@ -1736,35 +1824,32 @@
         </w:numPr>
         <w:spacing w:before="45" w:after="45"/>
         <w:ind w:left="810"/>
-        <w:divId w:val="778716180"/>
-        <w:rPr>
-          <w:rFonts w:ascii="Segoe UI" w:eastAsia="Times New Roman" w:hAnsi="Segoe UI" w:cs="Segoe UI"/>
-          <w:color w:val="1A1A1A"/>
-          <w:sz w:val="23"/>
-          <w:szCs w:val="23"/>
-          <w:lang w:val="es-ES"/>
-        </w:rPr>
-      </w:pPr>
-      <w:r>
-        <w:rPr>
-          <w:rFonts w:ascii="Segoe UI" w:eastAsia="Times New Roman" w:hAnsi="Segoe UI" w:cs="Segoe UI"/>
-          <w:color w:val="1A1A1A"/>
-          <w:sz w:val="23"/>
-          <w:szCs w:val="23"/>
-          <w:lang w:val="es-ES"/>
-        </w:rPr>
-        <w:t xml:space="preserve">Complete al menos: </w:t>
-      </w:r>
-      <w:r>
-        <w:rPr>
-          <w:rStyle w:val="Fuerte"/>
-          <w:rFonts w:ascii="Segoe UI" w:eastAsia="Times New Roman" w:hAnsi="Segoe UI" w:cs="Segoe UI"/>
-          <w:color w:val="1A1A1A"/>
-          <w:sz w:val="23"/>
-          <w:szCs w:val="23"/>
-          <w:lang w:val="es-ES"/>
-        </w:rPr>
-        <w:t>título</w:t>
+        <w:divId w:val="1022363737"/>
+        <w:rPr>
+          <w:rFonts w:ascii="Segoe UI" w:eastAsia="Times New Roman" w:hAnsi="Segoe UI" w:cs="Segoe UI"/>
+          <w:color w:val="1A1A1A"/>
+          <w:sz w:val="23"/>
+          <w:szCs w:val="23"/>
+          <w:lang w:val="es-ES"/>
+        </w:rPr>
+      </w:pPr>
+      <w:r>
+        <w:rPr>
+          <w:rFonts w:ascii="Segoe UI" w:eastAsia="Times New Roman" w:hAnsi="Segoe UI" w:cs="Segoe UI"/>
+          <w:color w:val="1A1A1A"/>
+          <w:sz w:val="23"/>
+          <w:szCs w:val="23"/>
+          <w:lang w:val="es-ES"/>
+        </w:rPr>
+        <w:t>Elija el archivo (</w:t>
+      </w:r>
+      <w:r>
+        <w:rPr>
+          <w:rStyle w:val="CdigoHTML"/>
+          <w:color w:val="1A1A1A"/>
+          <w:lang w:val="es-ES"/>
+        </w:rPr>
+        <w:t>.xlsx</w:t>
       </w:r>
       <w:r>
         <w:rPr>
@@ -1778,66 +1863,144 @@
       </w:r>
       <w:r>
         <w:rPr>
-          <w:rStyle w:val="Fuerte"/>
-          <w:rFonts w:ascii="Segoe UI" w:eastAsia="Times New Roman" w:hAnsi="Segoe UI" w:cs="Segoe UI"/>
-          <w:color w:val="1A1A1A"/>
-          <w:sz w:val="23"/>
-          <w:szCs w:val="23"/>
-          <w:lang w:val="es-ES"/>
-        </w:rPr>
-        <w:t>autor</w:t>
-      </w:r>
-      <w:r>
-        <w:rPr>
-          <w:rFonts w:ascii="Segoe UI" w:eastAsia="Times New Roman" w:hAnsi="Segoe UI" w:cs="Segoe UI"/>
-          <w:color w:val="1A1A1A"/>
-          <w:sz w:val="23"/>
-          <w:szCs w:val="23"/>
-          <w:lang w:val="es-ES"/>
-        </w:rPr>
-        <w:t xml:space="preserve"> y </w:t>
-      </w:r>
-      <w:r>
-        <w:rPr>
-          <w:rStyle w:val="Fuerte"/>
-          <w:rFonts w:ascii="Segoe UI" w:eastAsia="Times New Roman" w:hAnsi="Segoe UI" w:cs="Segoe UI"/>
-          <w:color w:val="1A1A1A"/>
-          <w:sz w:val="23"/>
-          <w:szCs w:val="23"/>
-          <w:lang w:val="es-ES"/>
-        </w:rPr>
-        <w:t>código</w:t>
-      </w:r>
-      <w:r>
-        <w:rPr>
-          <w:rFonts w:ascii="Segoe UI" w:eastAsia="Times New Roman" w:hAnsi="Segoe UI" w:cs="Segoe UI"/>
-          <w:color w:val="1A1A1A"/>
-          <w:sz w:val="23"/>
-          <w:szCs w:val="23"/>
-          <w:lang w:val="es-ES"/>
-        </w:rPr>
-        <w:t xml:space="preserve">; opcionalmente categoría, editorial, ISBN, estante, sección y </w:t>
-      </w:r>
-      <w:r>
-        <w:rPr>
-          <w:rStyle w:val="Fuerte"/>
-          <w:rFonts w:ascii="Segoe UI" w:eastAsia="Times New Roman" w:hAnsi="Segoe UI" w:cs="Segoe UI"/>
-          <w:color w:val="1A1A1A"/>
-          <w:sz w:val="23"/>
-          <w:szCs w:val="23"/>
-          <w:lang w:val="es-ES"/>
-        </w:rPr>
-        <w:t>número de ejemplares</w:t>
-      </w:r>
-      <w:r>
-        <w:rPr>
-          <w:rFonts w:ascii="Segoe UI" w:eastAsia="Times New Roman" w:hAnsi="Segoe UI" w:cs="Segoe UI"/>
-          <w:color w:val="1A1A1A"/>
-          <w:sz w:val="23"/>
-          <w:szCs w:val="23"/>
-          <w:lang w:val="es-ES"/>
-        </w:rPr>
-        <w:t>.</w:t>
+          <w:rStyle w:val="CdigoHTML"/>
+          <w:color w:val="1A1A1A"/>
+          <w:lang w:val="es-ES"/>
+        </w:rPr>
+        <w:t>.csv</w:t>
+      </w:r>
+      <w:r>
+        <w:rPr>
+          <w:rFonts w:ascii="Segoe UI" w:eastAsia="Times New Roman" w:hAnsi="Segoe UI" w:cs="Segoe UI"/>
+          <w:color w:val="1A1A1A"/>
+          <w:sz w:val="23"/>
+          <w:szCs w:val="23"/>
+          <w:lang w:val="es-ES"/>
+        </w:rPr>
+        <w:t xml:space="preserve"> o </w:t>
+      </w:r>
+      <w:r>
+        <w:rPr>
+          <w:rStyle w:val="CdigoHTML"/>
+          <w:color w:val="1A1A1A"/>
+          <w:lang w:val="es-ES"/>
+        </w:rPr>
+        <w:t>.txt</w:t>
+      </w:r>
+      <w:r>
+        <w:rPr>
+          <w:rFonts w:ascii="Segoe UI" w:eastAsia="Times New Roman" w:hAnsi="Segoe UI" w:cs="Segoe UI"/>
+          <w:color w:val="1A1A1A"/>
+          <w:sz w:val="23"/>
+          <w:szCs w:val="23"/>
+          <w:lang w:val="es-ES"/>
+        </w:rPr>
+        <w:t xml:space="preserve">); cada columna debe tener nombres en español (por ejemplo </w:t>
+      </w:r>
+      <w:r>
+        <w:rPr>
+          <w:rStyle w:val="Fuerte"/>
+          <w:rFonts w:ascii="Segoe UI" w:eastAsia="Times New Roman" w:hAnsi="Segoe UI" w:cs="Segoe UI"/>
+          <w:color w:val="1A1A1A"/>
+          <w:sz w:val="23"/>
+          <w:szCs w:val="23"/>
+          <w:lang w:val="es-ES"/>
+        </w:rPr>
+        <w:t>Nombre</w:t>
+      </w:r>
+      <w:r>
+        <w:rPr>
+          <w:rFonts w:ascii="Segoe UI" w:eastAsia="Times New Roman" w:hAnsi="Segoe UI" w:cs="Segoe UI"/>
+          <w:color w:val="1A1A1A"/>
+          <w:sz w:val="23"/>
+          <w:szCs w:val="23"/>
+          <w:lang w:val="es-ES"/>
+        </w:rPr>
+        <w:t xml:space="preserve">, </w:t>
+      </w:r>
+      <w:r>
+        <w:rPr>
+          <w:rStyle w:val="Fuerte"/>
+          <w:rFonts w:ascii="Segoe UI" w:eastAsia="Times New Roman" w:hAnsi="Segoe UI" w:cs="Segoe UI"/>
+          <w:color w:val="1A1A1A"/>
+          <w:sz w:val="23"/>
+          <w:szCs w:val="23"/>
+          <w:lang w:val="es-ES"/>
+        </w:rPr>
+        <w:t>Cédula</w:t>
+      </w:r>
+      <w:r>
+        <w:rPr>
+          <w:rFonts w:ascii="Segoe UI" w:eastAsia="Times New Roman" w:hAnsi="Segoe UI" w:cs="Segoe UI"/>
+          <w:color w:val="1A1A1A"/>
+          <w:sz w:val="23"/>
+          <w:szCs w:val="23"/>
+          <w:lang w:val="es-ES"/>
+        </w:rPr>
+        <w:t xml:space="preserve">, </w:t>
+      </w:r>
+      <w:r>
+        <w:rPr>
+          <w:rStyle w:val="Fuerte"/>
+          <w:rFonts w:ascii="Segoe UI" w:eastAsia="Times New Roman" w:hAnsi="Segoe UI" w:cs="Segoe UI"/>
+          <w:color w:val="1A1A1A"/>
+          <w:sz w:val="23"/>
+          <w:szCs w:val="23"/>
+          <w:lang w:val="es-ES"/>
+        </w:rPr>
+        <w:t>Sección</w:t>
+      </w:r>
+      <w:r>
+        <w:rPr>
+          <w:rFonts w:ascii="Segoe UI" w:eastAsia="Times New Roman" w:hAnsi="Segoe UI" w:cs="Segoe UI"/>
+          <w:color w:val="1A1A1A"/>
+          <w:sz w:val="23"/>
+          <w:szCs w:val="23"/>
+          <w:lang w:val="es-ES"/>
+        </w:rPr>
+        <w:t xml:space="preserve">, </w:t>
+      </w:r>
+      <w:r>
+        <w:rPr>
+          <w:rStyle w:val="Fuerte"/>
+          <w:rFonts w:ascii="Segoe UI" w:eastAsia="Times New Roman" w:hAnsi="Segoe UI" w:cs="Segoe UI"/>
+          <w:color w:val="1A1A1A"/>
+          <w:sz w:val="23"/>
+          <w:szCs w:val="23"/>
+          <w:lang w:val="es-ES"/>
+        </w:rPr>
+        <w:t>Nivel</w:t>
+      </w:r>
+      <w:r>
+        <w:rPr>
+          <w:rFonts w:ascii="Segoe UI" w:eastAsia="Times New Roman" w:hAnsi="Segoe UI" w:cs="Segoe UI"/>
+          <w:color w:val="1A1A1A"/>
+          <w:sz w:val="23"/>
+          <w:szCs w:val="23"/>
+          <w:lang w:val="es-ES"/>
+        </w:rPr>
+        <w:t xml:space="preserve">, </w:t>
+      </w:r>
+      <w:r>
+        <w:rPr>
+          <w:rStyle w:val="Fuerte"/>
+          <w:rFonts w:ascii="Segoe UI" w:eastAsia="Times New Roman" w:hAnsi="Segoe UI" w:cs="Segoe UI"/>
+          <w:color w:val="1A1A1A"/>
+          <w:sz w:val="23"/>
+          <w:szCs w:val="23"/>
+          <w:lang w:val="es-ES"/>
+        </w:rPr>
+        <w:t>Tipo</w:t>
+      </w:r>
+      <w:r>
+        <w:rPr>
+          <w:rFonts w:ascii="Segoe UI" w:eastAsia="Times New Roman" w:hAnsi="Segoe UI" w:cs="Segoe UI"/>
+          <w:color w:val="1A1A1A"/>
+          <w:sz w:val="23"/>
+          <w:szCs w:val="23"/>
+          <w:lang w:val="es-ES"/>
+        </w:rPr>
+        <w:t>).</w:t>
       </w:r>
     </w:p>
     <w:p>
@@ -1848,7 +2011,98 @@
         </w:numPr>
         <w:spacing w:before="45" w:after="45"/>
         <w:ind w:left="810"/>
-        <w:divId w:val="778716180"/>
+        <w:divId w:val="1022363737"/>
+        <w:rPr>
+          <w:rFonts w:ascii="Segoe UI" w:eastAsia="Times New Roman" w:hAnsi="Segoe UI" w:cs="Segoe UI"/>
+          <w:color w:val="1A1A1A"/>
+          <w:sz w:val="23"/>
+          <w:szCs w:val="23"/>
+          <w:lang w:val="es-ES"/>
+        </w:rPr>
+      </w:pPr>
+      <w:r>
+        <w:rPr>
+          <w:rFonts w:ascii="Segoe UI" w:eastAsia="Times New Roman" w:hAnsi="Segoe UI" w:cs="Segoe UI"/>
+          <w:color w:val="1A1A1A"/>
+          <w:sz w:val="23"/>
+          <w:szCs w:val="23"/>
+          <w:lang w:val="es-ES"/>
+        </w:rPr>
+        <w:t xml:space="preserve">Revise la </w:t>
+      </w:r>
+      <w:r>
+        <w:rPr>
+          <w:rStyle w:val="Fuerte"/>
+          <w:rFonts w:ascii="Segoe UI" w:eastAsia="Times New Roman" w:hAnsi="Segoe UI" w:cs="Segoe UI"/>
+          <w:color w:val="1A1A1A"/>
+          <w:sz w:val="23"/>
+          <w:szCs w:val="23"/>
+          <w:lang w:val="es-ES"/>
+        </w:rPr>
+        <w:t>vista previa</w:t>
+      </w:r>
+      <w:r>
+        <w:rPr>
+          <w:rFonts w:ascii="Segoe UI" w:eastAsia="Times New Roman" w:hAnsi="Segoe UI" w:cs="Segoe UI"/>
+          <w:color w:val="1A1A1A"/>
+          <w:sz w:val="23"/>
+          <w:szCs w:val="23"/>
+          <w:lang w:val="es-ES"/>
+        </w:rPr>
+        <w:t xml:space="preserve">: los registros nuevos se marcan </w:t>
+      </w:r>
+      <w:r>
+        <w:rPr>
+          <w:rStyle w:val="Fuerte"/>
+          <w:rFonts w:ascii="Segoe UI" w:eastAsia="Times New Roman" w:hAnsi="Segoe UI" w:cs="Segoe UI"/>
+          <w:color w:val="1A1A1A"/>
+          <w:sz w:val="23"/>
+          <w:szCs w:val="23"/>
+          <w:lang w:val="es-ES"/>
+        </w:rPr>
+        <w:t>NUEVO</w:t>
+      </w:r>
+      <w:r>
+        <w:rPr>
+          <w:rFonts w:ascii="Segoe UI" w:eastAsia="Times New Roman" w:hAnsi="Segoe UI" w:cs="Segoe UI"/>
+          <w:color w:val="1A1A1A"/>
+          <w:sz w:val="23"/>
+          <w:szCs w:val="23"/>
+          <w:lang w:val="es-ES"/>
+        </w:rPr>
+        <w:t xml:space="preserve"> y los que ya existen por cédula </w:t>
+      </w:r>
+      <w:r>
+        <w:rPr>
+          <w:rStyle w:val="Fuerte"/>
+          <w:rFonts w:ascii="Segoe UI" w:eastAsia="Times New Roman" w:hAnsi="Segoe UI" w:cs="Segoe UI"/>
+          <w:color w:val="1A1A1A"/>
+          <w:sz w:val="23"/>
+          <w:szCs w:val="23"/>
+          <w:lang w:val="es-ES"/>
+        </w:rPr>
+        <w:t>ACTUALIZAR</w:t>
+      </w:r>
+      <w:r>
+        <w:rPr>
+          <w:rFonts w:ascii="Segoe UI" w:eastAsia="Times New Roman" w:hAnsi="Segoe UI" w:cs="Segoe UI"/>
+          <w:color w:val="1A1A1A"/>
+          <w:sz w:val="23"/>
+          <w:szCs w:val="23"/>
+          <w:lang w:val="es-ES"/>
+        </w:rPr>
+        <w:t>.</w:t>
+      </w:r>
+    </w:p>
+    <w:p>
+      <w:pPr>
+        <w:numPr>
+          <w:ilvl w:val="0"/>
+          <w:numId w:val="6"/>
+        </w:numPr>
+        <w:spacing w:before="45" w:after="45"/>
+        <w:ind w:left="810"/>
+        <w:divId w:val="1022363737"/>
         <w:rPr>
           <w:rFonts w:ascii="Segoe UI" w:eastAsia="Times New Roman" w:hAnsi="Segoe UI" w:cs="Segoe UI"/>
           <w:color w:val="1A1A1A"/>
@@ -1876,213 +2130,72 @@
           <w:szCs w:val="23"/>
           <w:lang w:val="es-ES"/>
         </w:rPr>
-        <w:t>Guardar</w:t>
-      </w:r>
-      <w:r>
-        <w:rPr>
-          <w:rFonts w:ascii="Segoe UI" w:eastAsia="Times New Roman" w:hAnsi="Segoe UI" w:cs="Segoe UI"/>
-          <w:color w:val="1A1A1A"/>
-          <w:sz w:val="23"/>
-          <w:szCs w:val="23"/>
-          <w:lang w:val="es-ES"/>
-        </w:rPr>
-        <w:t>.</w:t>
+        <w:t>Importar</w:t>
+      </w:r>
+      <w:r>
+        <w:rPr>
+          <w:rFonts w:ascii="Segoe UI" w:eastAsia="Times New Roman" w:hAnsi="Segoe UI" w:cs="Segoe UI"/>
+          <w:color w:val="1A1A1A"/>
+          <w:sz w:val="23"/>
+          <w:szCs w:val="23"/>
+          <w:lang w:val="es-ES"/>
+        </w:rPr>
+        <w:t xml:space="preserve">. La </w:t>
+      </w:r>
+      <w:r>
+        <w:rPr>
+          <w:rStyle w:val="Fuerte"/>
+          <w:rFonts w:ascii="Segoe UI" w:eastAsia="Times New Roman" w:hAnsi="Segoe UI" w:cs="Segoe UI"/>
+          <w:color w:val="1A1A1A"/>
+          <w:sz w:val="23"/>
+          <w:szCs w:val="23"/>
+          <w:lang w:val="es-ES"/>
+        </w:rPr>
+        <w:t>cédula</w:t>
+      </w:r>
+      <w:r>
+        <w:rPr>
+          <w:rFonts w:ascii="Segoe UI" w:eastAsia="Times New Roman" w:hAnsi="Segoe UI" w:cs="Segoe UI"/>
+          <w:color w:val="1A1A1A"/>
+          <w:sz w:val="23"/>
+          <w:szCs w:val="23"/>
+          <w:lang w:val="es-ES"/>
+        </w:rPr>
+        <w:t xml:space="preserve"> es la clave: si el socio ya existe se actualiza; si no, se crea.</w:t>
+      </w:r>
+    </w:p>
+    <w:p>
+      <w:pPr>
+        <w:pStyle w:val="Ttulo3"/>
+        <w:divId w:val="1022363737"/>
+        <w:rPr>
+          <w:rFonts w:ascii="Segoe UI" w:eastAsia="Times New Roman" w:hAnsi="Segoe UI" w:cs="Segoe UI"/>
+          <w:lang w:val="es-ES"/>
+        </w:rPr>
+      </w:pPr>
+      <w:r>
+        <w:rPr>
+          <w:rFonts w:ascii="Segoe UI" w:eastAsia="Times New Roman" w:hAnsi="Segoe UI" w:cs="Segoe UI"/>
+          <w:lang w:val="es-ES"/>
+        </w:rPr>
+        <w:t>4.3 Catálogo de libros</w:t>
       </w:r>
     </w:p>
     <w:p>
       <w:pPr>
         <w:pStyle w:val="Ttulo4"/>
-        <w:divId w:val="778716180"/>
-        <w:rPr>
-          <w:rFonts w:ascii="Segoe UI" w:eastAsia="Times New Roman" w:hAnsi="Segoe UI" w:cs="Segoe UI"/>
-          <w:lang w:val="es-ES"/>
-        </w:rPr>
-      </w:pPr>
-      <w:r>
-        <w:rPr>
-          <w:rFonts w:ascii="Segoe UI" w:eastAsia="Times New Roman" w:hAnsi="Segoe UI" w:cs="Segoe UI"/>
-          <w:lang w:val="es-ES"/>
-        </w:rPr>
-        <w:t>Buscar libros</w:t>
-      </w:r>
-    </w:p>
-    <w:p>
-      <w:pPr>
-        <w:pStyle w:val="NormalWeb"/>
-        <w:divId w:val="778716180"/>
-        <w:rPr>
-          <w:rFonts w:ascii="Segoe UI" w:hAnsi="Segoe UI" w:cs="Segoe UI"/>
-          <w:color w:val="1A1A1A"/>
-          <w:sz w:val="23"/>
-          <w:szCs w:val="23"/>
-          <w:lang w:val="es-ES"/>
-        </w:rPr>
-      </w:pPr>
-      <w:r>
-        <w:rPr>
-          <w:rFonts w:ascii="Segoe UI" w:hAnsi="Segoe UI" w:cs="Segoe UI"/>
-          <w:color w:val="1A1A1A"/>
-          <w:sz w:val="23"/>
-          <w:szCs w:val="23"/>
-          <w:lang w:val="es-ES"/>
-        </w:rPr>
-        <w:t xml:space="preserve">Use el buscador por </w:t>
-      </w:r>
-      <w:r>
-        <w:rPr>
-          <w:rStyle w:val="Fuerte"/>
-          <w:rFonts w:ascii="Segoe UI" w:hAnsi="Segoe UI" w:cs="Segoe UI"/>
-          <w:color w:val="1A1A1A"/>
-          <w:sz w:val="23"/>
-          <w:szCs w:val="23"/>
-          <w:lang w:val="es-ES"/>
-        </w:rPr>
-        <w:t>título, autor, categoría o código</w:t>
-      </w:r>
-      <w:r>
-        <w:rPr>
-          <w:rFonts w:ascii="Segoe UI" w:hAnsi="Segoe UI" w:cs="Segoe UI"/>
-          <w:color w:val="1A1A1A"/>
-          <w:sz w:val="23"/>
-          <w:szCs w:val="23"/>
-          <w:lang w:val="es-ES"/>
-        </w:rPr>
-        <w:t>; la lista se filtra al momento.</w:t>
-      </w:r>
-    </w:p>
-    <w:p>
-      <w:pPr>
-        <w:pStyle w:val="Ttulo4"/>
-        <w:divId w:val="778716180"/>
-        <w:rPr>
-          <w:rFonts w:ascii="Segoe UI" w:eastAsia="Times New Roman" w:hAnsi="Segoe UI" w:cs="Segoe UI"/>
-          <w:lang w:val="es-ES"/>
-        </w:rPr>
-      </w:pPr>
-      <w:r>
-        <w:rPr>
-          <w:rFonts w:ascii="Segoe UI" w:eastAsia="Times New Roman" w:hAnsi="Segoe UI" w:cs="Segoe UI"/>
-          <w:lang w:val="es-ES"/>
-        </w:rPr>
-        <w:t>Editar o eliminar</w:t>
-      </w:r>
-    </w:p>
-    <w:p>
-      <w:pPr>
-        <w:pStyle w:val="NormalWeb"/>
-        <w:divId w:val="778716180"/>
-        <w:rPr>
-          <w:rFonts w:ascii="Segoe UI" w:hAnsi="Segoe UI" w:cs="Segoe UI"/>
-          <w:color w:val="1A1A1A"/>
-          <w:sz w:val="23"/>
-          <w:szCs w:val="23"/>
-          <w:lang w:val="es-ES"/>
-        </w:rPr>
-      </w:pPr>
-      <w:r>
-        <w:rPr>
-          <w:rFonts w:ascii="Segoe UI" w:hAnsi="Segoe UI" w:cs="Segoe UI"/>
-          <w:color w:val="1A1A1A"/>
-          <w:sz w:val="23"/>
-          <w:szCs w:val="23"/>
-          <w:lang w:val="es-ES"/>
-        </w:rPr>
-        <w:t>Use los botones de cada fila. Eliminar requiere confirmación.</w:t>
-      </w:r>
-    </w:p>
-    <w:p>
-      <w:pPr>
-        <w:pStyle w:val="Ttulo4"/>
-        <w:divId w:val="778716180"/>
-        <w:rPr>
-          <w:rFonts w:ascii="Segoe UI" w:eastAsia="Times New Roman" w:hAnsi="Segoe UI" w:cs="Segoe UI"/>
-          <w:lang w:val="es-ES"/>
-        </w:rPr>
-      </w:pPr>
-      <w:r>
-        <w:rPr>
-          <w:rFonts w:ascii="Segoe UI" w:eastAsia="Times New Roman" w:hAnsi="Segoe UI" w:cs="Segoe UI"/>
-          <w:lang w:val="es-ES"/>
-        </w:rPr>
-        <w:t>Código QR del libro (opcional)</w:t>
-      </w:r>
-    </w:p>
-    <w:p>
-      <w:pPr>
-        <w:pStyle w:val="NormalWeb"/>
-        <w:divId w:val="778716180"/>
-        <w:rPr>
-          <w:rFonts w:ascii="Segoe UI" w:hAnsi="Segoe UI" w:cs="Segoe UI"/>
-          <w:color w:val="1A1A1A"/>
-          <w:sz w:val="23"/>
-          <w:szCs w:val="23"/>
-          <w:lang w:val="es-ES"/>
-        </w:rPr>
-      </w:pPr>
-      <w:r>
-        <w:rPr>
-          <w:rFonts w:ascii="Segoe UI" w:hAnsi="Segoe UI" w:cs="Segoe UI"/>
-          <w:color w:val="1A1A1A"/>
-          <w:sz w:val="23"/>
-          <w:szCs w:val="23"/>
-          <w:lang w:val="es-ES"/>
-        </w:rPr>
-        <w:t xml:space="preserve">Algunos registros permiten generar un </w:t>
-      </w:r>
-      <w:r>
-        <w:rPr>
-          <w:rStyle w:val="Fuerte"/>
-          <w:rFonts w:ascii="Segoe UI" w:hAnsi="Segoe UI" w:cs="Segoe UI"/>
-          <w:color w:val="1A1A1A"/>
-          <w:sz w:val="23"/>
-          <w:szCs w:val="23"/>
-          <w:lang w:val="es-ES"/>
-        </w:rPr>
-        <w:t>QR del ejemplar</w:t>
-      </w:r>
-      <w:r>
-        <w:rPr>
-          <w:rFonts w:ascii="Segoe UI" w:hAnsi="Segoe UI" w:cs="Segoe UI"/>
-          <w:color w:val="1A1A1A"/>
-          <w:sz w:val="23"/>
-          <w:szCs w:val="23"/>
-          <w:lang w:val="es-ES"/>
-        </w:rPr>
-        <w:t xml:space="preserve"> para agilizar el préstamo con escáner.</w:t>
-      </w:r>
-    </w:p>
-    <w:p>
-      <w:pPr>
-        <w:pStyle w:val="Ttulo3"/>
-        <w:divId w:val="778716180"/>
-        <w:rPr>
-          <w:rFonts w:ascii="Segoe UI" w:eastAsia="Times New Roman" w:hAnsi="Segoe UI" w:cs="Segoe UI"/>
-          <w:lang w:val="es-ES"/>
-        </w:rPr>
-      </w:pPr>
-      <w:r>
-        <w:rPr>
-          <w:rFonts w:ascii="Segoe UI" w:eastAsia="Times New Roman" w:hAnsi="Segoe UI" w:cs="Segoe UI"/>
-          <w:lang w:val="es-ES"/>
-        </w:rPr>
-        <w:t>4.4 Préstamos</w:t>
-      </w:r>
-    </w:p>
-    <w:p>
-      <w:pPr>
-        <w:pStyle w:val="Ttulo4"/>
-        <w:divId w:val="778716180"/>
-        <w:rPr>
-          <w:rFonts w:ascii="Segoe UI" w:eastAsia="Times New Roman" w:hAnsi="Segoe UI" w:cs="Segoe UI"/>
-          <w:lang w:val="es-ES"/>
-        </w:rPr>
-      </w:pPr>
-      <w:r>
-        <w:rPr>
-          <w:rFonts w:ascii="Segoe UI" w:eastAsia="Times New Roman" w:hAnsi="Segoe UI" w:cs="Segoe UI"/>
-          <w:lang w:val="es-ES"/>
-        </w:rPr>
-        <w:t>Prestar un libro</w:t>
+        <w:divId w:val="1022363737"/>
+        <w:rPr>
+          <w:rFonts w:ascii="Segoe UI" w:eastAsia="Times New Roman" w:hAnsi="Segoe UI" w:cs="Segoe UI"/>
+          <w:lang w:val="es-ES"/>
+        </w:rPr>
+      </w:pPr>
+      <w:r>
+        <w:rPr>
+          <w:rFonts w:ascii="Segoe UI" w:eastAsia="Times New Roman" w:hAnsi="Segoe UI" w:cs="Segoe UI"/>
+          <w:lang w:val="es-ES"/>
+        </w:rPr>
+        <w:t>Agregar un libro</w:t>
       </w:r>
     </w:p>
     <w:p>
@@ -2093,7 +2206,7 @@
         </w:numPr>
         <w:spacing w:before="45" w:after="45"/>
         <w:ind w:left="810"/>
-        <w:divId w:val="778716180"/>
+        <w:divId w:val="1022363737"/>
         <w:rPr>
           <w:rFonts w:ascii="Segoe UI" w:eastAsia="Times New Roman" w:hAnsi="Segoe UI" w:cs="Segoe UI"/>
           <w:color w:val="1A1A1A"/>
@@ -2121,7 +2234,7 @@
           <w:szCs w:val="23"/>
           <w:lang w:val="es-ES"/>
         </w:rPr>
-        <w:t>Préstamos</w:t>
+        <w:t>Catálogo</w:t>
       </w:r>
       <w:r>
         <w:rPr>
@@ -2142,7 +2255,7 @@
         </w:numPr>
         <w:spacing w:before="45" w:after="45"/>
         <w:ind w:left="810"/>
-        <w:divId w:val="778716180"/>
+        <w:divId w:val="1022363737"/>
         <w:rPr>
           <w:rFonts w:ascii="Segoe UI" w:eastAsia="Times New Roman" w:hAnsi="Segoe UI" w:cs="Segoe UI"/>
           <w:color w:val="1A1A1A"/>
@@ -2170,7 +2283,7 @@
           <w:szCs w:val="23"/>
           <w:lang w:val="es-ES"/>
         </w:rPr>
-        <w:t>Nuevo préstamo</w:t>
+        <w:t>Nuevo libro</w:t>
       </w:r>
       <w:r>
         <w:rPr>
@@ -2191,66 +2304,108 @@
         </w:numPr>
         <w:spacing w:before="45" w:after="45"/>
         <w:ind w:left="810"/>
-        <w:divId w:val="778716180"/>
-        <w:rPr>
-          <w:rFonts w:ascii="Segoe UI" w:eastAsia="Times New Roman" w:hAnsi="Segoe UI" w:cs="Segoe UI"/>
-          <w:color w:val="1A1A1A"/>
-          <w:sz w:val="23"/>
-          <w:szCs w:val="23"/>
-          <w:lang w:val="es-ES"/>
-        </w:rPr>
-      </w:pPr>
-      <w:r>
-        <w:rPr>
-          <w:rFonts w:ascii="Segoe UI" w:eastAsia="Times New Roman" w:hAnsi="Segoe UI" w:cs="Segoe UI"/>
-          <w:color w:val="1A1A1A"/>
-          <w:sz w:val="23"/>
-          <w:szCs w:val="23"/>
-          <w:lang w:val="es-ES"/>
-        </w:rPr>
-        <w:t xml:space="preserve">Seleccione el </w:t>
-      </w:r>
-      <w:r>
-        <w:rPr>
-          <w:rStyle w:val="Fuerte"/>
-          <w:rFonts w:ascii="Segoe UI" w:eastAsia="Times New Roman" w:hAnsi="Segoe UI" w:cs="Segoe UI"/>
-          <w:color w:val="1A1A1A"/>
-          <w:sz w:val="23"/>
-          <w:szCs w:val="23"/>
-          <w:lang w:val="es-ES"/>
-        </w:rPr>
-        <w:t>socio</w:t>
-      </w:r>
-      <w:r>
-        <w:rPr>
-          <w:rFonts w:ascii="Segoe UI" w:eastAsia="Times New Roman" w:hAnsi="Segoe UI" w:cs="Segoe UI"/>
-          <w:color w:val="1A1A1A"/>
-          <w:sz w:val="23"/>
-          <w:szCs w:val="23"/>
-          <w:lang w:val="es-ES"/>
-        </w:rPr>
-        <w:t xml:space="preserve"> y el </w:t>
-      </w:r>
-      <w:r>
-        <w:rPr>
-          <w:rStyle w:val="Fuerte"/>
-          <w:rFonts w:ascii="Segoe UI" w:eastAsia="Times New Roman" w:hAnsi="Segoe UI" w:cs="Segoe UI"/>
-          <w:color w:val="1A1A1A"/>
-          <w:sz w:val="23"/>
-          <w:szCs w:val="23"/>
-          <w:lang w:val="es-ES"/>
-        </w:rPr>
-        <w:t>libro</w:t>
-      </w:r>
-      <w:r>
-        <w:rPr>
-          <w:rFonts w:ascii="Segoe UI" w:eastAsia="Times New Roman" w:hAnsi="Segoe UI" w:cs="Segoe UI"/>
-          <w:color w:val="1A1A1A"/>
-          <w:sz w:val="23"/>
-          <w:szCs w:val="23"/>
-          <w:lang w:val="es-ES"/>
-        </w:rPr>
-        <w:t xml:space="preserve"> (o escanee el QR del ejemplar).</w:t>
+        <w:divId w:val="1022363737"/>
+        <w:rPr>
+          <w:rFonts w:ascii="Segoe UI" w:eastAsia="Times New Roman" w:hAnsi="Segoe UI" w:cs="Segoe UI"/>
+          <w:color w:val="1A1A1A"/>
+          <w:sz w:val="23"/>
+          <w:szCs w:val="23"/>
+          <w:lang w:val="es-ES"/>
+        </w:rPr>
+      </w:pPr>
+      <w:r>
+        <w:rPr>
+          <w:rFonts w:ascii="Segoe UI" w:eastAsia="Times New Roman" w:hAnsi="Segoe UI" w:cs="Segoe UI"/>
+          <w:color w:val="1A1A1A"/>
+          <w:sz w:val="23"/>
+          <w:szCs w:val="23"/>
+          <w:lang w:val="es-ES"/>
+        </w:rPr>
+        <w:t xml:space="preserve">Complete al menos: </w:t>
+      </w:r>
+      <w:r>
+        <w:rPr>
+          <w:rStyle w:val="Fuerte"/>
+          <w:rFonts w:ascii="Segoe UI" w:eastAsia="Times New Roman" w:hAnsi="Segoe UI" w:cs="Segoe UI"/>
+          <w:color w:val="1A1A1A"/>
+          <w:sz w:val="23"/>
+          <w:szCs w:val="23"/>
+          <w:lang w:val="es-ES"/>
+        </w:rPr>
+        <w:t>título</w:t>
+      </w:r>
+      <w:r>
+        <w:rPr>
+          <w:rFonts w:ascii="Segoe UI" w:eastAsia="Times New Roman" w:hAnsi="Segoe UI" w:cs="Segoe UI"/>
+          <w:color w:val="1A1A1A"/>
+          <w:sz w:val="23"/>
+          <w:szCs w:val="23"/>
+          <w:lang w:val="es-ES"/>
+        </w:rPr>
+        <w:t xml:space="preserve">, </w:t>
+      </w:r>
+      <w:r>
+        <w:rPr>
+          <w:rStyle w:val="Fuerte"/>
+          <w:rFonts w:ascii="Segoe UI" w:eastAsia="Times New Roman" w:hAnsi="Segoe UI" w:cs="Segoe UI"/>
+          <w:color w:val="1A1A1A"/>
+          <w:sz w:val="23"/>
+          <w:szCs w:val="23"/>
+          <w:lang w:val="es-ES"/>
+        </w:rPr>
+        <w:t>autor</w:t>
+      </w:r>
+      <w:r>
+        <w:rPr>
+          <w:rFonts w:ascii="Segoe UI" w:eastAsia="Times New Roman" w:hAnsi="Segoe UI" w:cs="Segoe UI"/>
+          <w:color w:val="1A1A1A"/>
+          <w:sz w:val="23"/>
+          <w:szCs w:val="23"/>
+          <w:lang w:val="es-ES"/>
+        </w:rPr>
+        <w:t xml:space="preserve"> y </w:t>
+      </w:r>
+      <w:r>
+        <w:rPr>
+          <w:rStyle w:val="Fuerte"/>
+          <w:rFonts w:ascii="Segoe UI" w:eastAsia="Times New Roman" w:hAnsi="Segoe UI" w:cs="Segoe UI"/>
+          <w:color w:val="1A1A1A"/>
+          <w:sz w:val="23"/>
+          <w:szCs w:val="23"/>
+          <w:lang w:val="es-ES"/>
+        </w:rPr>
+        <w:t>código</w:t>
+      </w:r>
+      <w:r>
+        <w:rPr>
+          <w:rFonts w:ascii="Segoe UI" w:eastAsia="Times New Roman" w:hAnsi="Segoe UI" w:cs="Segoe UI"/>
+          <w:color w:val="1A1A1A"/>
+          <w:sz w:val="23"/>
+          <w:szCs w:val="23"/>
+          <w:lang w:val="es-ES"/>
+        </w:rPr>
+        <w:t xml:space="preserve">; opcionalmente categoría, editorial, ISBN, estante, sección y </w:t>
+      </w:r>
+      <w:r>
+        <w:rPr>
+          <w:rStyle w:val="Fuerte"/>
+          <w:rFonts w:ascii="Segoe UI" w:eastAsia="Times New Roman" w:hAnsi="Segoe UI" w:cs="Segoe UI"/>
+          <w:color w:val="1A1A1A"/>
+          <w:sz w:val="23"/>
+          <w:szCs w:val="23"/>
+          <w:lang w:val="es-ES"/>
+        </w:rPr>
+        <w:t>número de ejemplares</w:t>
+      </w:r>
+      <w:r>
+        <w:rPr>
+          <w:rFonts w:ascii="Segoe UI" w:eastAsia="Times New Roman" w:hAnsi="Segoe UI" w:cs="Segoe UI"/>
+          <w:color w:val="1A1A1A"/>
+          <w:sz w:val="23"/>
+          <w:szCs w:val="23"/>
+          <w:lang w:val="es-ES"/>
+        </w:rPr>
+        <w:t>.</w:t>
       </w:r>
     </w:p>
     <w:p>
@@ -2261,56 +2416,7 @@
         </w:numPr>
         <w:spacing w:before="45" w:after="45"/>
         <w:ind w:left="810"/>
-        <w:divId w:val="778716180"/>
-        <w:rPr>
-          <w:rFonts w:ascii="Segoe UI" w:eastAsia="Times New Roman" w:hAnsi="Segoe UI" w:cs="Segoe UI"/>
-          <w:color w:val="1A1A1A"/>
-          <w:sz w:val="23"/>
-          <w:szCs w:val="23"/>
-          <w:lang w:val="es-ES"/>
-        </w:rPr>
-      </w:pPr>
-      <w:r>
-        <w:rPr>
-          <w:rFonts w:ascii="Segoe UI" w:eastAsia="Times New Roman" w:hAnsi="Segoe UI" w:cs="Segoe UI"/>
-          <w:color w:val="1A1A1A"/>
-          <w:sz w:val="23"/>
-          <w:szCs w:val="23"/>
-          <w:lang w:val="es-ES"/>
-        </w:rPr>
-        <w:t xml:space="preserve">El sistema calcula la </w:t>
-      </w:r>
-      <w:r>
-        <w:rPr>
-          <w:rStyle w:val="Fuerte"/>
-          <w:rFonts w:ascii="Segoe UI" w:eastAsia="Times New Roman" w:hAnsi="Segoe UI" w:cs="Segoe UI"/>
-          <w:color w:val="1A1A1A"/>
-          <w:sz w:val="23"/>
-          <w:szCs w:val="23"/>
-          <w:lang w:val="es-ES"/>
-        </w:rPr>
-        <w:t>fecha de vencimiento</w:t>
-      </w:r>
-      <w:r>
-        <w:rPr>
-          <w:rFonts w:ascii="Segoe UI" w:eastAsia="Times New Roman" w:hAnsi="Segoe UI" w:cs="Segoe UI"/>
-          <w:color w:val="1A1A1A"/>
-          <w:sz w:val="23"/>
-          <w:szCs w:val="23"/>
-          <w:lang w:val="es-ES"/>
-        </w:rPr>
-        <w:t xml:space="preserve"> automáticamente.</w:t>
-      </w:r>
-    </w:p>
-    <w:p>
-      <w:pPr>
-        <w:numPr>
-          <w:ilvl w:val="0"/>
-          <w:numId w:val="7"/>
-        </w:numPr>
-        <w:spacing w:before="45" w:after="45"/>
-        <w:ind w:left="810"/>
-        <w:divId w:val="778716180"/>
+        <w:divId w:val="1022363737"/>
         <w:rPr>
           <w:rFonts w:ascii="Segoe UI" w:eastAsia="Times New Roman" w:hAnsi="Segoe UI" w:cs="Segoe UI"/>
           <w:color w:val="1A1A1A"/>
@@ -2353,84 +2459,103 @@
     </w:p>
     <w:p>
       <w:pPr>
+        <w:pStyle w:val="Ttulo4"/>
+        <w:divId w:val="1022363737"/>
+        <w:rPr>
+          <w:rFonts w:ascii="Segoe UI" w:eastAsia="Times New Roman" w:hAnsi="Segoe UI" w:cs="Segoe UI"/>
+          <w:lang w:val="es-ES"/>
+        </w:rPr>
+      </w:pPr>
+      <w:r>
+        <w:rPr>
+          <w:rFonts w:ascii="Segoe UI" w:eastAsia="Times New Roman" w:hAnsi="Segoe UI" w:cs="Segoe UI"/>
+          <w:lang w:val="es-ES"/>
+        </w:rPr>
+        <w:t>Buscar libros</w:t>
+      </w:r>
+    </w:p>
+    <w:p>
+      <w:pPr>
         <w:pStyle w:val="NormalWeb"/>
-        <w:divId w:val="778716180"/>
-        <w:rPr>
-          <w:rFonts w:ascii="Segoe UI" w:hAnsi="Segoe UI" w:cs="Segoe UI"/>
-          <w:color w:val="1A1A1A"/>
-          <w:sz w:val="23"/>
-          <w:szCs w:val="23"/>
-          <w:lang w:val="es-ES"/>
-        </w:rPr>
-      </w:pPr>
-      <w:r>
-        <w:rPr>
-          <w:rFonts w:ascii="Segoe UI" w:hAnsi="Segoe UI" w:cs="Segoe UI"/>
-          <w:color w:val="1A1A1A"/>
-          <w:sz w:val="23"/>
-          <w:szCs w:val="23"/>
-          <w:lang w:val="es-ES"/>
-        </w:rPr>
-        <w:t xml:space="preserve">El libro pasa a </w:t>
-      </w:r>
-      <w:r>
-        <w:rPr>
-          <w:rStyle w:val="Fuerte"/>
-          <w:rFonts w:ascii="Segoe UI" w:hAnsi="Segoe UI" w:cs="Segoe UI"/>
-          <w:color w:val="1A1A1A"/>
-          <w:sz w:val="23"/>
-          <w:szCs w:val="23"/>
-          <w:lang w:val="es-ES"/>
-        </w:rPr>
-        <w:t>prestado</w:t>
-      </w:r>
-      <w:r>
-        <w:rPr>
-          <w:rFonts w:ascii="Segoe UI" w:hAnsi="Segoe UI" w:cs="Segoe UI"/>
-          <w:color w:val="1A1A1A"/>
-          <w:sz w:val="23"/>
-          <w:szCs w:val="23"/>
-          <w:lang w:val="es-ES"/>
-        </w:rPr>
-        <w:t xml:space="preserve">, disminuye la disponibilidad y aparece en </w:t>
-      </w:r>
-      <w:r>
-        <w:rPr>
-          <w:rStyle w:val="nfasis"/>
-          <w:rFonts w:ascii="Segoe UI" w:hAnsi="Segoe UI" w:cs="Segoe UI"/>
-          <w:color w:val="1A1A1A"/>
-          <w:sz w:val="23"/>
-          <w:szCs w:val="23"/>
-          <w:lang w:val="es-ES"/>
-        </w:rPr>
-        <w:t>Mis préstamos</w:t>
-      </w:r>
-      <w:r>
-        <w:rPr>
-          <w:rFonts w:ascii="Segoe UI" w:hAnsi="Segoe UI" w:cs="Segoe UI"/>
-          <w:color w:val="1A1A1A"/>
-          <w:sz w:val="23"/>
-          <w:szCs w:val="23"/>
-          <w:lang w:val="es-ES"/>
-        </w:rPr>
-        <w:t xml:space="preserve"> del estudiante en su portal.</w:t>
+        <w:divId w:val="1022363737"/>
+        <w:rPr>
+          <w:rFonts w:ascii="Segoe UI" w:hAnsi="Segoe UI" w:cs="Segoe UI"/>
+          <w:color w:val="1A1A1A"/>
+          <w:sz w:val="23"/>
+          <w:szCs w:val="23"/>
+          <w:lang w:val="es-ES"/>
+        </w:rPr>
+      </w:pPr>
+      <w:r>
+        <w:rPr>
+          <w:rFonts w:ascii="Segoe UI" w:hAnsi="Segoe UI" w:cs="Segoe UI"/>
+          <w:color w:val="1A1A1A"/>
+          <w:sz w:val="23"/>
+          <w:szCs w:val="23"/>
+          <w:lang w:val="es-ES"/>
+        </w:rPr>
+        <w:t xml:space="preserve">Use el buscador por </w:t>
+      </w:r>
+      <w:r>
+        <w:rPr>
+          <w:rStyle w:val="Fuerte"/>
+          <w:rFonts w:ascii="Segoe UI" w:hAnsi="Segoe UI" w:cs="Segoe UI"/>
+          <w:color w:val="1A1A1A"/>
+          <w:sz w:val="23"/>
+          <w:szCs w:val="23"/>
+          <w:lang w:val="es-ES"/>
+        </w:rPr>
+        <w:t>título, autor, categoría o código</w:t>
+      </w:r>
+      <w:r>
+        <w:rPr>
+          <w:rFonts w:ascii="Segoe UI" w:hAnsi="Segoe UI" w:cs="Segoe UI"/>
+          <w:color w:val="1A1A1A"/>
+          <w:sz w:val="23"/>
+          <w:szCs w:val="23"/>
+          <w:lang w:val="es-ES"/>
+        </w:rPr>
+        <w:t>; la lista se filtra al momento.</w:t>
       </w:r>
     </w:p>
     <w:p>
       <w:pPr>
         <w:pStyle w:val="Ttulo4"/>
-        <w:divId w:val="778716180"/>
-        <w:rPr>
-          <w:rFonts w:ascii="Segoe UI" w:eastAsia="Times New Roman" w:hAnsi="Segoe UI" w:cs="Segoe UI"/>
-          <w:lang w:val="es-ES"/>
-        </w:rPr>
-      </w:pPr>
-      <w:r>
-        <w:rPr>
-          <w:rFonts w:ascii="Segoe UI" w:eastAsia="Times New Roman" w:hAnsi="Segoe UI" w:cs="Segoe UI"/>
-          <w:lang w:val="es-ES"/>
-        </w:rPr>
-        <w:t>Devolver un libro</w:t>
+        <w:divId w:val="1022363737"/>
+        <w:rPr>
+          <w:rFonts w:ascii="Segoe UI" w:eastAsia="Times New Roman" w:hAnsi="Segoe UI" w:cs="Segoe UI"/>
+          <w:lang w:val="es-ES"/>
+        </w:rPr>
+      </w:pPr>
+      <w:r>
+        <w:rPr>
+          <w:rFonts w:ascii="Segoe UI" w:eastAsia="Times New Roman" w:hAnsi="Segoe UI" w:cs="Segoe UI"/>
+          <w:lang w:val="es-ES"/>
+        </w:rPr>
+        <w:t>Importar libros desde Excel/CSV</w:t>
+      </w:r>
+    </w:p>
+    <w:p>
+      <w:pPr>
+        <w:pStyle w:val="NormalWeb"/>
+        <w:divId w:val="1022363737"/>
+        <w:rPr>
+          <w:rFonts w:ascii="Segoe UI" w:hAnsi="Segoe UI" w:cs="Segoe UI"/>
+          <w:color w:val="1A1A1A"/>
+          <w:sz w:val="23"/>
+          <w:szCs w:val="23"/>
+          <w:lang w:val="es-ES"/>
+        </w:rPr>
+      </w:pPr>
+      <w:r>
+        <w:rPr>
+          <w:rFonts w:ascii="Segoe UI" w:hAnsi="Segoe UI" w:cs="Segoe UI"/>
+          <w:color w:val="1A1A1A"/>
+          <w:sz w:val="23"/>
+          <w:szCs w:val="23"/>
+          <w:lang w:val="es-ES"/>
+        </w:rPr>
+        <w:t>Para cargar todo el catálogo a la vez:</w:t>
       </w:r>
     </w:p>
     <w:p>
@@ -2441,45 +2566,45 @@
         </w:numPr>
         <w:spacing w:before="45" w:after="45"/>
         <w:ind w:left="810"/>
-        <w:divId w:val="778716180"/>
-        <w:rPr>
-          <w:rFonts w:ascii="Segoe UI" w:eastAsia="Times New Roman" w:hAnsi="Segoe UI" w:cs="Segoe UI"/>
-          <w:color w:val="1A1A1A"/>
-          <w:sz w:val="23"/>
-          <w:szCs w:val="23"/>
-          <w:lang w:val="es-ES"/>
-        </w:rPr>
-      </w:pPr>
-      <w:r>
-        <w:rPr>
-          <w:rFonts w:ascii="Segoe UI" w:eastAsia="Times New Roman" w:hAnsi="Segoe UI" w:cs="Segoe UI"/>
-          <w:color w:val="1A1A1A"/>
-          <w:sz w:val="23"/>
-          <w:szCs w:val="23"/>
-          <w:lang w:val="es-ES"/>
-        </w:rPr>
-        <w:t xml:space="preserve">En </w:t>
-      </w:r>
-      <w:r>
-        <w:rPr>
-          <w:rStyle w:val="Fuerte"/>
-          <w:rFonts w:ascii="Segoe UI" w:eastAsia="Times New Roman" w:hAnsi="Segoe UI" w:cs="Segoe UI"/>
-          <w:color w:val="1A1A1A"/>
-          <w:sz w:val="23"/>
-          <w:szCs w:val="23"/>
-          <w:lang w:val="es-ES"/>
-        </w:rPr>
-        <w:t>Préstamos</w:t>
-      </w:r>
-      <w:r>
-        <w:rPr>
-          <w:rFonts w:ascii="Segoe UI" w:eastAsia="Times New Roman" w:hAnsi="Segoe UI" w:cs="Segoe UI"/>
-          <w:color w:val="1A1A1A"/>
-          <w:sz w:val="23"/>
-          <w:szCs w:val="23"/>
-          <w:lang w:val="es-ES"/>
-        </w:rPr>
-        <w:t>, localice el préstamo activo.</w:t>
+        <w:divId w:val="1022363737"/>
+        <w:rPr>
+          <w:rFonts w:ascii="Segoe UI" w:eastAsia="Times New Roman" w:hAnsi="Segoe UI" w:cs="Segoe UI"/>
+          <w:color w:val="1A1A1A"/>
+          <w:sz w:val="23"/>
+          <w:szCs w:val="23"/>
+          <w:lang w:val="es-ES"/>
+        </w:rPr>
+      </w:pPr>
+      <w:r>
+        <w:rPr>
+          <w:rFonts w:ascii="Segoe UI" w:eastAsia="Times New Roman" w:hAnsi="Segoe UI" w:cs="Segoe UI"/>
+          <w:color w:val="1A1A1A"/>
+          <w:sz w:val="23"/>
+          <w:szCs w:val="23"/>
+          <w:lang w:val="es-ES"/>
+        </w:rPr>
+        <w:t xml:space="preserve">Pulse </w:t>
+      </w:r>
+      <w:r>
+        <w:rPr>
+          <w:rStyle w:val="Fuerte"/>
+          <w:rFonts w:ascii="Segoe UI" w:eastAsia="Times New Roman" w:hAnsi="Segoe UI" w:cs="Segoe UI"/>
+          <w:color w:val="1A1A1A"/>
+          <w:sz w:val="23"/>
+          <w:szCs w:val="23"/>
+          <w:lang w:val="es-ES"/>
+        </w:rPr>
+        <w:t>Catálogo</w:t>
+      </w:r>
+      <w:r>
+        <w:rPr>
+          <w:rFonts w:ascii="Segoe UI" w:eastAsia="Times New Roman" w:hAnsi="Segoe UI" w:cs="Segoe UI"/>
+          <w:color w:val="1A1A1A"/>
+          <w:sz w:val="23"/>
+          <w:szCs w:val="23"/>
+          <w:lang w:val="es-ES"/>
+        </w:rPr>
+        <w:t>.</w:t>
       </w:r>
     </w:p>
     <w:p>
@@ -2490,7 +2615,7 @@
         </w:numPr>
         <w:spacing w:before="45" w:after="45"/>
         <w:ind w:left="810"/>
-        <w:divId w:val="778716180"/>
+        <w:divId w:val="1022363737"/>
         <w:rPr>
           <w:rFonts w:ascii="Segoe UI" w:eastAsia="Times New Roman" w:hAnsi="Segoe UI" w:cs="Segoe UI"/>
           <w:color w:val="1A1A1A"/>
@@ -2518,38 +2643,17 @@
           <w:szCs w:val="23"/>
           <w:lang w:val="es-ES"/>
         </w:rPr>
-        <w:t>Devolver</w:t>
-      </w:r>
-      <w:r>
-        <w:rPr>
-          <w:rFonts w:ascii="Segoe UI" w:eastAsia="Times New Roman" w:hAnsi="Segoe UI" w:cs="Segoe UI"/>
-          <w:color w:val="1A1A1A"/>
-          <w:sz w:val="23"/>
-          <w:szCs w:val="23"/>
-          <w:lang w:val="es-ES"/>
-        </w:rPr>
-        <w:t xml:space="preserve"> (o </w:t>
-      </w:r>
-      <w:r>
-        <w:rPr>
-          <w:rStyle w:val="Fuerte"/>
-          <w:rFonts w:ascii="Segoe UI" w:eastAsia="Times New Roman" w:hAnsi="Segoe UI" w:cs="Segoe UI"/>
-          <w:color w:val="1A1A1A"/>
-          <w:sz w:val="23"/>
-          <w:szCs w:val="23"/>
-          <w:lang w:val="es-ES"/>
-        </w:rPr>
-        <w:t>Devolver ejemplar</w:t>
-      </w:r>
-      <w:r>
-        <w:rPr>
-          <w:rFonts w:ascii="Segoe UI" w:eastAsia="Times New Roman" w:hAnsi="Segoe UI" w:cs="Segoe UI"/>
-          <w:color w:val="1A1A1A"/>
-          <w:sz w:val="23"/>
-          <w:szCs w:val="23"/>
-          <w:lang w:val="es-ES"/>
-        </w:rPr>
-        <w:t xml:space="preserve"> si se prestó por ejemplar).</w:t>
+        <w:t>Importar Excel/CSV</w:t>
+      </w:r>
+      <w:r>
+        <w:rPr>
+          <w:rFonts w:ascii="Segoe UI" w:eastAsia="Times New Roman" w:hAnsi="Segoe UI" w:cs="Segoe UI"/>
+          <w:color w:val="1A1A1A"/>
+          <w:sz w:val="23"/>
+          <w:szCs w:val="23"/>
+          <w:lang w:val="es-ES"/>
+        </w:rPr>
+        <w:t>.</w:t>
       </w:r>
     </w:p>
     <w:p>
@@ -2560,85 +2664,728 @@
         </w:numPr>
         <w:spacing w:before="45" w:after="45"/>
         <w:ind w:left="810"/>
-        <w:divId w:val="778716180"/>
-        <w:rPr>
-          <w:rFonts w:ascii="Segoe UI" w:eastAsia="Times New Roman" w:hAnsi="Segoe UI" w:cs="Segoe UI"/>
-          <w:color w:val="1A1A1A"/>
-          <w:sz w:val="23"/>
-          <w:szCs w:val="23"/>
-          <w:lang w:val="es-ES"/>
-        </w:rPr>
-      </w:pPr>
-      <w:r>
-        <w:rPr>
-          <w:rFonts w:ascii="Segoe UI" w:eastAsia="Times New Roman" w:hAnsi="Segoe UI" w:cs="Segoe UI"/>
-          <w:color w:val="1A1A1A"/>
-          <w:sz w:val="23"/>
-          <w:szCs w:val="23"/>
-          <w:lang w:val="es-ES"/>
-        </w:rPr>
-        <w:t>Confirme. El libro vuelve a estar disponible y el préstamo pasa al historial.</w:t>
+        <w:divId w:val="1022363737"/>
+        <w:rPr>
+          <w:rFonts w:ascii="Segoe UI" w:eastAsia="Times New Roman" w:hAnsi="Segoe UI" w:cs="Segoe UI"/>
+          <w:color w:val="1A1A1A"/>
+          <w:sz w:val="23"/>
+          <w:szCs w:val="23"/>
+          <w:lang w:val="es-ES"/>
+        </w:rPr>
+      </w:pPr>
+      <w:r>
+        <w:rPr>
+          <w:rFonts w:ascii="Segoe UI" w:eastAsia="Times New Roman" w:hAnsi="Segoe UI" w:cs="Segoe UI"/>
+          <w:color w:val="1A1A1A"/>
+          <w:sz w:val="23"/>
+          <w:szCs w:val="23"/>
+          <w:lang w:val="es-ES"/>
+        </w:rPr>
+        <w:t>Elija el archivo (</w:t>
+      </w:r>
+      <w:r>
+        <w:rPr>
+          <w:rStyle w:val="CdigoHTML"/>
+          <w:color w:val="1A1A1A"/>
+          <w:lang w:val="es-ES"/>
+        </w:rPr>
+        <w:t>.xlsx</w:t>
+      </w:r>
+      <w:r>
+        <w:rPr>
+          <w:rFonts w:ascii="Segoe UI" w:eastAsia="Times New Roman" w:hAnsi="Segoe UI" w:cs="Segoe UI"/>
+          <w:color w:val="1A1A1A"/>
+          <w:sz w:val="23"/>
+          <w:szCs w:val="23"/>
+          <w:lang w:val="es-ES"/>
+        </w:rPr>
+        <w:t xml:space="preserve">, </w:t>
+      </w:r>
+      <w:r>
+        <w:rPr>
+          <w:rStyle w:val="CdigoHTML"/>
+          <w:color w:val="1A1A1A"/>
+          <w:lang w:val="es-ES"/>
+        </w:rPr>
+        <w:t>.csv</w:t>
+      </w:r>
+      <w:r>
+        <w:rPr>
+          <w:rFonts w:ascii="Segoe UI" w:eastAsia="Times New Roman" w:hAnsi="Segoe UI" w:cs="Segoe UI"/>
+          <w:color w:val="1A1A1A"/>
+          <w:sz w:val="23"/>
+          <w:szCs w:val="23"/>
+          <w:lang w:val="es-ES"/>
+        </w:rPr>
+        <w:t xml:space="preserve"> o </w:t>
+      </w:r>
+      <w:r>
+        <w:rPr>
+          <w:rStyle w:val="CdigoHTML"/>
+          <w:color w:val="1A1A1A"/>
+          <w:lang w:val="es-ES"/>
+        </w:rPr>
+        <w:t>.txt</w:t>
+      </w:r>
+      <w:r>
+        <w:rPr>
+          <w:rFonts w:ascii="Segoe UI" w:eastAsia="Times New Roman" w:hAnsi="Segoe UI" w:cs="Segoe UI"/>
+          <w:color w:val="1A1A1A"/>
+          <w:sz w:val="23"/>
+          <w:szCs w:val="23"/>
+          <w:lang w:val="es-ES"/>
+        </w:rPr>
+        <w:t xml:space="preserve">); cada columna debe tener nombres en español (por ejemplo </w:t>
+      </w:r>
+      <w:r>
+        <w:rPr>
+          <w:rStyle w:val="Fuerte"/>
+          <w:rFonts w:ascii="Segoe UI" w:eastAsia="Times New Roman" w:hAnsi="Segoe UI" w:cs="Segoe UI"/>
+          <w:color w:val="1A1A1A"/>
+          <w:sz w:val="23"/>
+          <w:szCs w:val="23"/>
+          <w:lang w:val="es-ES"/>
+        </w:rPr>
+        <w:t>Título</w:t>
+      </w:r>
+      <w:r>
+        <w:rPr>
+          <w:rFonts w:ascii="Segoe UI" w:eastAsia="Times New Roman" w:hAnsi="Segoe UI" w:cs="Segoe UI"/>
+          <w:color w:val="1A1A1A"/>
+          <w:sz w:val="23"/>
+          <w:szCs w:val="23"/>
+          <w:lang w:val="es-ES"/>
+        </w:rPr>
+        <w:t xml:space="preserve">, </w:t>
+      </w:r>
+      <w:r>
+        <w:rPr>
+          <w:rStyle w:val="Fuerte"/>
+          <w:rFonts w:ascii="Segoe UI" w:eastAsia="Times New Roman" w:hAnsi="Segoe UI" w:cs="Segoe UI"/>
+          <w:color w:val="1A1A1A"/>
+          <w:sz w:val="23"/>
+          <w:szCs w:val="23"/>
+          <w:lang w:val="es-ES"/>
+        </w:rPr>
+        <w:t>Autor</w:t>
+      </w:r>
+      <w:r>
+        <w:rPr>
+          <w:rFonts w:ascii="Segoe UI" w:eastAsia="Times New Roman" w:hAnsi="Segoe UI" w:cs="Segoe UI"/>
+          <w:color w:val="1A1A1A"/>
+          <w:sz w:val="23"/>
+          <w:szCs w:val="23"/>
+          <w:lang w:val="es-ES"/>
+        </w:rPr>
+        <w:t xml:space="preserve">, </w:t>
+      </w:r>
+      <w:r>
+        <w:rPr>
+          <w:rStyle w:val="Fuerte"/>
+          <w:rFonts w:ascii="Segoe UI" w:eastAsia="Times New Roman" w:hAnsi="Segoe UI" w:cs="Segoe UI"/>
+          <w:color w:val="1A1A1A"/>
+          <w:sz w:val="23"/>
+          <w:szCs w:val="23"/>
+          <w:lang w:val="es-ES"/>
+        </w:rPr>
+        <w:t>Código</w:t>
+      </w:r>
+      <w:r>
+        <w:rPr>
+          <w:rFonts w:ascii="Segoe UI" w:eastAsia="Times New Roman" w:hAnsi="Segoe UI" w:cs="Segoe UI"/>
+          <w:color w:val="1A1A1A"/>
+          <w:sz w:val="23"/>
+          <w:szCs w:val="23"/>
+          <w:lang w:val="es-ES"/>
+        </w:rPr>
+        <w:t xml:space="preserve">, </w:t>
+      </w:r>
+      <w:r>
+        <w:rPr>
+          <w:rStyle w:val="Fuerte"/>
+          <w:rFonts w:ascii="Segoe UI" w:eastAsia="Times New Roman" w:hAnsi="Segoe UI" w:cs="Segoe UI"/>
+          <w:color w:val="1A1A1A"/>
+          <w:sz w:val="23"/>
+          <w:szCs w:val="23"/>
+          <w:lang w:val="es-ES"/>
+        </w:rPr>
+        <w:t>Categoría</w:t>
+      </w:r>
+      <w:r>
+        <w:rPr>
+          <w:rFonts w:ascii="Segoe UI" w:eastAsia="Times New Roman" w:hAnsi="Segoe UI" w:cs="Segoe UI"/>
+          <w:color w:val="1A1A1A"/>
+          <w:sz w:val="23"/>
+          <w:szCs w:val="23"/>
+          <w:lang w:val="es-ES"/>
+        </w:rPr>
+        <w:t xml:space="preserve">, </w:t>
+      </w:r>
+      <w:r>
+        <w:rPr>
+          <w:rStyle w:val="Fuerte"/>
+          <w:rFonts w:ascii="Segoe UI" w:eastAsia="Times New Roman" w:hAnsi="Segoe UI" w:cs="Segoe UI"/>
+          <w:color w:val="1A1A1A"/>
+          <w:sz w:val="23"/>
+          <w:szCs w:val="23"/>
+          <w:lang w:val="es-ES"/>
+        </w:rPr>
+        <w:t>Año</w:t>
+      </w:r>
+      <w:r>
+        <w:rPr>
+          <w:rFonts w:ascii="Segoe UI" w:eastAsia="Times New Roman" w:hAnsi="Segoe UI" w:cs="Segoe UI"/>
+          <w:color w:val="1A1A1A"/>
+          <w:sz w:val="23"/>
+          <w:szCs w:val="23"/>
+          <w:lang w:val="es-ES"/>
+        </w:rPr>
+        <w:t xml:space="preserve">, </w:t>
+      </w:r>
+      <w:r>
+        <w:rPr>
+          <w:rStyle w:val="Fuerte"/>
+          <w:rFonts w:ascii="Segoe UI" w:eastAsia="Times New Roman" w:hAnsi="Segoe UI" w:cs="Segoe UI"/>
+          <w:color w:val="1A1A1A"/>
+          <w:sz w:val="23"/>
+          <w:szCs w:val="23"/>
+          <w:lang w:val="es-ES"/>
+        </w:rPr>
+        <w:t>Ejemplares</w:t>
+      </w:r>
+      <w:r>
+        <w:rPr>
+          <w:rFonts w:ascii="Segoe UI" w:eastAsia="Times New Roman" w:hAnsi="Segoe UI" w:cs="Segoe UI"/>
+          <w:color w:val="1A1A1A"/>
+          <w:sz w:val="23"/>
+          <w:szCs w:val="23"/>
+          <w:lang w:val="es-ES"/>
+        </w:rPr>
+        <w:t xml:space="preserve">, </w:t>
+      </w:r>
+      <w:r>
+        <w:rPr>
+          <w:rStyle w:val="Fuerte"/>
+          <w:rFonts w:ascii="Segoe UI" w:eastAsia="Times New Roman" w:hAnsi="Segoe UI" w:cs="Segoe UI"/>
+          <w:color w:val="1A1A1A"/>
+          <w:sz w:val="23"/>
+          <w:szCs w:val="23"/>
+          <w:lang w:val="es-ES"/>
+        </w:rPr>
+        <w:t>Estado</w:t>
+      </w:r>
+      <w:r>
+        <w:rPr>
+          <w:rFonts w:ascii="Segoe UI" w:eastAsia="Times New Roman" w:hAnsi="Segoe UI" w:cs="Segoe UI"/>
+          <w:color w:val="1A1A1A"/>
+          <w:sz w:val="23"/>
+          <w:szCs w:val="23"/>
+          <w:lang w:val="es-ES"/>
+        </w:rPr>
+        <w:t xml:space="preserve">, </w:t>
+      </w:r>
+      <w:r>
+        <w:rPr>
+          <w:rStyle w:val="Fuerte"/>
+          <w:rFonts w:ascii="Segoe UI" w:eastAsia="Times New Roman" w:hAnsi="Segoe UI" w:cs="Segoe UI"/>
+          <w:color w:val="1A1A1A"/>
+          <w:sz w:val="23"/>
+          <w:szCs w:val="23"/>
+          <w:lang w:val="es-ES"/>
+        </w:rPr>
+        <w:t>Estante</w:t>
+      </w:r>
+      <w:r>
+        <w:rPr>
+          <w:rFonts w:ascii="Segoe UI" w:eastAsia="Times New Roman" w:hAnsi="Segoe UI" w:cs="Segoe UI"/>
+          <w:color w:val="1A1A1A"/>
+          <w:sz w:val="23"/>
+          <w:szCs w:val="23"/>
+          <w:lang w:val="es-ES"/>
+        </w:rPr>
+        <w:t xml:space="preserve">, </w:t>
+      </w:r>
+      <w:r>
+        <w:rPr>
+          <w:rStyle w:val="Fuerte"/>
+          <w:rFonts w:ascii="Segoe UI" w:eastAsia="Times New Roman" w:hAnsi="Segoe UI" w:cs="Segoe UI"/>
+          <w:color w:val="1A1A1A"/>
+          <w:sz w:val="23"/>
+          <w:szCs w:val="23"/>
+          <w:lang w:val="es-ES"/>
+        </w:rPr>
+        <w:t>Sección</w:t>
+      </w:r>
+      <w:r>
+        <w:rPr>
+          <w:rFonts w:ascii="Segoe UI" w:eastAsia="Times New Roman" w:hAnsi="Segoe UI" w:cs="Segoe UI"/>
+          <w:color w:val="1A1A1A"/>
+          <w:sz w:val="23"/>
+          <w:szCs w:val="23"/>
+          <w:lang w:val="es-ES"/>
+        </w:rPr>
+        <w:t>).</w:t>
+      </w:r>
+    </w:p>
+    <w:p>
+      <w:pPr>
+        <w:numPr>
+          <w:ilvl w:val="0"/>
+          <w:numId w:val="8"/>
+        </w:numPr>
+        <w:spacing w:before="45" w:after="45"/>
+        <w:ind w:left="810"/>
+        <w:divId w:val="1022363737"/>
+        <w:rPr>
+          <w:rFonts w:ascii="Segoe UI" w:eastAsia="Times New Roman" w:hAnsi="Segoe UI" w:cs="Segoe UI"/>
+          <w:color w:val="1A1A1A"/>
+          <w:sz w:val="23"/>
+          <w:szCs w:val="23"/>
+          <w:lang w:val="es-ES"/>
+        </w:rPr>
+      </w:pPr>
+      <w:r>
+        <w:rPr>
+          <w:rFonts w:ascii="Segoe UI" w:eastAsia="Times New Roman" w:hAnsi="Segoe UI" w:cs="Segoe UI"/>
+          <w:color w:val="1A1A1A"/>
+          <w:sz w:val="23"/>
+          <w:szCs w:val="23"/>
+          <w:lang w:val="es-ES"/>
+        </w:rPr>
+        <w:t xml:space="preserve">Revise la </w:t>
+      </w:r>
+      <w:r>
+        <w:rPr>
+          <w:rStyle w:val="Fuerte"/>
+          <w:rFonts w:ascii="Segoe UI" w:eastAsia="Times New Roman" w:hAnsi="Segoe UI" w:cs="Segoe UI"/>
+          <w:color w:val="1A1A1A"/>
+          <w:sz w:val="23"/>
+          <w:szCs w:val="23"/>
+          <w:lang w:val="es-ES"/>
+        </w:rPr>
+        <w:t>vista previa</w:t>
+      </w:r>
+      <w:r>
+        <w:rPr>
+          <w:rFonts w:ascii="Segoe UI" w:eastAsia="Times New Roman" w:hAnsi="Segoe UI" w:cs="Segoe UI"/>
+          <w:color w:val="1A1A1A"/>
+          <w:sz w:val="23"/>
+          <w:szCs w:val="23"/>
+          <w:lang w:val="es-ES"/>
+        </w:rPr>
+        <w:t xml:space="preserve">: las filas inválidas (sin título, código o autor, ejemplares/año incorrectos, estado desconocido) se listan para corregir; las válidas se marcan </w:t>
+      </w:r>
+      <w:r>
+        <w:rPr>
+          <w:rStyle w:val="Fuerte"/>
+          <w:rFonts w:ascii="Segoe UI" w:eastAsia="Times New Roman" w:hAnsi="Segoe UI" w:cs="Segoe UI"/>
+          <w:color w:val="1A1A1A"/>
+          <w:sz w:val="23"/>
+          <w:szCs w:val="23"/>
+          <w:lang w:val="es-ES"/>
+        </w:rPr>
+        <w:t>NUEVO</w:t>
+      </w:r>
+      <w:r>
+        <w:rPr>
+          <w:rFonts w:ascii="Segoe UI" w:eastAsia="Times New Roman" w:hAnsi="Segoe UI" w:cs="Segoe UI"/>
+          <w:color w:val="1A1A1A"/>
+          <w:sz w:val="23"/>
+          <w:szCs w:val="23"/>
+          <w:lang w:val="es-ES"/>
+        </w:rPr>
+        <w:t xml:space="preserve"> o </w:t>
+      </w:r>
+      <w:r>
+        <w:rPr>
+          <w:rStyle w:val="Fuerte"/>
+          <w:rFonts w:ascii="Segoe UI" w:eastAsia="Times New Roman" w:hAnsi="Segoe UI" w:cs="Segoe UI"/>
+          <w:color w:val="1A1A1A"/>
+          <w:sz w:val="23"/>
+          <w:szCs w:val="23"/>
+          <w:lang w:val="es-ES"/>
+        </w:rPr>
+        <w:t>ACTUALIZAR</w:t>
+      </w:r>
+      <w:r>
+        <w:rPr>
+          <w:rFonts w:ascii="Segoe UI" w:eastAsia="Times New Roman" w:hAnsi="Segoe UI" w:cs="Segoe UI"/>
+          <w:color w:val="1A1A1A"/>
+          <w:sz w:val="23"/>
+          <w:szCs w:val="23"/>
+          <w:lang w:val="es-ES"/>
+        </w:rPr>
+        <w:t>.</w:t>
+      </w:r>
+    </w:p>
+    <w:p>
+      <w:pPr>
+        <w:numPr>
+          <w:ilvl w:val="0"/>
+          <w:numId w:val="8"/>
+        </w:numPr>
+        <w:spacing w:before="45" w:after="45"/>
+        <w:ind w:left="810"/>
+        <w:divId w:val="1022363737"/>
+        <w:rPr>
+          <w:rFonts w:ascii="Segoe UI" w:eastAsia="Times New Roman" w:hAnsi="Segoe UI" w:cs="Segoe UI"/>
+          <w:color w:val="1A1A1A"/>
+          <w:sz w:val="23"/>
+          <w:szCs w:val="23"/>
+          <w:lang w:val="es-ES"/>
+        </w:rPr>
+      </w:pPr>
+      <w:r>
+        <w:rPr>
+          <w:rFonts w:ascii="Segoe UI" w:eastAsia="Times New Roman" w:hAnsi="Segoe UI" w:cs="Segoe UI"/>
+          <w:color w:val="1A1A1A"/>
+          <w:sz w:val="23"/>
+          <w:szCs w:val="23"/>
+          <w:lang w:val="es-ES"/>
+        </w:rPr>
+        <w:t xml:space="preserve">Pulse </w:t>
+      </w:r>
+      <w:r>
+        <w:rPr>
+          <w:rStyle w:val="Fuerte"/>
+          <w:rFonts w:ascii="Segoe UI" w:eastAsia="Times New Roman" w:hAnsi="Segoe UI" w:cs="Segoe UI"/>
+          <w:color w:val="1A1A1A"/>
+          <w:sz w:val="23"/>
+          <w:szCs w:val="23"/>
+          <w:lang w:val="es-ES"/>
+        </w:rPr>
+        <w:t>Importar</w:t>
+      </w:r>
+      <w:r>
+        <w:rPr>
+          <w:rFonts w:ascii="Segoe UI" w:eastAsia="Times New Roman" w:hAnsi="Segoe UI" w:cs="Segoe UI"/>
+          <w:color w:val="1A1A1A"/>
+          <w:sz w:val="23"/>
+          <w:szCs w:val="23"/>
+          <w:lang w:val="es-ES"/>
+        </w:rPr>
+        <w:t xml:space="preserve">. El </w:t>
+      </w:r>
+      <w:r>
+        <w:rPr>
+          <w:rStyle w:val="Fuerte"/>
+          <w:rFonts w:ascii="Segoe UI" w:eastAsia="Times New Roman" w:hAnsi="Segoe UI" w:cs="Segoe UI"/>
+          <w:color w:val="1A1A1A"/>
+          <w:sz w:val="23"/>
+          <w:szCs w:val="23"/>
+          <w:lang w:val="es-ES"/>
+        </w:rPr>
+        <w:t>código del ejemplar</w:t>
+      </w:r>
+      <w:r>
+        <w:rPr>
+          <w:rFonts w:ascii="Segoe UI" w:eastAsia="Times New Roman" w:hAnsi="Segoe UI" w:cs="Segoe UI"/>
+          <w:color w:val="1A1A1A"/>
+          <w:sz w:val="23"/>
+          <w:szCs w:val="23"/>
+          <w:lang w:val="es-ES"/>
+        </w:rPr>
+        <w:t xml:space="preserve"> es la clave única: si el libro ya existe se actualiza; si no, se agrega.</w:t>
+      </w:r>
+    </w:p>
+    <w:p>
+      <w:pPr>
+        <w:pStyle w:val="Ttulo4"/>
+        <w:divId w:val="1022363737"/>
+        <w:rPr>
+          <w:rFonts w:ascii="Segoe UI" w:eastAsia="Times New Roman" w:hAnsi="Segoe UI" w:cs="Segoe UI"/>
+          <w:lang w:val="es-ES"/>
+        </w:rPr>
+      </w:pPr>
+      <w:r>
+        <w:rPr>
+          <w:rFonts w:ascii="Segoe UI" w:eastAsia="Times New Roman" w:hAnsi="Segoe UI" w:cs="Segoe UI"/>
+          <w:lang w:val="es-ES"/>
+        </w:rPr>
+        <w:t>Disponibilidad de los ejemplares</w:t>
+      </w:r>
+    </w:p>
+    <w:p>
+      <w:pPr>
+        <w:pStyle w:val="NormalWeb"/>
+        <w:divId w:val="1022363737"/>
+        <w:rPr>
+          <w:rFonts w:ascii="Segoe UI" w:hAnsi="Segoe UI" w:cs="Segoe UI"/>
+          <w:color w:val="1A1A1A"/>
+          <w:sz w:val="23"/>
+          <w:szCs w:val="23"/>
+          <w:lang w:val="es-ES"/>
+        </w:rPr>
+      </w:pPr>
+      <w:r>
+        <w:rPr>
+          <w:rFonts w:ascii="Segoe UI" w:hAnsi="Segoe UI" w:cs="Segoe UI"/>
+          <w:color w:val="1A1A1A"/>
+          <w:sz w:val="23"/>
+          <w:szCs w:val="23"/>
+          <w:lang w:val="es-ES"/>
+        </w:rPr>
+        <w:t xml:space="preserve">Cada libro muestra cuántos ejemplares hay </w:t>
+      </w:r>
+      <w:r>
+        <w:rPr>
+          <w:rStyle w:val="Fuerte"/>
+          <w:rFonts w:ascii="Segoe UI" w:hAnsi="Segoe UI" w:cs="Segoe UI"/>
+          <w:color w:val="1A1A1A"/>
+          <w:sz w:val="23"/>
+          <w:szCs w:val="23"/>
+          <w:lang w:val="es-ES"/>
+        </w:rPr>
+        <w:t>disponibles</w:t>
+      </w:r>
+      <w:r>
+        <w:rPr>
+          <w:rFonts w:ascii="Segoe UI" w:hAnsi="Segoe UI" w:cs="Segoe UI"/>
+          <w:color w:val="1A1A1A"/>
+          <w:sz w:val="23"/>
+          <w:szCs w:val="23"/>
+          <w:lang w:val="es-ES"/>
+        </w:rPr>
+        <w:t xml:space="preserve">. El número se recalcula automáticamente al </w:t>
+      </w:r>
+      <w:r>
+        <w:rPr>
+          <w:rStyle w:val="Fuerte"/>
+          <w:rFonts w:ascii="Segoe UI" w:hAnsi="Segoe UI" w:cs="Segoe UI"/>
+          <w:color w:val="1A1A1A"/>
+          <w:sz w:val="23"/>
+          <w:szCs w:val="23"/>
+          <w:lang w:val="es-ES"/>
+        </w:rPr>
+        <w:t>prestar</w:t>
+      </w:r>
+      <w:r>
+        <w:rPr>
+          <w:rFonts w:ascii="Segoe UI" w:hAnsi="Segoe UI" w:cs="Segoe UI"/>
+          <w:color w:val="1A1A1A"/>
+          <w:sz w:val="23"/>
+          <w:szCs w:val="23"/>
+          <w:lang w:val="es-ES"/>
+        </w:rPr>
+        <w:t xml:space="preserve"> </w:t>
+      </w:r>
+      <w:r>
+        <w:rPr>
+          <w:rFonts w:ascii="Segoe UI" w:hAnsi="Segoe UI" w:cs="Segoe UI"/>
+          <w:color w:val="1A1A1A"/>
+          <w:sz w:val="23"/>
+          <w:szCs w:val="23"/>
+          <w:lang w:val="es-ES"/>
+        </w:rPr>
+        <w:t xml:space="preserve">(disminuye) y al </w:t>
+      </w:r>
+      <w:r>
+        <w:rPr>
+          <w:rStyle w:val="Fuerte"/>
+          <w:rFonts w:ascii="Segoe UI" w:hAnsi="Segoe UI" w:cs="Segoe UI"/>
+          <w:color w:val="1A1A1A"/>
+          <w:sz w:val="23"/>
+          <w:szCs w:val="23"/>
+          <w:lang w:val="es-ES"/>
+        </w:rPr>
+        <w:t>devolver</w:t>
+      </w:r>
+      <w:r>
+        <w:rPr>
+          <w:rFonts w:ascii="Segoe UI" w:hAnsi="Segoe UI" w:cs="Segoe UI"/>
+          <w:color w:val="1A1A1A"/>
+          <w:sz w:val="23"/>
+          <w:szCs w:val="23"/>
+          <w:lang w:val="es-ES"/>
+        </w:rPr>
+        <w:t xml:space="preserve"> (aumenta), y coincide con lo que el estudiante ve en su portal. Si todos los ejemplares están prestados, el libro aparece como </w:t>
+      </w:r>
+      <w:r>
+        <w:rPr>
+          <w:rStyle w:val="Fuerte"/>
+          <w:rFonts w:ascii="Segoe UI" w:hAnsi="Segoe UI" w:cs="Segoe UI"/>
+          <w:color w:val="1A1A1A"/>
+          <w:sz w:val="23"/>
+          <w:szCs w:val="23"/>
+          <w:lang w:val="es-ES"/>
+        </w:rPr>
+        <w:t>agotado</w:t>
+      </w:r>
+      <w:r>
+        <w:rPr>
+          <w:rFonts w:ascii="Segoe UI" w:hAnsi="Segoe UI" w:cs="Segoe UI"/>
+          <w:color w:val="1A1A1A"/>
+          <w:sz w:val="23"/>
+          <w:szCs w:val="23"/>
+          <w:lang w:val="es-ES"/>
+        </w:rPr>
+        <w:t xml:space="preserve"> y no se puede prestar hasta que regrese uno.</w:t>
+      </w:r>
+    </w:p>
+    <w:p>
+      <w:pPr>
+        <w:pStyle w:val="Ttulo4"/>
+        <w:divId w:val="1022363737"/>
+        <w:rPr>
+          <w:rFonts w:ascii="Segoe UI" w:eastAsia="Times New Roman" w:hAnsi="Segoe UI" w:cs="Segoe UI"/>
+          <w:lang w:val="es-ES"/>
+        </w:rPr>
+      </w:pPr>
+      <w:r>
+        <w:rPr>
+          <w:rFonts w:ascii="Segoe UI" w:eastAsia="Times New Roman" w:hAnsi="Segoe UI" w:cs="Segoe UI"/>
+          <w:lang w:val="es-ES"/>
+        </w:rPr>
+        <w:t>Editar o eliminar</w:t>
+      </w:r>
+    </w:p>
+    <w:p>
+      <w:pPr>
+        <w:pStyle w:val="NormalWeb"/>
+        <w:divId w:val="1022363737"/>
+        <w:rPr>
+          <w:rFonts w:ascii="Segoe UI" w:hAnsi="Segoe UI" w:cs="Segoe UI"/>
+          <w:color w:val="1A1A1A"/>
+          <w:sz w:val="23"/>
+          <w:szCs w:val="23"/>
+          <w:lang w:val="es-ES"/>
+        </w:rPr>
+      </w:pPr>
+      <w:r>
+        <w:rPr>
+          <w:rFonts w:ascii="Segoe UI" w:hAnsi="Segoe UI" w:cs="Segoe UI"/>
+          <w:color w:val="1A1A1A"/>
+          <w:sz w:val="23"/>
+          <w:szCs w:val="23"/>
+          <w:lang w:val="es-ES"/>
+        </w:rPr>
+        <w:t>Use los botones de cada fila. Eliminar requiere confirmación.</w:t>
+      </w:r>
+    </w:p>
+    <w:p>
+      <w:pPr>
+        <w:pStyle w:val="Ttulo4"/>
+        <w:divId w:val="1022363737"/>
+        <w:rPr>
+          <w:rFonts w:ascii="Segoe UI" w:eastAsia="Times New Roman" w:hAnsi="Segoe UI" w:cs="Segoe UI"/>
+          <w:lang w:val="es-ES"/>
+        </w:rPr>
+      </w:pPr>
+      <w:r>
+        <w:rPr>
+          <w:rFonts w:ascii="Segoe UI" w:eastAsia="Times New Roman" w:hAnsi="Segoe UI" w:cs="Segoe UI"/>
+          <w:lang w:val="es-ES"/>
+        </w:rPr>
+        <w:t>Código QR del libro (opcional)</w:t>
+      </w:r>
+    </w:p>
+    <w:p>
+      <w:pPr>
+        <w:pStyle w:val="NormalWeb"/>
+        <w:divId w:val="1022363737"/>
+        <w:rPr>
+          <w:rFonts w:ascii="Segoe UI" w:hAnsi="Segoe UI" w:cs="Segoe UI"/>
+          <w:color w:val="1A1A1A"/>
+          <w:sz w:val="23"/>
+          <w:szCs w:val="23"/>
+          <w:lang w:val="es-ES"/>
+        </w:rPr>
+      </w:pPr>
+      <w:r>
+        <w:rPr>
+          <w:rFonts w:ascii="Segoe UI" w:hAnsi="Segoe UI" w:cs="Segoe UI"/>
+          <w:color w:val="1A1A1A"/>
+          <w:sz w:val="23"/>
+          <w:szCs w:val="23"/>
+          <w:lang w:val="es-ES"/>
+        </w:rPr>
+        <w:t xml:space="preserve">Algunos registros permiten generar un </w:t>
+      </w:r>
+      <w:r>
+        <w:rPr>
+          <w:rStyle w:val="Fuerte"/>
+          <w:rFonts w:ascii="Segoe UI" w:hAnsi="Segoe UI" w:cs="Segoe UI"/>
+          <w:color w:val="1A1A1A"/>
+          <w:sz w:val="23"/>
+          <w:szCs w:val="23"/>
+          <w:lang w:val="es-ES"/>
+        </w:rPr>
+        <w:t>QR del ejemplar</w:t>
+      </w:r>
+      <w:r>
+        <w:rPr>
+          <w:rFonts w:ascii="Segoe UI" w:hAnsi="Segoe UI" w:cs="Segoe UI"/>
+          <w:color w:val="1A1A1A"/>
+          <w:sz w:val="23"/>
+          <w:szCs w:val="23"/>
+          <w:lang w:val="es-ES"/>
+        </w:rPr>
+        <w:t xml:space="preserve"> para agilizar el préstamo con escáner. Este QR se escanea con el botón </w:t>
+      </w:r>
+      <w:r>
+        <w:rPr>
+          <w:rStyle w:val="Fuerte"/>
+          <w:rFonts w:ascii="Segoe UI" w:hAnsi="Segoe UI" w:cs="Segoe UI"/>
+          <w:color w:val="1A1A1A"/>
+          <w:sz w:val="23"/>
+          <w:szCs w:val="23"/>
+          <w:lang w:val="es-ES"/>
+        </w:rPr>
+        <w:t>Escanear libro</w:t>
+      </w:r>
+      <w:r>
+        <w:rPr>
+          <w:rFonts w:ascii="Segoe UI" w:hAnsi="Segoe UI" w:cs="Segoe UI"/>
+          <w:color w:val="1A1A1A"/>
+          <w:sz w:val="23"/>
+          <w:szCs w:val="23"/>
+          <w:lang w:val="es-ES"/>
+        </w:rPr>
+        <w:t xml:space="preserve"> </w:t>
+      </w:r>
+      <w:r>
+        <w:rPr>
+          <w:rFonts w:ascii="Segoe UI" w:hAnsi="Segoe UI" w:cs="Segoe UI"/>
+          <w:color w:val="1A1A1A"/>
+          <w:sz w:val="23"/>
+          <w:szCs w:val="23"/>
+          <w:lang w:val="es-ES"/>
+        </w:rPr>
+        <w:t>del formulario de préstamos, o directamente al devolver.</w:t>
       </w:r>
     </w:p>
     <w:p>
       <w:pPr>
         <w:pStyle w:val="Ttulo3"/>
-        <w:divId w:val="778716180"/>
-        <w:rPr>
-          <w:rFonts w:ascii="Segoe UI" w:eastAsia="Times New Roman" w:hAnsi="Segoe UI" w:cs="Segoe UI"/>
-          <w:lang w:val="es-ES"/>
-        </w:rPr>
-      </w:pPr>
-      <w:r>
-        <w:rPr>
-          <w:rFonts w:ascii="Segoe UI" w:eastAsia="Times New Roman" w:hAnsi="Segoe UI" w:cs="Segoe UI"/>
-          <w:lang w:val="es-ES"/>
-        </w:rPr>
-        <w:t>4.5 Reservas</w:t>
-      </w:r>
-    </w:p>
-    <w:p>
-      <w:pPr>
-        <w:pStyle w:val="NormalWeb"/>
-        <w:divId w:val="778716180"/>
-        <w:rPr>
-          <w:rFonts w:ascii="Segoe UI" w:hAnsi="Segoe UI" w:cs="Segoe UI"/>
-          <w:color w:val="1A1A1A"/>
-          <w:sz w:val="23"/>
-          <w:szCs w:val="23"/>
-          <w:lang w:val="es-ES"/>
-        </w:rPr>
-      </w:pPr>
-      <w:r>
-        <w:rPr>
-          <w:rFonts w:ascii="Segoe UI" w:hAnsi="Segoe UI" w:cs="Segoe UI"/>
-          <w:color w:val="1A1A1A"/>
-          <w:sz w:val="23"/>
-          <w:szCs w:val="23"/>
-          <w:lang w:val="es-ES"/>
-        </w:rPr>
-        <w:t xml:space="preserve">Cuando un libro está prestado o agotado, un estudiante puede </w:t>
-      </w:r>
-      <w:r>
-        <w:rPr>
-          <w:rStyle w:val="Fuerte"/>
-          <w:rFonts w:ascii="Segoe UI" w:hAnsi="Segoe UI" w:cs="Segoe UI"/>
-          <w:color w:val="1A1A1A"/>
-          <w:sz w:val="23"/>
-          <w:szCs w:val="23"/>
-          <w:lang w:val="es-ES"/>
-        </w:rPr>
-        <w:t>apartarlo</w:t>
-      </w:r>
-      <w:r>
-        <w:rPr>
-          <w:rFonts w:ascii="Segoe UI" w:hAnsi="Segoe UI" w:cs="Segoe UI"/>
-          <w:color w:val="1A1A1A"/>
-          <w:sz w:val="23"/>
-          <w:szCs w:val="23"/>
-          <w:lang w:val="es-ES"/>
-        </w:rPr>
-        <w:t>:</w:t>
+        <w:divId w:val="1022363737"/>
+        <w:rPr>
+          <w:rFonts w:ascii="Segoe UI" w:eastAsia="Times New Roman" w:hAnsi="Segoe UI" w:cs="Segoe UI"/>
+          <w:lang w:val="es-ES"/>
+        </w:rPr>
+      </w:pPr>
+      <w:r>
+        <w:rPr>
+          <w:rFonts w:ascii="Segoe UI" w:eastAsia="Times New Roman" w:hAnsi="Segoe UI" w:cs="Segoe UI"/>
+          <w:lang w:val="es-ES"/>
+        </w:rPr>
+        <w:t>4.4 Préstamos</w:t>
+      </w:r>
+    </w:p>
+    <w:p>
+      <w:pPr>
+        <w:pStyle w:val="Ttulo4"/>
+        <w:divId w:val="1022363737"/>
+        <w:rPr>
+          <w:rFonts w:ascii="Segoe UI" w:eastAsia="Times New Roman" w:hAnsi="Segoe UI" w:cs="Segoe UI"/>
+          <w:lang w:val="es-ES"/>
+        </w:rPr>
+      </w:pPr>
+      <w:r>
+        <w:rPr>
+          <w:rFonts w:ascii="Segoe UI" w:eastAsia="Times New Roman" w:hAnsi="Segoe UI" w:cs="Segoe UI"/>
+          <w:lang w:val="es-ES"/>
+        </w:rPr>
+        <w:t>Prestar un libro</w:t>
       </w:r>
     </w:p>
     <w:p>
@@ -2649,45 +3396,45 @@
         </w:numPr>
         <w:spacing w:before="45" w:after="45"/>
         <w:ind w:left="810"/>
-        <w:divId w:val="778716180"/>
-        <w:rPr>
-          <w:rFonts w:ascii="Segoe UI" w:eastAsia="Times New Roman" w:hAnsi="Segoe UI" w:cs="Segoe UI"/>
-          <w:color w:val="1A1A1A"/>
-          <w:sz w:val="23"/>
-          <w:szCs w:val="23"/>
-          <w:lang w:val="es-ES"/>
-        </w:rPr>
-      </w:pPr>
-      <w:r>
-        <w:rPr>
-          <w:rFonts w:ascii="Segoe UI" w:eastAsia="Times New Roman" w:hAnsi="Segoe UI" w:cs="Segoe UI"/>
-          <w:color w:val="1A1A1A"/>
-          <w:sz w:val="23"/>
-          <w:szCs w:val="23"/>
-          <w:lang w:val="es-ES"/>
-        </w:rPr>
-        <w:t xml:space="preserve">El estudiante reserva desde su portal (o el bibliotecario desde la sección </w:t>
-      </w:r>
-      <w:r>
-        <w:rPr>
-          <w:rStyle w:val="Fuerte"/>
-          <w:rFonts w:ascii="Segoe UI" w:eastAsia="Times New Roman" w:hAnsi="Segoe UI" w:cs="Segoe UI"/>
-          <w:color w:val="1A1A1A"/>
-          <w:sz w:val="23"/>
-          <w:szCs w:val="23"/>
-          <w:lang w:val="es-ES"/>
-        </w:rPr>
-        <w:t>Reservas</w:t>
-      </w:r>
-      <w:r>
-        <w:rPr>
-          <w:rFonts w:ascii="Segoe UI" w:eastAsia="Times New Roman" w:hAnsi="Segoe UI" w:cs="Segoe UI"/>
-          <w:color w:val="1A1A1A"/>
-          <w:sz w:val="23"/>
-          <w:szCs w:val="23"/>
-          <w:lang w:val="es-ES"/>
-        </w:rPr>
-        <w:t>).</w:t>
+        <w:divId w:val="1022363737"/>
+        <w:rPr>
+          <w:rFonts w:ascii="Segoe UI" w:eastAsia="Times New Roman" w:hAnsi="Segoe UI" w:cs="Segoe UI"/>
+          <w:color w:val="1A1A1A"/>
+          <w:sz w:val="23"/>
+          <w:szCs w:val="23"/>
+          <w:lang w:val="es-ES"/>
+        </w:rPr>
+      </w:pPr>
+      <w:r>
+        <w:rPr>
+          <w:rFonts w:ascii="Segoe UI" w:eastAsia="Times New Roman" w:hAnsi="Segoe UI" w:cs="Segoe UI"/>
+          <w:color w:val="1A1A1A"/>
+          <w:sz w:val="23"/>
+          <w:szCs w:val="23"/>
+          <w:lang w:val="es-ES"/>
+        </w:rPr>
+        <w:t xml:space="preserve">Pulse </w:t>
+      </w:r>
+      <w:r>
+        <w:rPr>
+          <w:rStyle w:val="Fuerte"/>
+          <w:rFonts w:ascii="Segoe UI" w:eastAsia="Times New Roman" w:hAnsi="Segoe UI" w:cs="Segoe UI"/>
+          <w:color w:val="1A1A1A"/>
+          <w:sz w:val="23"/>
+          <w:szCs w:val="23"/>
+          <w:lang w:val="es-ES"/>
+        </w:rPr>
+        <w:t>Préstamos</w:t>
+      </w:r>
+      <w:r>
+        <w:rPr>
+          <w:rFonts w:ascii="Segoe UI" w:eastAsia="Times New Roman" w:hAnsi="Segoe UI" w:cs="Segoe UI"/>
+          <w:color w:val="1A1A1A"/>
+          <w:sz w:val="23"/>
+          <w:szCs w:val="23"/>
+          <w:lang w:val="es-ES"/>
+        </w:rPr>
+        <w:t>.</w:t>
       </w:r>
     </w:p>
     <w:p>
@@ -2698,24 +3445,45 @@
         </w:numPr>
         <w:spacing w:before="45" w:after="45"/>
         <w:ind w:left="810"/>
-        <w:divId w:val="778716180"/>
-        <w:rPr>
-          <w:rFonts w:ascii="Segoe UI" w:eastAsia="Times New Roman" w:hAnsi="Segoe UI" w:cs="Segoe UI"/>
-          <w:color w:val="1A1A1A"/>
-          <w:sz w:val="23"/>
-          <w:szCs w:val="23"/>
-          <w:lang w:val="es-ES"/>
-        </w:rPr>
-      </w:pPr>
-      <w:r>
-        <w:rPr>
-          <w:rFonts w:ascii="Segoe UI" w:eastAsia="Times New Roman" w:hAnsi="Segoe UI" w:cs="Segoe UI"/>
-          <w:color w:val="1A1A1A"/>
-          <w:sz w:val="23"/>
-          <w:szCs w:val="23"/>
-          <w:lang w:val="es-ES"/>
-        </w:rPr>
-        <w:t>Cuando el libro se devuelve, se atiende la reserva por orden.</w:t>
+        <w:divId w:val="1022363737"/>
+        <w:rPr>
+          <w:rFonts w:ascii="Segoe UI" w:eastAsia="Times New Roman" w:hAnsi="Segoe UI" w:cs="Segoe UI"/>
+          <w:color w:val="1A1A1A"/>
+          <w:sz w:val="23"/>
+          <w:szCs w:val="23"/>
+          <w:lang w:val="es-ES"/>
+        </w:rPr>
+      </w:pPr>
+      <w:r>
+        <w:rPr>
+          <w:rFonts w:ascii="Segoe UI" w:eastAsia="Times New Roman" w:hAnsi="Segoe UI" w:cs="Segoe UI"/>
+          <w:color w:val="1A1A1A"/>
+          <w:sz w:val="23"/>
+          <w:szCs w:val="23"/>
+          <w:lang w:val="es-ES"/>
+        </w:rPr>
+        <w:t xml:space="preserve">Pulse </w:t>
+      </w:r>
+      <w:r>
+        <w:rPr>
+          <w:rStyle w:val="Fuerte"/>
+          <w:rFonts w:ascii="Segoe UI" w:eastAsia="Times New Roman" w:hAnsi="Segoe UI" w:cs="Segoe UI"/>
+          <w:color w:val="1A1A1A"/>
+          <w:sz w:val="23"/>
+          <w:szCs w:val="23"/>
+          <w:lang w:val="es-ES"/>
+        </w:rPr>
+        <w:t>Nuevo préstamo</w:t>
+      </w:r>
+      <w:r>
+        <w:rPr>
+          <w:rFonts w:ascii="Segoe UI" w:eastAsia="Times New Roman" w:hAnsi="Segoe UI" w:cs="Segoe UI"/>
+          <w:color w:val="1A1A1A"/>
+          <w:sz w:val="23"/>
+          <w:szCs w:val="23"/>
+          <w:lang w:val="es-ES"/>
+        </w:rPr>
+        <w:t>.</w:t>
       </w:r>
     </w:p>
     <w:p>
@@ -2726,102 +3494,344 @@
         </w:numPr>
         <w:spacing w:before="45" w:after="45"/>
         <w:ind w:left="810"/>
-        <w:divId w:val="778716180"/>
-        <w:rPr>
-          <w:rFonts w:ascii="Segoe UI" w:eastAsia="Times New Roman" w:hAnsi="Segoe UI" w:cs="Segoe UI"/>
-          <w:color w:val="1A1A1A"/>
-          <w:sz w:val="23"/>
-          <w:szCs w:val="23"/>
-          <w:lang w:val="es-ES"/>
-        </w:rPr>
-      </w:pPr>
-      <w:r>
-        <w:rPr>
-          <w:rFonts w:ascii="Segoe UI" w:eastAsia="Times New Roman" w:hAnsi="Segoe UI" w:cs="Segoe UI"/>
-          <w:color w:val="1A1A1A"/>
-          <w:sz w:val="23"/>
-          <w:szCs w:val="23"/>
-          <w:lang w:val="es-ES"/>
-        </w:rPr>
-        <w:t xml:space="preserve">El bibliotecario puede </w:t>
-      </w:r>
-      <w:r>
-        <w:rPr>
-          <w:rStyle w:val="Fuerte"/>
-          <w:rFonts w:ascii="Segoe UI" w:eastAsia="Times New Roman" w:hAnsi="Segoe UI" w:cs="Segoe UI"/>
-          <w:color w:val="1A1A1A"/>
-          <w:sz w:val="23"/>
-          <w:szCs w:val="23"/>
-          <w:lang w:val="es-ES"/>
-        </w:rPr>
-        <w:t>cancelar</w:t>
-      </w:r>
-      <w:r>
-        <w:rPr>
-          <w:rFonts w:ascii="Segoe UI" w:eastAsia="Times New Roman" w:hAnsi="Segoe UI" w:cs="Segoe UI"/>
-          <w:color w:val="1A1A1A"/>
-          <w:sz w:val="23"/>
-          <w:szCs w:val="23"/>
-          <w:lang w:val="es-ES"/>
-        </w:rPr>
-        <w:t xml:space="preserve"> reservas vencidas.</w:t>
-      </w:r>
-    </w:p>
-    <w:p>
-      <w:pPr>
-        <w:pStyle w:val="Ttulo3"/>
-        <w:divId w:val="778716180"/>
-        <w:rPr>
-          <w:rFonts w:ascii="Segoe UI" w:eastAsia="Times New Roman" w:hAnsi="Segoe UI" w:cs="Segoe UI"/>
-          <w:lang w:val="es-ES"/>
-        </w:rPr>
-      </w:pPr>
-      <w:r>
-        <w:rPr>
-          <w:rFonts w:ascii="Segoe UI" w:eastAsia="Times New Roman" w:hAnsi="Segoe UI" w:cs="Segoe UI"/>
-          <w:lang w:val="es-ES"/>
-        </w:rPr>
-        <w:t>4.6 Historial de préstamos</w:t>
+        <w:divId w:val="1022363737"/>
+        <w:rPr>
+          <w:rFonts w:ascii="Segoe UI" w:eastAsia="Times New Roman" w:hAnsi="Segoe UI" w:cs="Segoe UI"/>
+          <w:color w:val="1A1A1A"/>
+          <w:sz w:val="23"/>
+          <w:szCs w:val="23"/>
+          <w:lang w:val="es-ES"/>
+        </w:rPr>
+      </w:pPr>
+      <w:r>
+        <w:rPr>
+          <w:rFonts w:ascii="Segoe UI" w:eastAsia="Times New Roman" w:hAnsi="Segoe UI" w:cs="Segoe UI"/>
+          <w:color w:val="1A1A1A"/>
+          <w:sz w:val="23"/>
+          <w:szCs w:val="23"/>
+          <w:lang w:val="es-ES"/>
+        </w:rPr>
+        <w:t xml:space="preserve">Seleccione el </w:t>
+      </w:r>
+      <w:r>
+        <w:rPr>
+          <w:rStyle w:val="Fuerte"/>
+          <w:rFonts w:ascii="Segoe UI" w:eastAsia="Times New Roman" w:hAnsi="Segoe UI" w:cs="Segoe UI"/>
+          <w:color w:val="1A1A1A"/>
+          <w:sz w:val="23"/>
+          <w:szCs w:val="23"/>
+          <w:lang w:val="es-ES"/>
+        </w:rPr>
+        <w:t>socio</w:t>
+      </w:r>
+      <w:r>
+        <w:rPr>
+          <w:rFonts w:ascii="Segoe UI" w:eastAsia="Times New Roman" w:hAnsi="Segoe UI" w:cs="Segoe UI"/>
+          <w:color w:val="1A1A1A"/>
+          <w:sz w:val="23"/>
+          <w:szCs w:val="23"/>
+          <w:lang w:val="es-ES"/>
+        </w:rPr>
+        <w:t xml:space="preserve"> y el </w:t>
+      </w:r>
+      <w:r>
+        <w:rPr>
+          <w:rStyle w:val="Fuerte"/>
+          <w:rFonts w:ascii="Segoe UI" w:eastAsia="Times New Roman" w:hAnsi="Segoe UI" w:cs="Segoe UI"/>
+          <w:color w:val="1A1A1A"/>
+          <w:sz w:val="23"/>
+          <w:szCs w:val="23"/>
+          <w:lang w:val="es-ES"/>
+        </w:rPr>
+        <w:t>libro</w:t>
+      </w:r>
+      <w:r>
+        <w:rPr>
+          <w:rFonts w:ascii="Segoe UI" w:eastAsia="Times New Roman" w:hAnsi="Segoe UI" w:cs="Segoe UI"/>
+          <w:color w:val="1A1A1A"/>
+          <w:sz w:val="23"/>
+          <w:szCs w:val="23"/>
+          <w:lang w:val="es-ES"/>
+        </w:rPr>
+        <w:t xml:space="preserve"> (o escanee el QR del ejemplar).</w:t>
+      </w:r>
+    </w:p>
+    <w:p>
+      <w:pPr>
+        <w:numPr>
+          <w:ilvl w:val="0"/>
+          <w:numId w:val="9"/>
+        </w:numPr>
+        <w:spacing w:before="45" w:after="45"/>
+        <w:ind w:left="810"/>
+        <w:divId w:val="1022363737"/>
+        <w:rPr>
+          <w:rFonts w:ascii="Segoe UI" w:eastAsia="Times New Roman" w:hAnsi="Segoe UI" w:cs="Segoe UI"/>
+          <w:color w:val="1A1A1A"/>
+          <w:sz w:val="23"/>
+          <w:szCs w:val="23"/>
+          <w:lang w:val="es-ES"/>
+        </w:rPr>
+      </w:pPr>
+      <w:r>
+        <w:rPr>
+          <w:rFonts w:ascii="Segoe UI" w:eastAsia="Times New Roman" w:hAnsi="Segoe UI" w:cs="Segoe UI"/>
+          <w:color w:val="1A1A1A"/>
+          <w:sz w:val="23"/>
+          <w:szCs w:val="23"/>
+          <w:lang w:val="es-ES"/>
+        </w:rPr>
+        <w:t xml:space="preserve">El sistema calcula la </w:t>
+      </w:r>
+      <w:r>
+        <w:rPr>
+          <w:rStyle w:val="Fuerte"/>
+          <w:rFonts w:ascii="Segoe UI" w:eastAsia="Times New Roman" w:hAnsi="Segoe UI" w:cs="Segoe UI"/>
+          <w:color w:val="1A1A1A"/>
+          <w:sz w:val="23"/>
+          <w:szCs w:val="23"/>
+          <w:lang w:val="es-ES"/>
+        </w:rPr>
+        <w:t>fecha de vencimiento</w:t>
+      </w:r>
+      <w:r>
+        <w:rPr>
+          <w:rFonts w:ascii="Segoe UI" w:eastAsia="Times New Roman" w:hAnsi="Segoe UI" w:cs="Segoe UI"/>
+          <w:color w:val="1A1A1A"/>
+          <w:sz w:val="23"/>
+          <w:szCs w:val="23"/>
+          <w:lang w:val="es-ES"/>
+        </w:rPr>
+        <w:t xml:space="preserve"> automáticamente.</w:t>
+      </w:r>
+    </w:p>
+    <w:p>
+      <w:pPr>
+        <w:numPr>
+          <w:ilvl w:val="0"/>
+          <w:numId w:val="9"/>
+        </w:numPr>
+        <w:spacing w:before="45" w:after="45"/>
+        <w:ind w:left="810"/>
+        <w:divId w:val="1022363737"/>
+        <w:rPr>
+          <w:rFonts w:ascii="Segoe UI" w:eastAsia="Times New Roman" w:hAnsi="Segoe UI" w:cs="Segoe UI"/>
+          <w:color w:val="1A1A1A"/>
+          <w:sz w:val="23"/>
+          <w:szCs w:val="23"/>
+          <w:lang w:val="es-ES"/>
+        </w:rPr>
+      </w:pPr>
+      <w:r>
+        <w:rPr>
+          <w:rFonts w:ascii="Segoe UI" w:eastAsia="Times New Roman" w:hAnsi="Segoe UI" w:cs="Segoe UI"/>
+          <w:color w:val="1A1A1A"/>
+          <w:sz w:val="23"/>
+          <w:szCs w:val="23"/>
+          <w:lang w:val="es-ES"/>
+        </w:rPr>
+        <w:t xml:space="preserve">Pulse </w:t>
+      </w:r>
+      <w:r>
+        <w:rPr>
+          <w:rStyle w:val="Fuerte"/>
+          <w:rFonts w:ascii="Segoe UI" w:eastAsia="Times New Roman" w:hAnsi="Segoe UI" w:cs="Segoe UI"/>
+          <w:color w:val="1A1A1A"/>
+          <w:sz w:val="23"/>
+          <w:szCs w:val="23"/>
+          <w:lang w:val="es-ES"/>
+        </w:rPr>
+        <w:t>Guardar</w:t>
+      </w:r>
+      <w:r>
+        <w:rPr>
+          <w:rFonts w:ascii="Segoe UI" w:eastAsia="Times New Roman" w:hAnsi="Segoe UI" w:cs="Segoe UI"/>
+          <w:color w:val="1A1A1A"/>
+          <w:sz w:val="23"/>
+          <w:szCs w:val="23"/>
+          <w:lang w:val="es-ES"/>
+        </w:rPr>
+        <w:t>.</w:t>
+      </w:r>
+    </w:p>
+    <w:p>
+      <w:pPr>
+        <w:shd w:val="clear" w:color="auto" w:fill="F2F4F8"/>
+        <w:spacing w:before="180" w:after="180"/>
+        <w:divId w:val="368576391"/>
+        <w:rPr>
+          <w:rFonts w:ascii="Segoe UI" w:eastAsia="Times New Roman" w:hAnsi="Segoe UI" w:cs="Segoe UI"/>
+          <w:color w:val="333333"/>
+          <w:sz w:val="23"/>
+          <w:szCs w:val="23"/>
+          <w:lang w:val="es-ES"/>
+        </w:rPr>
+      </w:pPr>
+      <w:r>
+        <w:rPr>
+          <w:rStyle w:val="Fuerte"/>
+          <w:rFonts w:ascii="Segoe UI" w:eastAsia="Times New Roman" w:hAnsi="Segoe UI" w:cs="Segoe UI"/>
+          <w:color w:val="333333"/>
+          <w:sz w:val="23"/>
+          <w:szCs w:val="23"/>
+          <w:lang w:val="es-ES"/>
+        </w:rPr>
+        <w:t>Al escanear el QR del ejemplar</w:t>
+      </w:r>
+      <w:r>
+        <w:rPr>
+          <w:rFonts w:ascii="Segoe UI" w:eastAsia="Times New Roman" w:hAnsi="Segoe UI" w:cs="Segoe UI"/>
+          <w:color w:val="333333"/>
+          <w:sz w:val="23"/>
+          <w:szCs w:val="23"/>
+          <w:lang w:val="es-ES"/>
+        </w:rPr>
+        <w:t xml:space="preserve">, el sistema responde de inmediato: emite un </w:t>
+      </w:r>
+      <w:r>
+        <w:rPr>
+          <w:rStyle w:val="Fuerte"/>
+          <w:rFonts w:ascii="Segoe UI" w:eastAsia="Times New Roman" w:hAnsi="Segoe UI" w:cs="Segoe UI"/>
+          <w:color w:val="333333"/>
+          <w:sz w:val="23"/>
+          <w:szCs w:val="23"/>
+          <w:lang w:val="es-ES"/>
+        </w:rPr>
+        <w:t>sonido de confirmación</w:t>
+      </w:r>
+      <w:r>
+        <w:rPr>
+          <w:rFonts w:ascii="Segoe UI" w:eastAsia="Times New Roman" w:hAnsi="Segoe UI" w:cs="Segoe UI"/>
+          <w:color w:val="333333"/>
+          <w:sz w:val="23"/>
+          <w:szCs w:val="23"/>
+          <w:lang w:val="es-ES"/>
+        </w:rPr>
+        <w:t xml:space="preserve">, vibra y muestra el resultado en pantalla (verde, con el título del libro). Si el libro </w:t>
+      </w:r>
+      <w:r>
+        <w:rPr>
+          <w:rStyle w:val="Fuerte"/>
+          <w:rFonts w:ascii="Segoe UI" w:eastAsia="Times New Roman" w:hAnsi="Segoe UI" w:cs="Segoe UI"/>
+          <w:color w:val="333333"/>
+          <w:sz w:val="23"/>
+          <w:szCs w:val="23"/>
+          <w:lang w:val="es-ES"/>
+        </w:rPr>
+        <w:t>no existe, está agotado o no es válido</w:t>
+      </w:r>
+      <w:r>
+        <w:rPr>
+          <w:rFonts w:ascii="Segoe UI" w:eastAsia="Times New Roman" w:hAnsi="Segoe UI" w:cs="Segoe UI"/>
+          <w:color w:val="333333"/>
+          <w:sz w:val="23"/>
+          <w:szCs w:val="23"/>
+          <w:lang w:val="es-ES"/>
+        </w:rPr>
+        <w:t xml:space="preserve">, el sonido es diferente (grave) y el mensaje aparece en </w:t>
+      </w:r>
+      <w:r>
+        <w:rPr>
+          <w:rStyle w:val="Fuerte"/>
+          <w:rFonts w:ascii="Segoe UI" w:eastAsia="Times New Roman" w:hAnsi="Segoe UI" w:cs="Segoe UI"/>
+          <w:color w:val="333333"/>
+          <w:sz w:val="23"/>
+          <w:szCs w:val="23"/>
+          <w:lang w:val="es-ES"/>
+        </w:rPr>
+        <w:t>rojo</w:t>
+      </w:r>
+      <w:r>
+        <w:rPr>
+          <w:rFonts w:ascii="Segoe UI" w:eastAsia="Times New Roman" w:hAnsi="Segoe UI" w:cs="Segoe UI"/>
+          <w:color w:val="333333"/>
+          <w:sz w:val="23"/>
+          <w:szCs w:val="23"/>
+          <w:lang w:val="es-ES"/>
+        </w:rPr>
+        <w:t>. Si el resultado es correcto, el formulario se completa solo y la ventana se cierra sola; basta confirmar.</w:t>
       </w:r>
     </w:p>
     <w:p>
       <w:pPr>
         <w:pStyle w:val="NormalWeb"/>
-        <w:divId w:val="778716180"/>
-        <w:rPr>
-          <w:rFonts w:ascii="Segoe UI" w:hAnsi="Segoe UI" w:cs="Segoe UI"/>
-          <w:color w:val="1A1A1A"/>
-          <w:sz w:val="23"/>
-          <w:szCs w:val="23"/>
-          <w:lang w:val="es-ES"/>
-        </w:rPr>
-      </w:pPr>
-      <w:r>
-        <w:rPr>
-          <w:rFonts w:ascii="Segoe UI" w:hAnsi="Segoe UI" w:cs="Segoe UI"/>
-          <w:color w:val="1A1A1A"/>
-          <w:sz w:val="23"/>
-          <w:szCs w:val="23"/>
-          <w:lang w:val="es-ES"/>
-        </w:rPr>
-        <w:t>Registro completo de todos los préstamos (devueltos y pendientes), con las fechas correspondientes. Permite consultar quién devolvió qué y cuándo.</w:t>
-      </w:r>
-    </w:p>
-    <w:p>
-      <w:pPr>
-        <w:pStyle w:val="Ttulo3"/>
-        <w:divId w:val="778716180"/>
-        <w:rPr>
-          <w:rFonts w:ascii="Segoe UI" w:eastAsia="Times New Roman" w:hAnsi="Segoe UI" w:cs="Segoe UI"/>
-          <w:lang w:val="es-ES"/>
-        </w:rPr>
-      </w:pPr>
-      <w:r>
-        <w:rPr>
-          <w:rFonts w:ascii="Segoe UI" w:eastAsia="Times New Roman" w:hAnsi="Segoe UI" w:cs="Segoe UI"/>
-          <w:lang w:val="es-ES"/>
-        </w:rPr>
-        <w:t>4.7 Alertas</w:t>
+        <w:divId w:val="1022363737"/>
+        <w:rPr>
+          <w:rFonts w:ascii="Segoe UI" w:hAnsi="Segoe UI" w:cs="Segoe UI"/>
+          <w:color w:val="1A1A1A"/>
+          <w:sz w:val="23"/>
+          <w:szCs w:val="23"/>
+          <w:lang w:val="es-ES"/>
+        </w:rPr>
+      </w:pPr>
+      <w:r>
+        <w:rPr>
+          <w:rFonts w:ascii="Segoe UI" w:hAnsi="Segoe UI" w:cs="Segoe UI"/>
+          <w:color w:val="1A1A1A"/>
+          <w:sz w:val="23"/>
+          <w:szCs w:val="23"/>
+          <w:lang w:val="es-ES"/>
+        </w:rPr>
+        <w:t xml:space="preserve">El libro pasa a </w:t>
+      </w:r>
+      <w:r>
+        <w:rPr>
+          <w:rStyle w:val="Fuerte"/>
+          <w:rFonts w:ascii="Segoe UI" w:hAnsi="Segoe UI" w:cs="Segoe UI"/>
+          <w:color w:val="1A1A1A"/>
+          <w:sz w:val="23"/>
+          <w:szCs w:val="23"/>
+          <w:lang w:val="es-ES"/>
+        </w:rPr>
+        <w:t>prestado</w:t>
+      </w:r>
+      <w:r>
+        <w:rPr>
+          <w:rFonts w:ascii="Segoe UI" w:hAnsi="Segoe UI" w:cs="Segoe UI"/>
+          <w:color w:val="1A1A1A"/>
+          <w:sz w:val="23"/>
+          <w:szCs w:val="23"/>
+          <w:lang w:val="es-ES"/>
+        </w:rPr>
+        <w:t xml:space="preserve">, disminuye la disponibilidad y aparece en </w:t>
+      </w:r>
+      <w:r>
+        <w:rPr>
+          <w:rStyle w:val="nfasis"/>
+          <w:rFonts w:ascii="Segoe UI" w:hAnsi="Segoe UI" w:cs="Segoe UI"/>
+          <w:color w:val="1A1A1A"/>
+          <w:sz w:val="23"/>
+          <w:szCs w:val="23"/>
+          <w:lang w:val="es-ES"/>
+        </w:rPr>
+        <w:t>Mis préstamos</w:t>
+      </w:r>
+      <w:r>
+        <w:rPr>
+          <w:rFonts w:ascii="Segoe UI" w:hAnsi="Segoe UI" w:cs="Segoe UI"/>
+          <w:color w:val="1A1A1A"/>
+          <w:sz w:val="23"/>
+          <w:szCs w:val="23"/>
+          <w:lang w:val="es-ES"/>
+        </w:rPr>
+        <w:t xml:space="preserve"> del estudiante en su portal.</w:t>
+      </w:r>
+    </w:p>
+    <w:p>
+      <w:pPr>
+        <w:pStyle w:val="Ttulo4"/>
+        <w:divId w:val="1022363737"/>
+        <w:rPr>
+          <w:rFonts w:ascii="Segoe UI" w:eastAsia="Times New Roman" w:hAnsi="Segoe UI" w:cs="Segoe UI"/>
+          <w:lang w:val="es-ES"/>
+        </w:rPr>
+      </w:pPr>
+      <w:r>
+        <w:rPr>
+          <w:rFonts w:ascii="Segoe UI" w:eastAsia="Times New Roman" w:hAnsi="Segoe UI" w:cs="Segoe UI"/>
+          <w:lang w:val="es-ES"/>
+        </w:rPr>
+        <w:t>Devolver un libro</w:t>
       </w:r>
     </w:p>
     <w:p>
@@ -2832,35 +3842,45 @@
         </w:numPr>
         <w:spacing w:before="45" w:after="45"/>
         <w:ind w:left="810"/>
-        <w:divId w:val="778716180"/>
-        <w:rPr>
-          <w:rFonts w:ascii="Segoe UI" w:eastAsia="Times New Roman" w:hAnsi="Segoe UI" w:cs="Segoe UI"/>
-          <w:color w:val="1A1A1A"/>
-          <w:sz w:val="23"/>
-          <w:szCs w:val="23"/>
-          <w:lang w:val="es-ES"/>
-        </w:rPr>
-      </w:pPr>
-      <w:r>
-        <w:rPr>
-          <w:rStyle w:val="Fuerte"/>
-          <w:rFonts w:ascii="Segoe UI" w:eastAsia="Times New Roman" w:hAnsi="Segoe UI" w:cs="Segoe UI"/>
-          <w:color w:val="1A1A1A"/>
-          <w:sz w:val="23"/>
-          <w:szCs w:val="23"/>
-          <w:lang w:val="es-ES"/>
-        </w:rPr>
-        <w:t>Préstamos vencidos:</w:t>
-      </w:r>
-      <w:r>
-        <w:rPr>
-          <w:rFonts w:ascii="Segoe UI" w:eastAsia="Times New Roman" w:hAnsi="Segoe UI" w:cs="Segoe UI"/>
-          <w:color w:val="1A1A1A"/>
-          <w:sz w:val="23"/>
-          <w:szCs w:val="23"/>
-          <w:lang w:val="es-ES"/>
-        </w:rPr>
-        <w:t xml:space="preserve"> libros que debían devolverse y no se devolvieron.</w:t>
+        <w:divId w:val="1022363737"/>
+        <w:rPr>
+          <w:rFonts w:ascii="Segoe UI" w:eastAsia="Times New Roman" w:hAnsi="Segoe UI" w:cs="Segoe UI"/>
+          <w:color w:val="1A1A1A"/>
+          <w:sz w:val="23"/>
+          <w:szCs w:val="23"/>
+          <w:lang w:val="es-ES"/>
+        </w:rPr>
+      </w:pPr>
+      <w:r>
+        <w:rPr>
+          <w:rFonts w:ascii="Segoe UI" w:eastAsia="Times New Roman" w:hAnsi="Segoe UI" w:cs="Segoe UI"/>
+          <w:color w:val="1A1A1A"/>
+          <w:sz w:val="23"/>
+          <w:szCs w:val="23"/>
+          <w:lang w:val="es-ES"/>
+        </w:rPr>
+        <w:t xml:space="preserve">En </w:t>
+      </w:r>
+      <w:r>
+        <w:rPr>
+          <w:rStyle w:val="Fuerte"/>
+          <w:rFonts w:ascii="Segoe UI" w:eastAsia="Times New Roman" w:hAnsi="Segoe UI" w:cs="Segoe UI"/>
+          <w:color w:val="1A1A1A"/>
+          <w:sz w:val="23"/>
+          <w:szCs w:val="23"/>
+          <w:lang w:val="es-ES"/>
+        </w:rPr>
+        <w:t>Préstamos</w:t>
+      </w:r>
+      <w:r>
+        <w:rPr>
+          <w:rFonts w:ascii="Segoe UI" w:eastAsia="Times New Roman" w:hAnsi="Segoe UI" w:cs="Segoe UI"/>
+          <w:color w:val="1A1A1A"/>
+          <w:sz w:val="23"/>
+          <w:szCs w:val="23"/>
+          <w:lang w:val="es-ES"/>
+        </w:rPr>
+        <w:t>, localice el préstamo activo.</w:t>
       </w:r>
     </w:p>
     <w:p>
@@ -2871,279 +3891,200 @@
         </w:numPr>
         <w:spacing w:before="45" w:after="45"/>
         <w:ind w:left="810"/>
-        <w:divId w:val="778716180"/>
-        <w:rPr>
-          <w:rFonts w:ascii="Segoe UI" w:eastAsia="Times New Roman" w:hAnsi="Segoe UI" w:cs="Segoe UI"/>
-          <w:color w:val="1A1A1A"/>
-          <w:sz w:val="23"/>
-          <w:szCs w:val="23"/>
-          <w:lang w:val="es-ES"/>
-        </w:rPr>
-      </w:pPr>
-      <w:r>
-        <w:rPr>
-          <w:rStyle w:val="Fuerte"/>
-          <w:rFonts w:ascii="Segoe UI" w:eastAsia="Times New Roman" w:hAnsi="Segoe UI" w:cs="Segoe UI"/>
-          <w:color w:val="1A1A1A"/>
-          <w:sz w:val="23"/>
-          <w:szCs w:val="23"/>
-          <w:lang w:val="es-ES"/>
-        </w:rPr>
-        <w:t>Préstamos por vencer:</w:t>
-      </w:r>
-      <w:r>
-        <w:rPr>
-          <w:rFonts w:ascii="Segoe UI" w:eastAsia="Times New Roman" w:hAnsi="Segoe UI" w:cs="Segoe UI"/>
-          <w:color w:val="1A1A1A"/>
-          <w:sz w:val="23"/>
-          <w:szCs w:val="23"/>
-          <w:lang w:val="es-ES"/>
-        </w:rPr>
-        <w:t xml:space="preserve"> devoluciones próximas a la fecha límite.</w:t>
+        <w:divId w:val="1022363737"/>
+        <w:rPr>
+          <w:rFonts w:ascii="Segoe UI" w:eastAsia="Times New Roman" w:hAnsi="Segoe UI" w:cs="Segoe UI"/>
+          <w:color w:val="1A1A1A"/>
+          <w:sz w:val="23"/>
+          <w:szCs w:val="23"/>
+          <w:lang w:val="es-ES"/>
+        </w:rPr>
+      </w:pPr>
+      <w:r>
+        <w:rPr>
+          <w:rFonts w:ascii="Segoe UI" w:eastAsia="Times New Roman" w:hAnsi="Segoe UI" w:cs="Segoe UI"/>
+          <w:color w:val="1A1A1A"/>
+          <w:sz w:val="23"/>
+          <w:szCs w:val="23"/>
+          <w:lang w:val="es-ES"/>
+        </w:rPr>
+        <w:t xml:space="preserve">Pulse </w:t>
+      </w:r>
+      <w:r>
+        <w:rPr>
+          <w:rStyle w:val="Fuerte"/>
+          <w:rFonts w:ascii="Segoe UI" w:eastAsia="Times New Roman" w:hAnsi="Segoe UI" w:cs="Segoe UI"/>
+          <w:color w:val="1A1A1A"/>
+          <w:sz w:val="23"/>
+          <w:szCs w:val="23"/>
+          <w:lang w:val="es-ES"/>
+        </w:rPr>
+        <w:t>Devolver</w:t>
+      </w:r>
+      <w:r>
+        <w:rPr>
+          <w:rFonts w:ascii="Segoe UI" w:eastAsia="Times New Roman" w:hAnsi="Segoe UI" w:cs="Segoe UI"/>
+          <w:color w:val="1A1A1A"/>
+          <w:sz w:val="23"/>
+          <w:szCs w:val="23"/>
+          <w:lang w:val="es-ES"/>
+        </w:rPr>
+        <w:t xml:space="preserve"> (o </w:t>
+      </w:r>
+      <w:r>
+        <w:rPr>
+          <w:rStyle w:val="Fuerte"/>
+          <w:rFonts w:ascii="Segoe UI" w:eastAsia="Times New Roman" w:hAnsi="Segoe UI" w:cs="Segoe UI"/>
+          <w:color w:val="1A1A1A"/>
+          <w:sz w:val="23"/>
+          <w:szCs w:val="23"/>
+          <w:lang w:val="es-ES"/>
+        </w:rPr>
+        <w:t>Devolver ejemplar</w:t>
+      </w:r>
+      <w:r>
+        <w:rPr>
+          <w:rFonts w:ascii="Segoe UI" w:eastAsia="Times New Roman" w:hAnsi="Segoe UI" w:cs="Segoe UI"/>
+          <w:color w:val="1A1A1A"/>
+          <w:sz w:val="23"/>
+          <w:szCs w:val="23"/>
+          <w:lang w:val="es-ES"/>
+        </w:rPr>
+        <w:t xml:space="preserve"> si se prestó por ejemplar).</w:t>
+      </w:r>
+    </w:p>
+    <w:p>
+      <w:pPr>
+        <w:numPr>
+          <w:ilvl w:val="0"/>
+          <w:numId w:val="10"/>
+        </w:numPr>
+        <w:spacing w:before="45" w:after="45"/>
+        <w:ind w:left="810"/>
+        <w:divId w:val="1022363737"/>
+        <w:rPr>
+          <w:rFonts w:ascii="Segoe UI" w:eastAsia="Times New Roman" w:hAnsi="Segoe UI" w:cs="Segoe UI"/>
+          <w:color w:val="1A1A1A"/>
+          <w:sz w:val="23"/>
+          <w:szCs w:val="23"/>
+          <w:lang w:val="es-ES"/>
+        </w:rPr>
+      </w:pPr>
+      <w:r>
+        <w:rPr>
+          <w:rFonts w:ascii="Segoe UI" w:eastAsia="Times New Roman" w:hAnsi="Segoe UI" w:cs="Segoe UI"/>
+          <w:color w:val="1A1A1A"/>
+          <w:sz w:val="23"/>
+          <w:szCs w:val="23"/>
+          <w:lang w:val="es-ES"/>
+        </w:rPr>
+        <w:t>Confirme. El libro vuelve a estar disponible y el préstamo pasa al historial.</w:t>
+      </w:r>
+    </w:p>
+    <w:p>
+      <w:pPr>
+        <w:shd w:val="clear" w:color="auto" w:fill="F2F4F8"/>
+        <w:spacing w:before="180" w:after="180"/>
+        <w:divId w:val="726030230"/>
+        <w:rPr>
+          <w:rFonts w:ascii="Segoe UI" w:eastAsia="Times New Roman" w:hAnsi="Segoe UI" w:cs="Segoe UI"/>
+          <w:color w:val="333333"/>
+          <w:sz w:val="23"/>
+          <w:szCs w:val="23"/>
+          <w:lang w:val="es-ES"/>
+        </w:rPr>
+      </w:pPr>
+      <w:r>
+        <w:rPr>
+          <w:rFonts w:ascii="Segoe UI" w:eastAsia="Times New Roman" w:hAnsi="Segoe UI" w:cs="Segoe UI"/>
+          <w:color w:val="333333"/>
+          <w:sz w:val="23"/>
+          <w:szCs w:val="23"/>
+          <w:lang w:val="es-ES"/>
+        </w:rPr>
+        <w:t xml:space="preserve">También puede </w:t>
+      </w:r>
+      <w:r>
+        <w:rPr>
+          <w:rStyle w:val="Fuerte"/>
+          <w:rFonts w:ascii="Segoe UI" w:eastAsia="Times New Roman" w:hAnsi="Segoe UI" w:cs="Segoe UI"/>
+          <w:color w:val="333333"/>
+          <w:sz w:val="23"/>
+          <w:szCs w:val="23"/>
+          <w:lang w:val="es-ES"/>
+        </w:rPr>
+        <w:t>devolver escaneando el QR</w:t>
+      </w:r>
+      <w:r>
+        <w:rPr>
+          <w:rFonts w:ascii="Segoe UI" w:eastAsia="Times New Roman" w:hAnsi="Segoe UI" w:cs="Segoe UI"/>
+          <w:color w:val="333333"/>
+          <w:sz w:val="23"/>
+          <w:szCs w:val="23"/>
+          <w:lang w:val="es-ES"/>
+        </w:rPr>
+        <w:t xml:space="preserve"> del ejemplar: el sistema confirma con sonido y mensaje, y devuelve el libro automáticamente cuando el socio tiene un solo préstamo activo; si tiene varios, se muestran para elegir cuál devolver.</w:t>
+      </w:r>
+    </w:p>
+    <w:p>
+      <w:pPr>
+        <w:pStyle w:val="Ttulo3"/>
+        <w:divId w:val="1022363737"/>
+        <w:rPr>
+          <w:rFonts w:ascii="Segoe UI" w:eastAsia="Times New Roman" w:hAnsi="Segoe UI" w:cs="Segoe UI"/>
+          <w:lang w:val="es-ES"/>
+        </w:rPr>
+      </w:pPr>
+      <w:r>
+        <w:rPr>
+          <w:rFonts w:ascii="Segoe UI" w:eastAsia="Times New Roman" w:hAnsi="Segoe UI" w:cs="Segoe UI"/>
+          <w:lang w:val="es-ES"/>
+        </w:rPr>
+        <w:t>4.5 Reservas</w:t>
       </w:r>
     </w:p>
     <w:p>
       <w:pPr>
         <w:pStyle w:val="NormalWeb"/>
-        <w:divId w:val="778716180"/>
-        <w:rPr>
-          <w:rFonts w:ascii="Segoe UI" w:hAnsi="Segoe UI" w:cs="Segoe UI"/>
-          <w:color w:val="1A1A1A"/>
-          <w:sz w:val="23"/>
-          <w:szCs w:val="23"/>
-          <w:lang w:val="es-ES"/>
-        </w:rPr>
-      </w:pPr>
-      <w:r>
-        <w:rPr>
-          <w:rFonts w:ascii="Segoe UI" w:hAnsi="Segoe UI" w:cs="Segoe UI"/>
-          <w:color w:val="1A1A1A"/>
-          <w:sz w:val="23"/>
-          <w:szCs w:val="23"/>
-          <w:lang w:val="es-ES"/>
-        </w:rPr>
-        <w:t>Úselas para avisar a los estudiantes y controlar la morosidad.</w:t>
-      </w:r>
-    </w:p>
-    <w:p>
-      <w:pPr>
-        <w:pStyle w:val="Ttulo3"/>
-        <w:divId w:val="778716180"/>
-        <w:rPr>
-          <w:rFonts w:ascii="Segoe UI" w:eastAsia="Times New Roman" w:hAnsi="Segoe UI" w:cs="Segoe UI"/>
-          <w:lang w:val="es-ES"/>
-        </w:rPr>
-      </w:pPr>
-      <w:r>
-        <w:rPr>
-          <w:rFonts w:ascii="Segoe UI" w:eastAsia="Times New Roman" w:hAnsi="Segoe UI" w:cs="Segoe UI"/>
-          <w:lang w:val="es-ES"/>
-        </w:rPr>
-        <w:t>4.8 Notificaciones</w:t>
-      </w:r>
-    </w:p>
-    <w:p>
-      <w:pPr>
-        <w:pStyle w:val="NormalWeb"/>
-        <w:divId w:val="778716180"/>
-        <w:rPr>
-          <w:rFonts w:ascii="Segoe UI" w:hAnsi="Segoe UI" w:cs="Segoe UI"/>
-          <w:color w:val="1A1A1A"/>
-          <w:sz w:val="23"/>
-          <w:szCs w:val="23"/>
-          <w:lang w:val="es-ES"/>
-        </w:rPr>
-      </w:pPr>
-      <w:r>
-        <w:rPr>
-          <w:rFonts w:ascii="Segoe UI" w:hAnsi="Segoe UI" w:cs="Segoe UI"/>
-          <w:color w:val="1A1A1A"/>
-          <w:sz w:val="23"/>
-          <w:szCs w:val="23"/>
-          <w:lang w:val="es-ES"/>
-        </w:rPr>
-        <w:t xml:space="preserve">Permite enviar </w:t>
-      </w:r>
-      <w:r>
-        <w:rPr>
-          <w:rStyle w:val="Fuerte"/>
-          <w:rFonts w:ascii="Segoe UI" w:hAnsi="Segoe UI" w:cs="Segoe UI"/>
-          <w:color w:val="1A1A1A"/>
-          <w:sz w:val="23"/>
-          <w:szCs w:val="23"/>
-          <w:lang w:val="es-ES"/>
-        </w:rPr>
-        <w:t>avisos</w:t>
-      </w:r>
-      <w:r>
-        <w:rPr>
-          <w:rFonts w:ascii="Segoe UI" w:hAnsi="Segoe UI" w:cs="Segoe UI"/>
-          <w:color w:val="1A1A1A"/>
-          <w:sz w:val="23"/>
-          <w:szCs w:val="23"/>
-          <w:lang w:val="es-ES"/>
-        </w:rPr>
-        <w:t xml:space="preserve"> a los estudiantes (por ejemplo, recordatorio de devolución). Los estudiantes los ven en la sección </w:t>
-      </w:r>
-      <w:r>
-        <w:rPr>
-          <w:rStyle w:val="Fuerte"/>
-          <w:rFonts w:ascii="Segoe UI" w:hAnsi="Segoe UI" w:cs="Segoe UI"/>
-          <w:color w:val="1A1A1A"/>
-          <w:sz w:val="23"/>
-          <w:szCs w:val="23"/>
-          <w:lang w:val="es-ES"/>
-        </w:rPr>
-        <w:t>Notificaciones</w:t>
-      </w:r>
-      <w:r>
-        <w:rPr>
-          <w:rFonts w:ascii="Segoe UI" w:hAnsi="Segoe UI" w:cs="Segoe UI"/>
-          <w:color w:val="1A1A1A"/>
-          <w:sz w:val="23"/>
-          <w:szCs w:val="23"/>
-          <w:lang w:val="es-ES"/>
-        </w:rPr>
-        <w:t xml:space="preserve"> de su portal.</w:t>
-      </w:r>
-    </w:p>
-    <w:p>
-      <w:pPr>
-        <w:pStyle w:val="Ttulo3"/>
-        <w:divId w:val="778716180"/>
-        <w:rPr>
-          <w:rFonts w:ascii="Segoe UI" w:eastAsia="Times New Roman" w:hAnsi="Segoe UI" w:cs="Segoe UI"/>
-          <w:lang w:val="es-ES"/>
-        </w:rPr>
-      </w:pPr>
-      <w:r>
-        <w:rPr>
-          <w:rFonts w:ascii="Segoe UI" w:eastAsia="Times New Roman" w:hAnsi="Segoe UI" w:cs="Segoe UI"/>
-          <w:lang w:val="es-ES"/>
-        </w:rPr>
-        <w:t>4.9 Mapa de la biblioteca</w:t>
-      </w:r>
-    </w:p>
-    <w:p>
-      <w:pPr>
-        <w:pStyle w:val="NormalWeb"/>
-        <w:divId w:val="778716180"/>
-        <w:rPr>
-          <w:rFonts w:ascii="Segoe UI" w:hAnsi="Segoe UI" w:cs="Segoe UI"/>
-          <w:color w:val="1A1A1A"/>
-          <w:sz w:val="23"/>
-          <w:szCs w:val="23"/>
-          <w:lang w:val="es-ES"/>
-        </w:rPr>
-      </w:pPr>
-      <w:r>
-        <w:rPr>
-          <w:rFonts w:ascii="Segoe UI" w:hAnsi="Segoe UI" w:cs="Segoe UI"/>
-          <w:color w:val="1A1A1A"/>
-          <w:sz w:val="23"/>
-          <w:szCs w:val="23"/>
-          <w:lang w:val="es-ES"/>
-        </w:rPr>
-        <w:t xml:space="preserve">Muestra la </w:t>
-      </w:r>
-      <w:r>
-        <w:rPr>
-          <w:rStyle w:val="Fuerte"/>
-          <w:rFonts w:ascii="Segoe UI" w:hAnsi="Segoe UI" w:cs="Segoe UI"/>
-          <w:color w:val="1A1A1A"/>
-          <w:sz w:val="23"/>
-          <w:szCs w:val="23"/>
-          <w:lang w:val="es-ES"/>
-        </w:rPr>
-        <w:t>ubicación</w:t>
-      </w:r>
-      <w:r>
-        <w:rPr>
-          <w:rFonts w:ascii="Segoe UI" w:hAnsi="Segoe UI" w:cs="Segoe UI"/>
-          <w:color w:val="1A1A1A"/>
-          <w:sz w:val="23"/>
-          <w:szCs w:val="23"/>
-          <w:lang w:val="es-ES"/>
-        </w:rPr>
-        <w:t xml:space="preserve"> de los libros (por sección/estante) para que tanto el personal como el estudiante encuentren el material físico.</w:t>
-      </w:r>
-    </w:p>
-    <w:p>
-      <w:pPr>
-        <w:pStyle w:val="Ttulo3"/>
-        <w:divId w:val="778716180"/>
-        <w:rPr>
-          <w:rFonts w:ascii="Segoe UI" w:eastAsia="Times New Roman" w:hAnsi="Segoe UI" w:cs="Segoe UI"/>
-          <w:lang w:val="es-ES"/>
-        </w:rPr>
-      </w:pPr>
-      <w:r>
-        <w:rPr>
-          <w:rFonts w:ascii="Segoe UI" w:eastAsia="Times New Roman" w:hAnsi="Segoe UI" w:cs="Segoe UI"/>
-          <w:lang w:val="es-ES"/>
-        </w:rPr>
-        <w:t>4.10 Reportes</w:t>
-      </w:r>
-    </w:p>
-    <w:p>
-      <w:pPr>
-        <w:pStyle w:val="NormalWeb"/>
-        <w:divId w:val="778716180"/>
-        <w:rPr>
-          <w:rFonts w:ascii="Segoe UI" w:hAnsi="Segoe UI" w:cs="Segoe UI"/>
-          <w:color w:val="1A1A1A"/>
-          <w:sz w:val="23"/>
-          <w:szCs w:val="23"/>
-          <w:lang w:val="es-ES"/>
-        </w:rPr>
-      </w:pPr>
-      <w:r>
-        <w:rPr>
-          <w:rFonts w:ascii="Segoe UI" w:hAnsi="Segoe UI" w:cs="Segoe UI"/>
-          <w:color w:val="1A1A1A"/>
-          <w:sz w:val="23"/>
-          <w:szCs w:val="23"/>
-          <w:lang w:val="es-ES"/>
-        </w:rPr>
-        <w:t xml:space="preserve">Exporte información del catálogo, préstamos e historial a </w:t>
-      </w:r>
-      <w:r>
-        <w:rPr>
-          <w:rStyle w:val="Fuerte"/>
-          <w:rFonts w:ascii="Segoe UI" w:hAnsi="Segoe UI" w:cs="Segoe UI"/>
-          <w:color w:val="1A1A1A"/>
-          <w:sz w:val="23"/>
-          <w:szCs w:val="23"/>
-          <w:lang w:val="es-ES"/>
-        </w:rPr>
-        <w:t>Excel y PDF</w:t>
-      </w:r>
-      <w:r>
-        <w:rPr>
-          <w:rFonts w:ascii="Segoe UI" w:hAnsi="Segoe UI" w:cs="Segoe UI"/>
-          <w:color w:val="1A1A1A"/>
-          <w:sz w:val="23"/>
-          <w:szCs w:val="23"/>
-          <w:lang w:val="es-ES"/>
-        </w:rPr>
-        <w:t xml:space="preserve"> para control interno o para la administración.</w:t>
-      </w:r>
-    </w:p>
-    <w:p>
-      <w:pPr>
-        <w:pStyle w:val="Ttulo3"/>
-        <w:divId w:val="778716180"/>
-        <w:rPr>
-          <w:rFonts w:ascii="Segoe UI" w:eastAsia="Times New Roman" w:hAnsi="Segoe UI" w:cs="Segoe UI"/>
-          <w:lang w:val="es-ES"/>
-        </w:rPr>
-      </w:pPr>
-      <w:r>
-        <w:rPr>
-          <w:rFonts w:ascii="Segoe UI" w:eastAsia="Times New Roman" w:hAnsi="Segoe UI" w:cs="Segoe UI"/>
-          <w:lang w:val="es-ES"/>
-        </w:rPr>
-        <w:t>4.11 Inteligencia artificial (IA)</w:t>
+        <w:divId w:val="1022363737"/>
+        <w:rPr>
+          <w:rFonts w:ascii="Segoe UI" w:hAnsi="Segoe UI" w:cs="Segoe UI"/>
+          <w:color w:val="1A1A1A"/>
+          <w:sz w:val="23"/>
+          <w:szCs w:val="23"/>
+          <w:lang w:val="es-ES"/>
+        </w:rPr>
+      </w:pPr>
+      <w:r>
+        <w:rPr>
+          <w:rFonts w:ascii="Segoe UI" w:hAnsi="Segoe UI" w:cs="Segoe UI"/>
+          <w:color w:val="1A1A1A"/>
+          <w:sz w:val="23"/>
+          <w:szCs w:val="23"/>
+          <w:lang w:val="es-ES"/>
+        </w:rPr>
+        <w:t xml:space="preserve">Cuando un libro está prestado o agotado, un estudiante puede </w:t>
+      </w:r>
+      <w:r>
+        <w:rPr>
+          <w:rStyle w:val="Fuerte"/>
+          <w:rFonts w:ascii="Segoe UI" w:hAnsi="Segoe UI" w:cs="Segoe UI"/>
+          <w:color w:val="1A1A1A"/>
+          <w:sz w:val="23"/>
+          <w:szCs w:val="23"/>
+          <w:lang w:val="es-ES"/>
+        </w:rPr>
+        <w:t>apartarlo</w:t>
+      </w:r>
+      <w:r>
+        <w:rPr>
+          <w:rFonts w:ascii="Segoe UI" w:hAnsi="Segoe UI" w:cs="Segoe UI"/>
+          <w:color w:val="1A1A1A"/>
+          <w:sz w:val="23"/>
+          <w:szCs w:val="23"/>
+          <w:lang w:val="es-ES"/>
+        </w:rPr>
+        <w:t>:</w:t>
       </w:r>
     </w:p>
     <w:p>
@@ -3154,35 +4095,45 @@
         </w:numPr>
         <w:spacing w:before="45" w:after="45"/>
         <w:ind w:left="810"/>
-        <w:divId w:val="778716180"/>
-        <w:rPr>
-          <w:rFonts w:ascii="Segoe UI" w:eastAsia="Times New Roman" w:hAnsi="Segoe UI" w:cs="Segoe UI"/>
-          <w:color w:val="1A1A1A"/>
-          <w:sz w:val="23"/>
-          <w:szCs w:val="23"/>
-          <w:lang w:val="es-ES"/>
-        </w:rPr>
-      </w:pPr>
-      <w:r>
-        <w:rPr>
-          <w:rStyle w:val="Fuerte"/>
-          <w:rFonts w:ascii="Segoe UI" w:eastAsia="Times New Roman" w:hAnsi="Segoe UI" w:cs="Segoe UI"/>
-          <w:color w:val="1A1A1A"/>
-          <w:sz w:val="23"/>
-          <w:szCs w:val="23"/>
-          <w:lang w:val="es-ES"/>
-        </w:rPr>
-        <w:t>Sugerencias de lectura:</w:t>
-      </w:r>
-      <w:r>
-        <w:rPr>
-          <w:rFonts w:ascii="Segoe UI" w:eastAsia="Times New Roman" w:hAnsi="Segoe UI" w:cs="Segoe UI"/>
-          <w:color w:val="1A1A1A"/>
-          <w:sz w:val="23"/>
-          <w:szCs w:val="23"/>
-          <w:lang w:val="es-ES"/>
-        </w:rPr>
-        <w:t xml:space="preserve"> libros recomendados según el historial.</w:t>
+        <w:divId w:val="1022363737"/>
+        <w:rPr>
+          <w:rFonts w:ascii="Segoe UI" w:eastAsia="Times New Roman" w:hAnsi="Segoe UI" w:cs="Segoe UI"/>
+          <w:color w:val="1A1A1A"/>
+          <w:sz w:val="23"/>
+          <w:szCs w:val="23"/>
+          <w:lang w:val="es-ES"/>
+        </w:rPr>
+      </w:pPr>
+      <w:r>
+        <w:rPr>
+          <w:rFonts w:ascii="Segoe UI" w:eastAsia="Times New Roman" w:hAnsi="Segoe UI" w:cs="Segoe UI"/>
+          <w:color w:val="1A1A1A"/>
+          <w:sz w:val="23"/>
+          <w:szCs w:val="23"/>
+          <w:lang w:val="es-ES"/>
+        </w:rPr>
+        <w:t xml:space="preserve">El estudiante reserva desde su portal (o el bibliotecario desde la sección </w:t>
+      </w:r>
+      <w:r>
+        <w:rPr>
+          <w:rStyle w:val="Fuerte"/>
+          <w:rFonts w:ascii="Segoe UI" w:eastAsia="Times New Roman" w:hAnsi="Segoe UI" w:cs="Segoe UI"/>
+          <w:color w:val="1A1A1A"/>
+          <w:sz w:val="23"/>
+          <w:szCs w:val="23"/>
+          <w:lang w:val="es-ES"/>
+        </w:rPr>
+        <w:t>Reservas</w:t>
+      </w:r>
+      <w:r>
+        <w:rPr>
+          <w:rFonts w:ascii="Segoe UI" w:eastAsia="Times New Roman" w:hAnsi="Segoe UI" w:cs="Segoe UI"/>
+          <w:color w:val="1A1A1A"/>
+          <w:sz w:val="23"/>
+          <w:szCs w:val="23"/>
+          <w:lang w:val="es-ES"/>
+        </w:rPr>
+        <w:t>).</w:t>
       </w:r>
     </w:p>
     <w:p>
@@ -3193,35 +4144,24 @@
         </w:numPr>
         <w:spacing w:before="45" w:after="45"/>
         <w:ind w:left="810"/>
-        <w:divId w:val="778716180"/>
-        <w:rPr>
-          <w:rFonts w:ascii="Segoe UI" w:eastAsia="Times New Roman" w:hAnsi="Segoe UI" w:cs="Segoe UI"/>
-          <w:color w:val="1A1A1A"/>
-          <w:sz w:val="23"/>
-          <w:szCs w:val="23"/>
-          <w:lang w:val="es-ES"/>
-        </w:rPr>
-      </w:pPr>
-      <w:r>
-        <w:rPr>
-          <w:rStyle w:val="Fuerte"/>
-          <w:rFonts w:ascii="Segoe UI" w:eastAsia="Times New Roman" w:hAnsi="Segoe UI" w:cs="Segoe UI"/>
-          <w:color w:val="1A1A1A"/>
-          <w:sz w:val="23"/>
-          <w:szCs w:val="23"/>
-          <w:lang w:val="es-ES"/>
-        </w:rPr>
-        <w:t>Análisis de disponibilidad:</w:t>
-      </w:r>
-      <w:r>
-        <w:rPr>
-          <w:rFonts w:ascii="Segoe UI" w:eastAsia="Times New Roman" w:hAnsi="Segoe UI" w:cs="Segoe UI"/>
-          <w:color w:val="1A1A1A"/>
-          <w:sz w:val="23"/>
-          <w:szCs w:val="23"/>
-          <w:lang w:val="es-ES"/>
-        </w:rPr>
-        <w:t xml:space="preserve"> qué títulos están disponibles y cuáles están muy solicitados.</w:t>
+        <w:divId w:val="1022363737"/>
+        <w:rPr>
+          <w:rFonts w:ascii="Segoe UI" w:eastAsia="Times New Roman" w:hAnsi="Segoe UI" w:cs="Segoe UI"/>
+          <w:color w:val="1A1A1A"/>
+          <w:sz w:val="23"/>
+          <w:szCs w:val="23"/>
+          <w:lang w:val="es-ES"/>
+        </w:rPr>
+      </w:pPr>
+      <w:r>
+        <w:rPr>
+          <w:rFonts w:ascii="Segoe UI" w:eastAsia="Times New Roman" w:hAnsi="Segoe UI" w:cs="Segoe UI"/>
+          <w:color w:val="1A1A1A"/>
+          <w:sz w:val="23"/>
+          <w:szCs w:val="23"/>
+          <w:lang w:val="es-ES"/>
+        </w:rPr>
+        <w:t>Cuando el libro se devuelve, se atiende la reserva por orden.</w:t>
       </w:r>
     </w:p>
     <w:p>
@@ -3232,97 +4172,102 @@
         </w:numPr>
         <w:spacing w:before="45" w:after="45"/>
         <w:ind w:left="810"/>
-        <w:divId w:val="778716180"/>
-        <w:rPr>
-          <w:rFonts w:ascii="Segoe UI" w:eastAsia="Times New Roman" w:hAnsi="Segoe UI" w:cs="Segoe UI"/>
-          <w:color w:val="1A1A1A"/>
-          <w:sz w:val="23"/>
-          <w:szCs w:val="23"/>
-          <w:lang w:val="es-ES"/>
-        </w:rPr>
-      </w:pPr>
-      <w:r>
-        <w:rPr>
-          <w:rStyle w:val="Fuerte"/>
-          <w:rFonts w:ascii="Segoe UI" w:eastAsia="Times New Roman" w:hAnsi="Segoe UI" w:cs="Segoe UI"/>
-          <w:color w:val="1A1A1A"/>
-          <w:sz w:val="23"/>
-          <w:szCs w:val="23"/>
-          <w:lang w:val="es-ES"/>
-        </w:rPr>
-        <w:t>Búsqueda inteligente:</w:t>
-      </w:r>
-      <w:r>
-        <w:rPr>
-          <w:rFonts w:ascii="Segoe UI" w:eastAsia="Times New Roman" w:hAnsi="Segoe UI" w:cs="Segoe UI"/>
-          <w:color w:val="1A1A1A"/>
-          <w:sz w:val="23"/>
-          <w:szCs w:val="23"/>
-          <w:lang w:val="es-ES"/>
-        </w:rPr>
-        <w:t xml:space="preserve"> encuentra títulos por descripción, no solo por nombre exacto.</w:t>
-      </w:r>
-    </w:p>
-    <w:p>
-      <w:pPr>
-        <w:shd w:val="clear" w:color="auto" w:fill="F2F4F8"/>
-        <w:spacing w:before="180" w:after="180"/>
-        <w:divId w:val="264853489"/>
-        <w:rPr>
-          <w:rFonts w:ascii="Segoe UI" w:eastAsia="Times New Roman" w:hAnsi="Segoe UI" w:cs="Segoe UI"/>
-          <w:color w:val="333333"/>
-          <w:sz w:val="23"/>
-          <w:szCs w:val="23"/>
-          <w:lang w:val="es-ES"/>
-        </w:rPr>
-      </w:pPr>
-      <w:r>
-        <w:rPr>
-          <w:rFonts w:ascii="Segoe UI" w:eastAsia="Times New Roman" w:hAnsi="Segoe UI" w:cs="Segoe UI"/>
-          <w:color w:val="333333"/>
-          <w:sz w:val="23"/>
-          <w:szCs w:val="23"/>
-          <w:lang w:val="es-ES"/>
-        </w:rPr>
-        <w:t xml:space="preserve">La IA solo se habilita si el administrador configuró la clave en </w:t>
-      </w:r>
-      <w:r>
-        <w:rPr>
-          <w:rStyle w:val="Fuerte"/>
-          <w:rFonts w:ascii="Segoe UI" w:eastAsia="Times New Roman" w:hAnsi="Segoe UI" w:cs="Segoe UI"/>
-          <w:color w:val="333333"/>
-          <w:sz w:val="23"/>
-          <w:szCs w:val="23"/>
-          <w:lang w:val="es-ES"/>
-        </w:rPr>
-        <w:t>Configuración</w:t>
-      </w:r>
-      <w:r>
-        <w:rPr>
-          <w:rFonts w:ascii="Segoe UI" w:eastAsia="Times New Roman" w:hAnsi="Segoe UI" w:cs="Segoe UI"/>
-          <w:color w:val="333333"/>
-          <w:sz w:val="23"/>
-          <w:szCs w:val="23"/>
-          <w:lang w:val="es-ES"/>
-        </w:rPr>
-        <w:t>.</w:t>
+        <w:divId w:val="1022363737"/>
+        <w:rPr>
+          <w:rFonts w:ascii="Segoe UI" w:eastAsia="Times New Roman" w:hAnsi="Segoe UI" w:cs="Segoe UI"/>
+          <w:color w:val="1A1A1A"/>
+          <w:sz w:val="23"/>
+          <w:szCs w:val="23"/>
+          <w:lang w:val="es-ES"/>
+        </w:rPr>
+      </w:pPr>
+      <w:r>
+        <w:rPr>
+          <w:rFonts w:ascii="Segoe UI" w:eastAsia="Times New Roman" w:hAnsi="Segoe UI" w:cs="Segoe UI"/>
+          <w:color w:val="1A1A1A"/>
+          <w:sz w:val="23"/>
+          <w:szCs w:val="23"/>
+          <w:lang w:val="es-ES"/>
+        </w:rPr>
+        <w:t xml:space="preserve">El bibliotecario puede </w:t>
+      </w:r>
+      <w:r>
+        <w:rPr>
+          <w:rStyle w:val="Fuerte"/>
+          <w:rFonts w:ascii="Segoe UI" w:eastAsia="Times New Roman" w:hAnsi="Segoe UI" w:cs="Segoe UI"/>
+          <w:color w:val="1A1A1A"/>
+          <w:sz w:val="23"/>
+          <w:szCs w:val="23"/>
+          <w:lang w:val="es-ES"/>
+        </w:rPr>
+        <w:t>cancelar</w:t>
+      </w:r>
+      <w:r>
+        <w:rPr>
+          <w:rFonts w:ascii="Segoe UI" w:eastAsia="Times New Roman" w:hAnsi="Segoe UI" w:cs="Segoe UI"/>
+          <w:color w:val="1A1A1A"/>
+          <w:sz w:val="23"/>
+          <w:szCs w:val="23"/>
+          <w:lang w:val="es-ES"/>
+        </w:rPr>
+        <w:t xml:space="preserve"> reservas vencidas.</w:t>
       </w:r>
     </w:p>
     <w:p>
       <w:pPr>
         <w:pStyle w:val="Ttulo3"/>
-        <w:divId w:val="778716180"/>
-        <w:rPr>
-          <w:rFonts w:ascii="Segoe UI" w:eastAsia="Times New Roman" w:hAnsi="Segoe UI" w:cs="Segoe UI"/>
-          <w:lang w:val="es-ES"/>
-        </w:rPr>
-      </w:pPr>
-      <w:r>
-        <w:rPr>
-          <w:rFonts w:ascii="Segoe UI" w:eastAsia="Times New Roman" w:hAnsi="Segoe UI" w:cs="Segoe UI"/>
-          <w:lang w:val="es-ES"/>
-        </w:rPr>
-        <w:t>4.12 Configuración (solo administrador)</w:t>
+        <w:divId w:val="1022363737"/>
+        <w:rPr>
+          <w:rFonts w:ascii="Segoe UI" w:eastAsia="Times New Roman" w:hAnsi="Segoe UI" w:cs="Segoe UI"/>
+          <w:lang w:val="es-ES"/>
+        </w:rPr>
+      </w:pPr>
+      <w:r>
+        <w:rPr>
+          <w:rFonts w:ascii="Segoe UI" w:eastAsia="Times New Roman" w:hAnsi="Segoe UI" w:cs="Segoe UI"/>
+          <w:lang w:val="es-ES"/>
+        </w:rPr>
+        <w:t>4.6 Historial de préstamos</w:t>
+      </w:r>
+    </w:p>
+    <w:p>
+      <w:pPr>
+        <w:pStyle w:val="NormalWeb"/>
+        <w:divId w:val="1022363737"/>
+        <w:rPr>
+          <w:rFonts w:ascii="Segoe UI" w:hAnsi="Segoe UI" w:cs="Segoe UI"/>
+          <w:color w:val="1A1A1A"/>
+          <w:sz w:val="23"/>
+          <w:szCs w:val="23"/>
+          <w:lang w:val="es-ES"/>
+        </w:rPr>
+      </w:pPr>
+      <w:r>
+        <w:rPr>
+          <w:rFonts w:ascii="Segoe UI" w:hAnsi="Segoe UI" w:cs="Segoe UI"/>
+          <w:color w:val="1A1A1A"/>
+          <w:sz w:val="23"/>
+          <w:szCs w:val="23"/>
+          <w:lang w:val="es-ES"/>
+        </w:rPr>
+        <w:t>Registro completo de todos los préstamos (devueltos y pendientes), con las fechas correspondientes. Permite consultar quién devolvió qué y cuándo.</w:t>
+      </w:r>
+    </w:p>
+    <w:p>
+      <w:pPr>
+        <w:pStyle w:val="Ttulo3"/>
+        <w:divId w:val="1022363737"/>
+        <w:rPr>
+          <w:rFonts w:ascii="Segoe UI" w:eastAsia="Times New Roman" w:hAnsi="Segoe UI" w:cs="Segoe UI"/>
+          <w:lang w:val="es-ES"/>
+        </w:rPr>
+      </w:pPr>
+      <w:r>
+        <w:rPr>
+          <w:rFonts w:ascii="Segoe UI" w:eastAsia="Times New Roman" w:hAnsi="Segoe UI" w:cs="Segoe UI"/>
+          <w:lang w:val="es-ES"/>
+        </w:rPr>
+        <w:t>4.7 Alertas</w:t>
       </w:r>
     </w:p>
     <w:p>
@@ -3333,24 +4278,35 @@
         </w:numPr>
         <w:spacing w:before="45" w:after="45"/>
         <w:ind w:left="810"/>
-        <w:divId w:val="778716180"/>
-        <w:rPr>
-          <w:rFonts w:ascii="Segoe UI" w:eastAsia="Times New Roman" w:hAnsi="Segoe UI" w:cs="Segoe UI"/>
-          <w:color w:val="1A1A1A"/>
-          <w:sz w:val="23"/>
-          <w:szCs w:val="23"/>
-          <w:lang w:val="es-ES"/>
-        </w:rPr>
-      </w:pPr>
-      <w:r>
-        <w:rPr>
-          <w:rFonts w:ascii="Segoe UI" w:eastAsia="Times New Roman" w:hAnsi="Segoe UI" w:cs="Segoe UI"/>
-          <w:color w:val="1A1A1A"/>
-          <w:sz w:val="23"/>
-          <w:szCs w:val="23"/>
-          <w:lang w:val="es-ES"/>
-        </w:rPr>
-        <w:t>Nombre y datos de la biblioteca.</w:t>
+        <w:divId w:val="1022363737"/>
+        <w:rPr>
+          <w:rFonts w:ascii="Segoe UI" w:eastAsia="Times New Roman" w:hAnsi="Segoe UI" w:cs="Segoe UI"/>
+          <w:color w:val="1A1A1A"/>
+          <w:sz w:val="23"/>
+          <w:szCs w:val="23"/>
+          <w:lang w:val="es-ES"/>
+        </w:rPr>
+      </w:pPr>
+      <w:r>
+        <w:rPr>
+          <w:rStyle w:val="Fuerte"/>
+          <w:rFonts w:ascii="Segoe UI" w:eastAsia="Times New Roman" w:hAnsi="Segoe UI" w:cs="Segoe UI"/>
+          <w:color w:val="1A1A1A"/>
+          <w:sz w:val="23"/>
+          <w:szCs w:val="23"/>
+          <w:lang w:val="es-ES"/>
+        </w:rPr>
+        <w:t>Préstamos vencidos:</w:t>
+      </w:r>
+      <w:r>
+        <w:rPr>
+          <w:rFonts w:ascii="Segoe UI" w:eastAsia="Times New Roman" w:hAnsi="Segoe UI" w:cs="Segoe UI"/>
+          <w:color w:val="1A1A1A"/>
+          <w:sz w:val="23"/>
+          <w:szCs w:val="23"/>
+          <w:lang w:val="es-ES"/>
+        </w:rPr>
+        <w:t xml:space="preserve"> libros que debían devolverse y no se devolvieron.</w:t>
       </w:r>
     </w:p>
     <w:p>
@@ -3361,107 +4317,113 @@
         </w:numPr>
         <w:spacing w:before="45" w:after="45"/>
         <w:ind w:left="810"/>
-        <w:divId w:val="778716180"/>
-        <w:rPr>
-          <w:rFonts w:ascii="Segoe UI" w:eastAsia="Times New Roman" w:hAnsi="Segoe UI" w:cs="Segoe UI"/>
-          <w:color w:val="1A1A1A"/>
-          <w:sz w:val="23"/>
-          <w:szCs w:val="23"/>
-          <w:lang w:val="es-ES"/>
-        </w:rPr>
-      </w:pPr>
-      <w:r>
-        <w:rPr>
-          <w:rStyle w:val="Fuerte"/>
-          <w:rFonts w:ascii="Segoe UI" w:eastAsia="Times New Roman" w:hAnsi="Segoe UI" w:cs="Segoe UI"/>
-          <w:color w:val="1A1A1A"/>
-          <w:sz w:val="23"/>
-          <w:szCs w:val="23"/>
-          <w:lang w:val="es-ES"/>
-        </w:rPr>
-        <w:t>Días de préstamo</w:t>
-      </w:r>
-      <w:r>
-        <w:rPr>
-          <w:rFonts w:ascii="Segoe UI" w:eastAsia="Times New Roman" w:hAnsi="Segoe UI" w:cs="Segoe UI"/>
-          <w:color w:val="1A1A1A"/>
-          <w:sz w:val="23"/>
-          <w:szCs w:val="23"/>
-          <w:lang w:val="es-ES"/>
-        </w:rPr>
-        <w:t xml:space="preserve"> y política de vencimiento (si está implementada).</w:t>
-      </w:r>
-    </w:p>
-    <w:p>
-      <w:pPr>
-        <w:numPr>
-          <w:ilvl w:val="0"/>
-          <w:numId w:val="12"/>
-        </w:numPr>
-        <w:spacing w:before="45" w:after="45"/>
-        <w:ind w:left="810"/>
-        <w:divId w:val="778716180"/>
-        <w:rPr>
-          <w:rFonts w:ascii="Segoe UI" w:eastAsia="Times New Roman" w:hAnsi="Segoe UI" w:cs="Segoe UI"/>
-          <w:color w:val="1A1A1A"/>
-          <w:sz w:val="23"/>
-          <w:szCs w:val="23"/>
-          <w:lang w:val="es-ES"/>
-        </w:rPr>
-      </w:pPr>
-      <w:r>
-        <w:rPr>
-          <w:rStyle w:val="Fuerte"/>
-          <w:rFonts w:ascii="Segoe UI" w:eastAsia="Times New Roman" w:hAnsi="Segoe UI" w:cs="Segoe UI"/>
-          <w:color w:val="1A1A1A"/>
-          <w:sz w:val="23"/>
-          <w:szCs w:val="23"/>
-          <w:lang w:val="es-ES"/>
-        </w:rPr>
-        <w:t>Idioma</w:t>
-      </w:r>
-      <w:r>
-        <w:rPr>
-          <w:rFonts w:ascii="Segoe UI" w:eastAsia="Times New Roman" w:hAnsi="Segoe UI" w:cs="Segoe UI"/>
-          <w:color w:val="1A1A1A"/>
-          <w:sz w:val="23"/>
-          <w:szCs w:val="23"/>
-          <w:lang w:val="es-ES"/>
-        </w:rPr>
-        <w:t xml:space="preserve"> de la interfaz.</w:t>
-      </w:r>
-    </w:p>
-    <w:p>
-      <w:pPr>
-        <w:numPr>
-          <w:ilvl w:val="0"/>
-          <w:numId w:val="12"/>
-        </w:numPr>
-        <w:spacing w:before="45" w:after="45"/>
-        <w:ind w:left="810"/>
-        <w:divId w:val="778716180"/>
-        <w:rPr>
-          <w:rFonts w:ascii="Segoe UI" w:eastAsia="Times New Roman" w:hAnsi="Segoe UI" w:cs="Segoe UI"/>
-          <w:color w:val="1A1A1A"/>
-          <w:sz w:val="23"/>
-          <w:szCs w:val="23"/>
-          <w:lang w:val="es-ES"/>
-        </w:rPr>
-      </w:pPr>
-      <w:r>
-        <w:rPr>
-          <w:rStyle w:val="Fuerte"/>
-          <w:rFonts w:ascii="Segoe UI" w:eastAsia="Times New Roman" w:hAnsi="Segoe UI" w:cs="Segoe UI"/>
-          <w:color w:val="1A1A1A"/>
-          <w:sz w:val="23"/>
-          <w:szCs w:val="23"/>
-          <w:lang w:val="es-ES"/>
-        </w:rPr>
-        <w:t>Clave de IA</w:t>
-      </w:r>
-      <w:r>
-        <w:rPr>
-          <w:rFonts w:ascii="Segoe UI" w:eastAsia="Times New Roman" w:hAnsi="Segoe UI" w:cs="Segoe UI"/>
+        <w:divId w:val="1022363737"/>
+        <w:rPr>
+          <w:rFonts w:ascii="Segoe UI" w:eastAsia="Times New Roman" w:hAnsi="Segoe UI" w:cs="Segoe UI"/>
+          <w:color w:val="1A1A1A"/>
+          <w:sz w:val="23"/>
+          <w:szCs w:val="23"/>
+          <w:lang w:val="es-ES"/>
+        </w:rPr>
+      </w:pPr>
+      <w:r>
+        <w:rPr>
+          <w:rStyle w:val="Fuerte"/>
+          <w:rFonts w:ascii="Segoe UI" w:eastAsia="Times New Roman" w:hAnsi="Segoe UI" w:cs="Segoe UI"/>
+          <w:color w:val="1A1A1A"/>
+          <w:sz w:val="23"/>
+          <w:szCs w:val="23"/>
+          <w:lang w:val="es-ES"/>
+        </w:rPr>
+        <w:t>Préstamos por vencer:</w:t>
+      </w:r>
+      <w:r>
+        <w:rPr>
+          <w:rFonts w:ascii="Segoe UI" w:eastAsia="Times New Roman" w:hAnsi="Segoe UI" w:cs="Segoe UI"/>
+          <w:color w:val="1A1A1A"/>
+          <w:sz w:val="23"/>
+          <w:szCs w:val="23"/>
+          <w:lang w:val="es-ES"/>
+        </w:rPr>
+        <w:t xml:space="preserve"> devoluciones próximas a la fecha límite.</w:t>
+      </w:r>
+    </w:p>
+    <w:p>
+      <w:pPr>
+        <w:pStyle w:val="NormalWeb"/>
+        <w:divId w:val="1022363737"/>
+        <w:rPr>
+          <w:rFonts w:ascii="Segoe UI" w:hAnsi="Segoe UI" w:cs="Segoe UI"/>
+          <w:color w:val="1A1A1A"/>
+          <w:sz w:val="23"/>
+          <w:szCs w:val="23"/>
+          <w:lang w:val="es-ES"/>
+        </w:rPr>
+      </w:pPr>
+      <w:r>
+        <w:rPr>
+          <w:rFonts w:ascii="Segoe UI" w:hAnsi="Segoe UI" w:cs="Segoe UI"/>
+          <w:color w:val="1A1A1A"/>
+          <w:sz w:val="23"/>
+          <w:szCs w:val="23"/>
+          <w:lang w:val="es-ES"/>
+        </w:rPr>
+        <w:t>Úselas para avisar a los estudiantes y controlar la morosidad.</w:t>
+      </w:r>
+    </w:p>
+    <w:p>
+      <w:pPr>
+        <w:pStyle w:val="Ttulo3"/>
+        <w:divId w:val="1022363737"/>
+        <w:rPr>
+          <w:rFonts w:ascii="Segoe UI" w:eastAsia="Times New Roman" w:hAnsi="Segoe UI" w:cs="Segoe UI"/>
+          <w:lang w:val="es-ES"/>
+        </w:rPr>
+      </w:pPr>
+      <w:r>
+        <w:rPr>
+          <w:rFonts w:ascii="Segoe UI" w:eastAsia="Times New Roman" w:hAnsi="Segoe UI" w:cs="Segoe UI"/>
+          <w:lang w:val="es-ES"/>
+        </w:rPr>
+        <w:t>4.8 Notificaciones</w:t>
+      </w:r>
+    </w:p>
+    <w:p>
+      <w:pPr>
+        <w:pStyle w:val="NormalWeb"/>
+        <w:divId w:val="1022363737"/>
+        <w:rPr>
+          <w:rFonts w:ascii="Segoe UI" w:hAnsi="Segoe UI" w:cs="Segoe UI"/>
+          <w:color w:val="1A1A1A"/>
+          <w:sz w:val="23"/>
+          <w:szCs w:val="23"/>
+          <w:lang w:val="es-ES"/>
+        </w:rPr>
+      </w:pPr>
+      <w:r>
+        <w:rPr>
+          <w:rFonts w:ascii="Segoe UI" w:hAnsi="Segoe UI" w:cs="Segoe UI"/>
+          <w:color w:val="1A1A1A"/>
+          <w:sz w:val="23"/>
+          <w:szCs w:val="23"/>
+          <w:lang w:val="es-ES"/>
+        </w:rPr>
+        <w:t xml:space="preserve">Permite enviar </w:t>
+      </w:r>
+      <w:r>
+        <w:rPr>
+          <w:rStyle w:val="Fuerte"/>
+          <w:rFonts w:ascii="Segoe UI" w:hAnsi="Segoe UI" w:cs="Segoe UI"/>
+          <w:color w:val="1A1A1A"/>
+          <w:sz w:val="23"/>
+          <w:szCs w:val="23"/>
+          <w:lang w:val="es-ES"/>
+        </w:rPr>
+        <w:t>avisos</w:t>
+      </w:r>
+      <w:r>
+        <w:rPr>
+          <w:rFonts w:ascii="Segoe UI" w:hAnsi="Segoe UI" w:cs="Segoe UI"/>
           <w:color w:val="1A1A1A"/>
           <w:sz w:val="23"/>
           <w:szCs w:val="23"/>
@@ -3471,139 +4433,173 @@
       </w:r>
       <w:r>
         <w:rPr>
-          <w:rFonts w:ascii="Segoe UI" w:eastAsia="Times New Roman" w:hAnsi="Segoe UI" w:cs="Segoe UI"/>
-          <w:color w:val="1A1A1A"/>
-          <w:sz w:val="23"/>
-          <w:szCs w:val="23"/>
-          <w:lang w:val="es-ES"/>
-        </w:rPr>
-        <w:t>para funciones inteligentes.</w:t>
+          <w:rFonts w:ascii="Segoe UI" w:hAnsi="Segoe UI" w:cs="Segoe UI"/>
+          <w:color w:val="1A1A1A"/>
+          <w:sz w:val="23"/>
+          <w:szCs w:val="23"/>
+          <w:lang w:val="es-ES"/>
+        </w:rPr>
+        <w:t xml:space="preserve">a los estudiantes (por ejemplo, recordatorio de devolución). Los estudiantes los ven en la sección </w:t>
+      </w:r>
+      <w:r>
+        <w:rPr>
+          <w:rStyle w:val="Fuerte"/>
+          <w:rFonts w:ascii="Segoe UI" w:hAnsi="Segoe UI" w:cs="Segoe UI"/>
+          <w:color w:val="1A1A1A"/>
+          <w:sz w:val="23"/>
+          <w:szCs w:val="23"/>
+          <w:lang w:val="es-ES"/>
+        </w:rPr>
+        <w:t>Notificaciones</w:t>
+      </w:r>
+      <w:r>
+        <w:rPr>
+          <w:rFonts w:ascii="Segoe UI" w:hAnsi="Segoe UI" w:cs="Segoe UI"/>
+          <w:color w:val="1A1A1A"/>
+          <w:sz w:val="23"/>
+          <w:szCs w:val="23"/>
+          <w:lang w:val="es-ES"/>
+        </w:rPr>
+        <w:t xml:space="preserve"> de su portal.</w:t>
+      </w:r>
+    </w:p>
+    <w:p>
+      <w:pPr>
+        <w:pStyle w:val="Ttulo3"/>
+        <w:divId w:val="1022363737"/>
+        <w:rPr>
+          <w:rFonts w:ascii="Segoe UI" w:eastAsia="Times New Roman" w:hAnsi="Segoe UI" w:cs="Segoe UI"/>
+          <w:lang w:val="es-ES"/>
+        </w:rPr>
+      </w:pPr>
+      <w:r>
+        <w:rPr>
+          <w:rFonts w:ascii="Segoe UI" w:eastAsia="Times New Roman" w:hAnsi="Segoe UI" w:cs="Segoe UI"/>
+          <w:lang w:val="es-ES"/>
+        </w:rPr>
+        <w:t>4.9 Mapa de la biblioteca</w:t>
       </w:r>
     </w:p>
     <w:p>
       <w:pPr>
         <w:pStyle w:val="NormalWeb"/>
-        <w:divId w:val="778716180"/>
-        <w:rPr>
-          <w:rFonts w:ascii="Segoe UI" w:hAnsi="Segoe UI" w:cs="Segoe UI"/>
-          <w:color w:val="1A1A1A"/>
-          <w:sz w:val="23"/>
-          <w:szCs w:val="23"/>
-          <w:lang w:val="es-ES"/>
-        </w:rPr>
-      </w:pPr>
-      <w:r>
-        <w:rPr>
-          <w:rFonts w:ascii="Segoe UI" w:hAnsi="Segoe UI" w:cs="Segoe UI"/>
-          <w:color w:val="1A1A1A"/>
-          <w:sz w:val="23"/>
-          <w:szCs w:val="23"/>
-          <w:lang w:val="es-ES"/>
-        </w:rPr>
-        <w:t xml:space="preserve">Guarde siempre los cambios con el botón </w:t>
-      </w:r>
-      <w:r>
-        <w:rPr>
-          <w:rStyle w:val="Fuerte"/>
-          <w:rFonts w:ascii="Segoe UI" w:hAnsi="Segoe UI" w:cs="Segoe UI"/>
-          <w:color w:val="1A1A1A"/>
-          <w:sz w:val="23"/>
-          <w:szCs w:val="23"/>
-          <w:lang w:val="es-ES"/>
-        </w:rPr>
-        <w:t>Guardar</w:t>
-      </w:r>
-      <w:r>
-        <w:rPr>
-          <w:rFonts w:ascii="Segoe UI" w:hAnsi="Segoe UI" w:cs="Segoe UI"/>
-          <w:color w:val="1A1A1A"/>
-          <w:sz w:val="23"/>
-          <w:szCs w:val="23"/>
-          <w:lang w:val="es-ES"/>
-        </w:rPr>
-        <w:t>.</w:t>
+        <w:divId w:val="1022363737"/>
+        <w:rPr>
+          <w:rFonts w:ascii="Segoe UI" w:hAnsi="Segoe UI" w:cs="Segoe UI"/>
+          <w:color w:val="1A1A1A"/>
+          <w:sz w:val="23"/>
+          <w:szCs w:val="23"/>
+          <w:lang w:val="es-ES"/>
+        </w:rPr>
+      </w:pPr>
+      <w:r>
+        <w:rPr>
+          <w:rFonts w:ascii="Segoe UI" w:hAnsi="Segoe UI" w:cs="Segoe UI"/>
+          <w:color w:val="1A1A1A"/>
+          <w:sz w:val="23"/>
+          <w:szCs w:val="23"/>
+          <w:lang w:val="es-ES"/>
+        </w:rPr>
+        <w:t xml:space="preserve">Muestra la </w:t>
+      </w:r>
+      <w:r>
+        <w:rPr>
+          <w:rStyle w:val="Fuerte"/>
+          <w:rFonts w:ascii="Segoe UI" w:hAnsi="Segoe UI" w:cs="Segoe UI"/>
+          <w:color w:val="1A1A1A"/>
+          <w:sz w:val="23"/>
+          <w:szCs w:val="23"/>
+          <w:lang w:val="es-ES"/>
+        </w:rPr>
+        <w:t>ubicación</w:t>
+      </w:r>
+      <w:r>
+        <w:rPr>
+          <w:rFonts w:ascii="Segoe UI" w:hAnsi="Segoe UI" w:cs="Segoe UI"/>
+          <w:color w:val="1A1A1A"/>
+          <w:sz w:val="23"/>
+          <w:szCs w:val="23"/>
+          <w:lang w:val="es-ES"/>
+        </w:rPr>
+        <w:t xml:space="preserve"> de los libros (por sección/estante) para que tanto el personal como el estudiante encuentren el material físico.</w:t>
       </w:r>
     </w:p>
     <w:p>
       <w:pPr>
         <w:pStyle w:val="Ttulo3"/>
-        <w:divId w:val="778716180"/>
-        <w:rPr>
-          <w:rFonts w:ascii="Segoe UI" w:eastAsia="Times New Roman" w:hAnsi="Segoe UI" w:cs="Segoe UI"/>
-          <w:lang w:val="es-ES"/>
-        </w:rPr>
-      </w:pPr>
-      <w:r>
-        <w:rPr>
-          <w:rFonts w:ascii="Segoe UI" w:eastAsia="Times New Roman" w:hAnsi="Segoe UI" w:cs="Segoe UI"/>
-          <w:lang w:val="es-ES"/>
-        </w:rPr>
-        <w:t>4.13 Actividad</w:t>
+        <w:divId w:val="1022363737"/>
+        <w:rPr>
+          <w:rFonts w:ascii="Segoe UI" w:eastAsia="Times New Roman" w:hAnsi="Segoe UI" w:cs="Segoe UI"/>
+          <w:lang w:val="es-ES"/>
+        </w:rPr>
+      </w:pPr>
+      <w:r>
+        <w:rPr>
+          <w:rFonts w:ascii="Segoe UI" w:eastAsia="Times New Roman" w:hAnsi="Segoe UI" w:cs="Segoe UI"/>
+          <w:lang w:val="es-ES"/>
+        </w:rPr>
+        <w:t>4.10 Reportes</w:t>
       </w:r>
     </w:p>
     <w:p>
       <w:pPr>
         <w:pStyle w:val="NormalWeb"/>
-        <w:divId w:val="778716180"/>
-        <w:rPr>
-          <w:rFonts w:ascii="Segoe UI" w:hAnsi="Segoe UI" w:cs="Segoe UI"/>
-          <w:color w:val="1A1A1A"/>
-          <w:sz w:val="23"/>
-          <w:szCs w:val="23"/>
-          <w:lang w:val="es-ES"/>
-        </w:rPr>
-      </w:pPr>
-      <w:r>
-        <w:rPr>
-          <w:rFonts w:ascii="Segoe UI" w:hAnsi="Segoe UI" w:cs="Segoe UI"/>
-          <w:color w:val="1A1A1A"/>
-          <w:sz w:val="23"/>
-          <w:szCs w:val="23"/>
-          <w:lang w:val="es-ES"/>
-        </w:rPr>
-        <w:t>Registro de auditoría de las acciones importantes: altas, bajas, préstamos, devoluciones, cambios de rol. Útil para el control del bibliotecario.</w:t>
-      </w:r>
-    </w:p>
-    <w:p>
-      <w:pPr>
-        <w:spacing w:before="360" w:after="360"/>
-        <w:divId w:val="778716180"/>
-        <w:rPr>
-          <w:rFonts w:ascii="Segoe UI" w:eastAsia="Times New Roman" w:hAnsi="Segoe UI" w:cs="Segoe UI"/>
-          <w:color w:val="1A1A1A"/>
-          <w:sz w:val="23"/>
-          <w:szCs w:val="23"/>
-          <w:lang w:val="es-ES"/>
-        </w:rPr>
-      </w:pPr>
-      <w:r>
-        <w:rPr>
-          <w:rFonts w:ascii="Segoe UI" w:eastAsia="Times New Roman" w:hAnsi="Segoe UI" w:cs="Segoe UI"/>
-          <w:color w:val="1A1A1A"/>
-          <w:sz w:val="23"/>
-          <w:szCs w:val="23"/>
-          <w:lang w:val="es-ES"/>
-        </w:rPr>
-        <w:pict w14:anchorId="28D5F49B">
-          <v:rect id="_x0000_i1029" style="width:0;height:1.5pt" o:hralign="center" o:hrstd="t" o:hr="t" fillcolor="#a0a0a0" stroked="f"/>
-        </w:pict>
-      </w:r>
-    </w:p>
-    <w:p>
-      <w:pPr>
-        <w:pStyle w:val="Ttulo2"/>
-        <w:divId w:val="778716180"/>
-        <w:rPr>
-          <w:rFonts w:ascii="Segoe UI" w:eastAsia="Times New Roman" w:hAnsi="Segoe UI" w:cs="Segoe UI"/>
-          <w:lang w:val="es-ES"/>
-        </w:rPr>
-      </w:pPr>
-      <w:r>
-        <w:rPr>
-          <w:rFonts w:ascii="Segoe UI" w:eastAsia="Times New Roman" w:hAnsi="Segoe UI" w:cs="Segoe UI"/>
-          <w:lang w:val="es-ES"/>
-        </w:rPr>
-        <w:t>5. Flujo típico del bibliotecario</w:t>
+        <w:divId w:val="1022363737"/>
+        <w:rPr>
+          <w:rFonts w:ascii="Segoe UI" w:hAnsi="Segoe UI" w:cs="Segoe UI"/>
+          <w:color w:val="1A1A1A"/>
+          <w:sz w:val="23"/>
+          <w:szCs w:val="23"/>
+          <w:lang w:val="es-ES"/>
+        </w:rPr>
+      </w:pPr>
+      <w:r>
+        <w:rPr>
+          <w:rFonts w:ascii="Segoe UI" w:hAnsi="Segoe UI" w:cs="Segoe UI"/>
+          <w:color w:val="1A1A1A"/>
+          <w:sz w:val="23"/>
+          <w:szCs w:val="23"/>
+          <w:lang w:val="es-ES"/>
+        </w:rPr>
+        <w:t xml:space="preserve">Exporte información del catálogo, préstamos e historial a </w:t>
+      </w:r>
+      <w:r>
+        <w:rPr>
+          <w:rStyle w:val="Fuerte"/>
+          <w:rFonts w:ascii="Segoe UI" w:hAnsi="Segoe UI" w:cs="Segoe UI"/>
+          <w:color w:val="1A1A1A"/>
+          <w:sz w:val="23"/>
+          <w:szCs w:val="23"/>
+          <w:lang w:val="es-ES"/>
+        </w:rPr>
+        <w:t>Excel y PDF</w:t>
+      </w:r>
+      <w:r>
+        <w:rPr>
+          <w:rFonts w:ascii="Segoe UI" w:hAnsi="Segoe UI" w:cs="Segoe UI"/>
+          <w:color w:val="1A1A1A"/>
+          <w:sz w:val="23"/>
+          <w:szCs w:val="23"/>
+          <w:lang w:val="es-ES"/>
+        </w:rPr>
+        <w:t xml:space="preserve"> para control interno o para la administración.</w:t>
+      </w:r>
+    </w:p>
+    <w:p>
+      <w:pPr>
+        <w:pStyle w:val="Ttulo3"/>
+        <w:divId w:val="1022363737"/>
+        <w:rPr>
+          <w:rFonts w:ascii="Segoe UI" w:eastAsia="Times New Roman" w:hAnsi="Segoe UI" w:cs="Segoe UI"/>
+          <w:lang w:val="es-ES"/>
+        </w:rPr>
+      </w:pPr>
+      <w:r>
+        <w:rPr>
+          <w:rFonts w:ascii="Segoe UI" w:eastAsia="Times New Roman" w:hAnsi="Segoe UI" w:cs="Segoe UI"/>
+          <w:lang w:val="es-ES"/>
+        </w:rPr>
+        <w:t>4.11 Inteligencia artificial (IA)</w:t>
       </w:r>
     </w:p>
     <w:p>
@@ -3614,35 +4610,45 @@
         </w:numPr>
         <w:spacing w:before="45" w:after="45"/>
         <w:ind w:left="810"/>
-        <w:divId w:val="778716180"/>
-        <w:rPr>
-          <w:rFonts w:ascii="Segoe UI" w:eastAsia="Times New Roman" w:hAnsi="Segoe UI" w:cs="Segoe UI"/>
-          <w:color w:val="1A1A1A"/>
-          <w:sz w:val="23"/>
-          <w:szCs w:val="23"/>
-          <w:lang w:val="es-ES"/>
-        </w:rPr>
-      </w:pPr>
-      <w:r>
-        <w:rPr>
-          <w:rStyle w:val="Fuerte"/>
-          <w:rFonts w:ascii="Segoe UI" w:eastAsia="Times New Roman" w:hAnsi="Segoe UI" w:cs="Segoe UI"/>
-          <w:color w:val="1A1A1A"/>
-          <w:sz w:val="23"/>
-          <w:szCs w:val="23"/>
-          <w:lang w:val="es-ES"/>
-        </w:rPr>
-        <w:t>Dar de alta</w:t>
-      </w:r>
-      <w:r>
-        <w:rPr>
-          <w:rFonts w:ascii="Segoe UI" w:eastAsia="Times New Roman" w:hAnsi="Segoe UI" w:cs="Segoe UI"/>
-          <w:color w:val="1A1A1A"/>
-          <w:sz w:val="23"/>
-          <w:szCs w:val="23"/>
-          <w:lang w:val="es-ES"/>
-        </w:rPr>
-        <w:t xml:space="preserve"> al socio (si aún no existe).</w:t>
+        <w:divId w:val="1022363737"/>
+        <w:rPr>
+          <w:rFonts w:ascii="Segoe UI" w:eastAsia="Times New Roman" w:hAnsi="Segoe UI" w:cs="Segoe UI"/>
+          <w:color w:val="1A1A1A"/>
+          <w:sz w:val="23"/>
+          <w:szCs w:val="23"/>
+          <w:lang w:val="es-ES"/>
+        </w:rPr>
+      </w:pPr>
+      <w:r>
+        <w:rPr>
+          <w:rStyle w:val="Fuerte"/>
+          <w:rFonts w:ascii="Segoe UI" w:eastAsia="Times New Roman" w:hAnsi="Segoe UI" w:cs="Segoe UI"/>
+          <w:color w:val="1A1A1A"/>
+          <w:sz w:val="23"/>
+          <w:szCs w:val="23"/>
+          <w:lang w:val="es-ES"/>
+        </w:rPr>
+        <w:t>Sugerencias de lectura:</w:t>
+      </w:r>
+      <w:r>
+        <w:rPr>
+          <w:rFonts w:ascii="Segoe UI" w:eastAsia="Times New Roman" w:hAnsi="Segoe UI" w:cs="Segoe UI"/>
+          <w:color w:val="1A1A1A"/>
+          <w:sz w:val="23"/>
+          <w:szCs w:val="23"/>
+          <w:lang w:val="es-ES"/>
+        </w:rPr>
+        <w:t xml:space="preserve"> </w:t>
+      </w:r>
+      <w:r>
+        <w:rPr>
+          <w:rFonts w:ascii="Segoe UI" w:eastAsia="Times New Roman" w:hAnsi="Segoe UI" w:cs="Segoe UI"/>
+          <w:color w:val="1A1A1A"/>
+          <w:sz w:val="23"/>
+          <w:szCs w:val="23"/>
+          <w:lang w:val="es-ES"/>
+        </w:rPr>
+        <w:t>libros recomendados según el historial.</w:t>
       </w:r>
     </w:p>
     <w:p>
@@ -3653,35 +4659,35 @@
         </w:numPr>
         <w:spacing w:before="45" w:after="45"/>
         <w:ind w:left="810"/>
-        <w:divId w:val="778716180"/>
-        <w:rPr>
-          <w:rFonts w:ascii="Segoe UI" w:eastAsia="Times New Roman" w:hAnsi="Segoe UI" w:cs="Segoe UI"/>
-          <w:color w:val="1A1A1A"/>
-          <w:sz w:val="23"/>
-          <w:szCs w:val="23"/>
-          <w:lang w:val="es-ES"/>
-        </w:rPr>
-      </w:pPr>
-      <w:r>
-        <w:rPr>
-          <w:rStyle w:val="Fuerte"/>
-          <w:rFonts w:ascii="Segoe UI" w:eastAsia="Times New Roman" w:hAnsi="Segoe UI" w:cs="Segoe UI"/>
-          <w:color w:val="1A1A1A"/>
-          <w:sz w:val="23"/>
-          <w:szCs w:val="23"/>
-          <w:lang w:val="es-ES"/>
-        </w:rPr>
-        <w:t>Registrar el libro</w:t>
-      </w:r>
-      <w:r>
-        <w:rPr>
-          <w:rFonts w:ascii="Segoe UI" w:eastAsia="Times New Roman" w:hAnsi="Segoe UI" w:cs="Segoe UI"/>
-          <w:color w:val="1A1A1A"/>
-          <w:sz w:val="23"/>
-          <w:szCs w:val="23"/>
-          <w:lang w:val="es-ES"/>
-        </w:rPr>
-        <w:t xml:space="preserve"> en el catálogo (si es nuevo).</w:t>
+        <w:divId w:val="1022363737"/>
+        <w:rPr>
+          <w:rFonts w:ascii="Segoe UI" w:eastAsia="Times New Roman" w:hAnsi="Segoe UI" w:cs="Segoe UI"/>
+          <w:color w:val="1A1A1A"/>
+          <w:sz w:val="23"/>
+          <w:szCs w:val="23"/>
+          <w:lang w:val="es-ES"/>
+        </w:rPr>
+      </w:pPr>
+      <w:r>
+        <w:rPr>
+          <w:rStyle w:val="Fuerte"/>
+          <w:rFonts w:ascii="Segoe UI" w:eastAsia="Times New Roman" w:hAnsi="Segoe UI" w:cs="Segoe UI"/>
+          <w:color w:val="1A1A1A"/>
+          <w:sz w:val="23"/>
+          <w:szCs w:val="23"/>
+          <w:lang w:val="es-ES"/>
+        </w:rPr>
+        <w:t>Análisis de disponibilidad:</w:t>
+      </w:r>
+      <w:r>
+        <w:rPr>
+          <w:rFonts w:ascii="Segoe UI" w:eastAsia="Times New Roman" w:hAnsi="Segoe UI" w:cs="Segoe UI"/>
+          <w:color w:val="1A1A1A"/>
+          <w:sz w:val="23"/>
+          <w:szCs w:val="23"/>
+          <w:lang w:val="es-ES"/>
+        </w:rPr>
+        <w:t xml:space="preserve"> qué títulos están disponibles y cuáles están muy solicitados.</w:t>
       </w:r>
     </w:p>
     <w:p>
@@ -3692,337 +4698,75 @@
         </w:numPr>
         <w:spacing w:before="45" w:after="45"/>
         <w:ind w:left="810"/>
-        <w:divId w:val="778716180"/>
-        <w:rPr>
-          <w:rFonts w:ascii="Segoe UI" w:eastAsia="Times New Roman" w:hAnsi="Segoe UI" w:cs="Segoe UI"/>
-          <w:color w:val="1A1A1A"/>
-          <w:sz w:val="23"/>
-          <w:szCs w:val="23"/>
-          <w:lang w:val="es-ES"/>
-        </w:rPr>
-      </w:pPr>
-      <w:r>
-        <w:rPr>
-          <w:rStyle w:val="Fuerte"/>
-          <w:rFonts w:ascii="Segoe UI" w:eastAsia="Times New Roman" w:hAnsi="Segoe UI" w:cs="Segoe UI"/>
-          <w:color w:val="1A1A1A"/>
-          <w:sz w:val="23"/>
-          <w:szCs w:val="23"/>
-          <w:lang w:val="es-ES"/>
-        </w:rPr>
-        <w:t>Prestar</w:t>
-      </w:r>
-      <w:r>
-        <w:rPr>
-          <w:rFonts w:ascii="Segoe UI" w:eastAsia="Times New Roman" w:hAnsi="Segoe UI" w:cs="Segoe UI"/>
-          <w:color w:val="1A1A1A"/>
-          <w:sz w:val="23"/>
-          <w:szCs w:val="23"/>
-          <w:lang w:val="es-ES"/>
-        </w:rPr>
-        <w:t xml:space="preserve"> el libro y fijar la fecha de vencimiento.</w:t>
-      </w:r>
-    </w:p>
-    <w:p>
-      <w:pPr>
-        <w:numPr>
-          <w:ilvl w:val="0"/>
-          <w:numId w:val="13"/>
-        </w:numPr>
-        <w:spacing w:before="45" w:after="45"/>
-        <w:ind w:left="810"/>
-        <w:divId w:val="778716180"/>
-        <w:rPr>
-          <w:rFonts w:ascii="Segoe UI" w:eastAsia="Times New Roman" w:hAnsi="Segoe UI" w:cs="Segoe UI"/>
-          <w:color w:val="1A1A1A"/>
-          <w:sz w:val="23"/>
-          <w:szCs w:val="23"/>
-          <w:lang w:val="es-ES"/>
-        </w:rPr>
-      </w:pPr>
-      <w:r>
-        <w:rPr>
-          <w:rFonts w:ascii="Segoe UI" w:eastAsia="Times New Roman" w:hAnsi="Segoe UI" w:cs="Segoe UI"/>
-          <w:color w:val="1A1A1A"/>
-          <w:sz w:val="23"/>
-          <w:szCs w:val="23"/>
-          <w:lang w:val="es-ES"/>
-        </w:rPr>
-        <w:t xml:space="preserve">Cuando regrese, </w:t>
-      </w:r>
-      <w:r>
-        <w:rPr>
-          <w:rStyle w:val="Fuerte"/>
-          <w:rFonts w:ascii="Segoe UI" w:eastAsia="Times New Roman" w:hAnsi="Segoe UI" w:cs="Segoe UI"/>
-          <w:color w:val="1A1A1A"/>
-          <w:sz w:val="23"/>
-          <w:szCs w:val="23"/>
-          <w:lang w:val="es-ES"/>
-        </w:rPr>
-        <w:t>devolver</w:t>
-      </w:r>
-      <w:r>
-        <w:rPr>
-          <w:rFonts w:ascii="Segoe UI" w:eastAsia="Times New Roman" w:hAnsi="Segoe UI" w:cs="Segoe UI"/>
-          <w:color w:val="1A1A1A"/>
-          <w:sz w:val="23"/>
-          <w:szCs w:val="23"/>
-          <w:lang w:val="es-ES"/>
-        </w:rPr>
-        <w:t xml:space="preserve"> y verificar el estado.</w:t>
-      </w:r>
-    </w:p>
-    <w:p>
-      <w:pPr>
-        <w:numPr>
-          <w:ilvl w:val="0"/>
-          <w:numId w:val="13"/>
-        </w:numPr>
-        <w:spacing w:before="45" w:after="45"/>
-        <w:ind w:left="810"/>
-        <w:divId w:val="778716180"/>
-        <w:rPr>
-          <w:rFonts w:ascii="Segoe UI" w:eastAsia="Times New Roman" w:hAnsi="Segoe UI" w:cs="Segoe UI"/>
-          <w:color w:val="1A1A1A"/>
-          <w:sz w:val="23"/>
-          <w:szCs w:val="23"/>
-          <w:lang w:val="es-ES"/>
-        </w:rPr>
-      </w:pPr>
-      <w:r>
-        <w:rPr>
-          <w:rFonts w:ascii="Segoe UI" w:eastAsia="Times New Roman" w:hAnsi="Segoe UI" w:cs="Segoe UI"/>
-          <w:color w:val="1A1A1A"/>
-          <w:sz w:val="23"/>
-          <w:szCs w:val="23"/>
-          <w:lang w:val="es-ES"/>
-        </w:rPr>
-        <w:t xml:space="preserve">Revisar </w:t>
-      </w:r>
-      <w:r>
-        <w:rPr>
-          <w:rStyle w:val="Fuerte"/>
-          <w:rFonts w:ascii="Segoe UI" w:eastAsia="Times New Roman" w:hAnsi="Segoe UI" w:cs="Segoe UI"/>
-          <w:color w:val="1A1A1A"/>
-          <w:sz w:val="23"/>
-          <w:szCs w:val="23"/>
-          <w:lang w:val="es-ES"/>
-        </w:rPr>
-        <w:t>alertas</w:t>
-      </w:r>
-      <w:r>
-        <w:rPr>
-          <w:rFonts w:ascii="Segoe UI" w:eastAsia="Times New Roman" w:hAnsi="Segoe UI" w:cs="Segoe UI"/>
-          <w:color w:val="1A1A1A"/>
-          <w:sz w:val="23"/>
-          <w:szCs w:val="23"/>
-          <w:lang w:val="es-ES"/>
-        </w:rPr>
-        <w:t xml:space="preserve"> </w:t>
-      </w:r>
-      <w:r>
-        <w:rPr>
-          <w:rFonts w:ascii="Segoe UI" w:eastAsia="Times New Roman" w:hAnsi="Segoe UI" w:cs="Segoe UI"/>
-          <w:color w:val="1A1A1A"/>
-          <w:sz w:val="23"/>
-          <w:szCs w:val="23"/>
-          <w:lang w:val="es-ES"/>
-        </w:rPr>
-        <w:t>cada mañana para avisar a los estudiantes con préstamos vencidos.</w:t>
-      </w:r>
-    </w:p>
-    <w:p>
-      <w:pPr>
-        <w:spacing w:before="360" w:after="360"/>
-        <w:divId w:val="778716180"/>
-        <w:rPr>
-          <w:rFonts w:ascii="Segoe UI" w:eastAsia="Times New Roman" w:hAnsi="Segoe UI" w:cs="Segoe UI"/>
-          <w:color w:val="1A1A1A"/>
-          <w:sz w:val="23"/>
-          <w:szCs w:val="23"/>
-          <w:lang w:val="es-ES"/>
-        </w:rPr>
-      </w:pPr>
-      <w:r>
-        <w:rPr>
-          <w:rFonts w:ascii="Segoe UI" w:eastAsia="Times New Roman" w:hAnsi="Segoe UI" w:cs="Segoe UI"/>
-          <w:color w:val="1A1A1A"/>
-          <w:sz w:val="23"/>
-          <w:szCs w:val="23"/>
-          <w:lang w:val="es-ES"/>
-        </w:rPr>
-        <w:pict w14:anchorId="3315AD82">
-          <v:rect id="_x0000_i1030" style="width:0;height:1.5pt" o:hralign="center" o:hrstd="t" o:hr="t" fillcolor="#a0a0a0" stroked="f"/>
-        </w:pict>
-      </w:r>
-    </w:p>
-    <w:p>
-      <w:pPr>
-        <w:pStyle w:val="Ttulo2"/>
-        <w:divId w:val="778716180"/>
-        <w:rPr>
-          <w:rFonts w:ascii="Segoe UI" w:eastAsia="Times New Roman" w:hAnsi="Segoe UI" w:cs="Segoe UI"/>
-          <w:lang w:val="es-ES"/>
-        </w:rPr>
-      </w:pPr>
-      <w:r>
-        <w:rPr>
-          <w:rFonts w:ascii="Segoe UI" w:eastAsia="Times New Roman" w:hAnsi="Segoe UI" w:cs="Segoe UI"/>
-          <w:lang w:val="es-ES"/>
-        </w:rPr>
-        <w:t>6. Preguntas frecuentes</w:t>
-      </w:r>
-    </w:p>
-    <w:p>
-      <w:pPr>
-        <w:pStyle w:val="NormalWeb"/>
-        <w:divId w:val="778716180"/>
-        <w:rPr>
-          <w:rFonts w:ascii="Segoe UI" w:hAnsi="Segoe UI" w:cs="Segoe UI"/>
-          <w:color w:val="1A1A1A"/>
-          <w:sz w:val="23"/>
-          <w:szCs w:val="23"/>
-          <w:lang w:val="es-ES"/>
-        </w:rPr>
-      </w:pPr>
-      <w:r>
-        <w:rPr>
-          <w:rStyle w:val="Fuerte"/>
-          <w:rFonts w:ascii="Segoe UI" w:hAnsi="Segoe UI" w:cs="Segoe UI"/>
-          <w:color w:val="1A1A1A"/>
-          <w:sz w:val="23"/>
-          <w:szCs w:val="23"/>
-          <w:lang w:val="es-ES"/>
-        </w:rPr>
-        <w:t>¿Un estudiante puede ver qué libros hay?</w:t>
-      </w:r>
-    </w:p>
-    <w:p>
-      <w:pPr>
-        <w:pStyle w:val="NormalWeb"/>
-        <w:divId w:val="778716180"/>
-        <w:rPr>
-          <w:rFonts w:ascii="Segoe UI" w:hAnsi="Segoe UI" w:cs="Segoe UI"/>
-          <w:color w:val="1A1A1A"/>
-          <w:sz w:val="23"/>
-          <w:szCs w:val="23"/>
-          <w:lang w:val="es-ES"/>
-        </w:rPr>
-      </w:pPr>
-      <w:r>
-        <w:rPr>
-          <w:rFonts w:ascii="Segoe UI" w:hAnsi="Segoe UI" w:cs="Segoe UI"/>
-          <w:color w:val="1A1A1A"/>
-          <w:sz w:val="23"/>
-          <w:szCs w:val="23"/>
-          <w:lang w:val="es-ES"/>
-        </w:rPr>
-        <w:t xml:space="preserve">Sí; en su portal tiene la biblioteca con catálogo y reservas. Solo ve </w:t>
-      </w:r>
-      <w:r>
-        <w:rPr>
-          <w:rStyle w:val="Fuerte"/>
-          <w:rFonts w:ascii="Segoe UI" w:hAnsi="Segoe UI" w:cs="Segoe UI"/>
-          <w:color w:val="1A1A1A"/>
-          <w:sz w:val="23"/>
-          <w:szCs w:val="23"/>
-          <w:lang w:val="es-ES"/>
-        </w:rPr>
-        <w:t>sus</w:t>
-      </w:r>
-      <w:r>
-        <w:rPr>
-          <w:rFonts w:ascii="Segoe UI" w:hAnsi="Segoe UI" w:cs="Segoe UI"/>
-          <w:color w:val="1A1A1A"/>
-          <w:sz w:val="23"/>
-          <w:szCs w:val="23"/>
-          <w:lang w:val="es-ES"/>
-        </w:rPr>
-        <w:t xml:space="preserve"> préstamos.</w:t>
-      </w:r>
-    </w:p>
-    <w:p>
-      <w:pPr>
-        <w:pStyle w:val="NormalWeb"/>
-        <w:divId w:val="778716180"/>
-        <w:rPr>
-          <w:rFonts w:ascii="Segoe UI" w:hAnsi="Segoe UI" w:cs="Segoe UI"/>
-          <w:color w:val="1A1A1A"/>
-          <w:sz w:val="23"/>
-          <w:szCs w:val="23"/>
-          <w:lang w:val="es-ES"/>
-        </w:rPr>
-      </w:pPr>
-      <w:r>
-        <w:rPr>
-          <w:rStyle w:val="Fuerte"/>
-          <w:rFonts w:ascii="Segoe UI" w:hAnsi="Segoe UI" w:cs="Segoe UI"/>
-          <w:color w:val="1A1A1A"/>
-          <w:sz w:val="23"/>
-          <w:szCs w:val="23"/>
-          <w:lang w:val="es-ES"/>
-        </w:rPr>
-        <w:t>¿Puede el profesor gestionar la biblioteca?</w:t>
-      </w:r>
-    </w:p>
-    <w:p>
-      <w:pPr>
-        <w:pStyle w:val="NormalWeb"/>
-        <w:divId w:val="778716180"/>
-        <w:rPr>
-          <w:rFonts w:ascii="Segoe UI" w:hAnsi="Segoe UI" w:cs="Segoe UI"/>
-          <w:color w:val="1A1A1A"/>
-          <w:sz w:val="23"/>
-          <w:szCs w:val="23"/>
-          <w:lang w:val="es-ES"/>
-        </w:rPr>
-      </w:pPr>
-      <w:r>
-        <w:rPr>
-          <w:rFonts w:ascii="Segoe UI" w:hAnsi="Segoe UI" w:cs="Segoe UI"/>
-          <w:color w:val="1A1A1A"/>
-          <w:sz w:val="23"/>
-          <w:szCs w:val="23"/>
-          <w:lang w:val="es-ES"/>
-        </w:rPr>
-        <w:t xml:space="preserve">No. La gestión completa es del </w:t>
-      </w:r>
-      <w:r>
-        <w:rPr>
-          <w:rStyle w:val="Fuerte"/>
-          <w:rFonts w:ascii="Segoe UI" w:hAnsi="Segoe UI" w:cs="Segoe UI"/>
-          <w:color w:val="1A1A1A"/>
-          <w:sz w:val="23"/>
-          <w:szCs w:val="23"/>
-          <w:lang w:val="es-ES"/>
-        </w:rPr>
-        <w:t>bibliotecario</w:t>
-      </w:r>
-      <w:r>
-        <w:rPr>
-          <w:rFonts w:ascii="Segoe UI" w:hAnsi="Segoe UI" w:cs="Segoe UI"/>
-          <w:color w:val="1A1A1A"/>
-          <w:sz w:val="23"/>
-          <w:szCs w:val="23"/>
-          <w:lang w:val="es-ES"/>
-        </w:rPr>
-        <w:t xml:space="preserve"> y del </w:t>
-      </w:r>
-      <w:r>
-        <w:rPr>
-          <w:rStyle w:val="Fuerte"/>
-          <w:rFonts w:ascii="Segoe UI" w:hAnsi="Segoe UI" w:cs="Segoe UI"/>
-          <w:color w:val="1A1A1A"/>
-          <w:sz w:val="23"/>
-          <w:szCs w:val="23"/>
-          <w:lang w:val="es-ES"/>
-        </w:rPr>
-        <w:t>admin</w:t>
-      </w:r>
-      <w:r>
-        <w:rPr>
-          <w:rFonts w:ascii="Segoe UI" w:hAnsi="Segoe UI" w:cs="Segoe UI"/>
-          <w:color w:val="1A1A1A"/>
+        <w:divId w:val="1022363737"/>
+        <w:rPr>
+          <w:rFonts w:ascii="Segoe UI" w:eastAsia="Times New Roman" w:hAnsi="Segoe UI" w:cs="Segoe UI"/>
+          <w:color w:val="1A1A1A"/>
+          <w:sz w:val="23"/>
+          <w:szCs w:val="23"/>
+          <w:lang w:val="es-ES"/>
+        </w:rPr>
+      </w:pPr>
+      <w:r>
+        <w:rPr>
+          <w:rStyle w:val="Fuerte"/>
+          <w:rFonts w:ascii="Segoe UI" w:eastAsia="Times New Roman" w:hAnsi="Segoe UI" w:cs="Segoe UI"/>
+          <w:color w:val="1A1A1A"/>
+          <w:sz w:val="23"/>
+          <w:szCs w:val="23"/>
+          <w:lang w:val="es-ES"/>
+        </w:rPr>
+        <w:t>Búsqueda inteligente:</w:t>
+      </w:r>
+      <w:r>
+        <w:rPr>
+          <w:rFonts w:ascii="Segoe UI" w:eastAsia="Times New Roman" w:hAnsi="Segoe UI" w:cs="Segoe UI"/>
+          <w:color w:val="1A1A1A"/>
+          <w:sz w:val="23"/>
+          <w:szCs w:val="23"/>
+          <w:lang w:val="es-ES"/>
+        </w:rPr>
+        <w:t xml:space="preserve"> encuentra títulos por descripción, no solo por nombre exacto.</w:t>
+      </w:r>
+    </w:p>
+    <w:p>
+      <w:pPr>
+        <w:shd w:val="clear" w:color="auto" w:fill="F2F4F8"/>
+        <w:spacing w:before="180" w:after="180"/>
+        <w:divId w:val="1713188354"/>
+        <w:rPr>
+          <w:rFonts w:ascii="Segoe UI" w:eastAsia="Times New Roman" w:hAnsi="Segoe UI" w:cs="Segoe UI"/>
+          <w:color w:val="333333"/>
+          <w:sz w:val="23"/>
+          <w:szCs w:val="23"/>
+          <w:lang w:val="es-ES"/>
+        </w:rPr>
+      </w:pPr>
+      <w:r>
+        <w:rPr>
+          <w:rFonts w:ascii="Segoe UI" w:eastAsia="Times New Roman" w:hAnsi="Segoe UI" w:cs="Segoe UI"/>
+          <w:color w:val="333333"/>
+          <w:sz w:val="23"/>
+          <w:szCs w:val="23"/>
+          <w:lang w:val="es-ES"/>
+        </w:rPr>
+        <w:t xml:space="preserve">La IA solo se habilita si el administrador configuró la clave en </w:t>
+      </w:r>
+      <w:r>
+        <w:rPr>
+          <w:rStyle w:val="Fuerte"/>
+          <w:rFonts w:ascii="Segoe UI" w:eastAsia="Times New Roman" w:hAnsi="Segoe UI" w:cs="Segoe UI"/>
+          <w:color w:val="333333"/>
+          <w:sz w:val="23"/>
+          <w:szCs w:val="23"/>
+          <w:lang w:val="es-ES"/>
+        </w:rPr>
+        <w:t>Configuración</w:t>
+      </w:r>
+      <w:r>
+        <w:rPr>
+          <w:rFonts w:ascii="Segoe UI" w:eastAsia="Times New Roman" w:hAnsi="Segoe UI" w:cs="Segoe UI"/>
+          <w:color w:val="333333"/>
           <w:sz w:val="23"/>
           <w:szCs w:val="23"/>
           <w:lang w:val="es-ES"/>
@@ -4032,211 +4776,19 @@
     </w:p>
     <w:p>
       <w:pPr>
-        <w:pStyle w:val="NormalWeb"/>
-        <w:divId w:val="778716180"/>
-        <w:rPr>
-          <w:rFonts w:ascii="Segoe UI" w:hAnsi="Segoe UI" w:cs="Segoe UI"/>
-          <w:color w:val="1A1A1A"/>
-          <w:sz w:val="23"/>
-          <w:szCs w:val="23"/>
-          <w:lang w:val="es-ES"/>
-        </w:rPr>
-      </w:pPr>
-      <w:r>
-        <w:rPr>
-          <w:rStyle w:val="Fuerte"/>
-          <w:rFonts w:ascii="Segoe UI" w:hAnsi="Segoe UI" w:cs="Segoe UI"/>
-          <w:color w:val="1A1A1A"/>
-          <w:sz w:val="23"/>
-          <w:szCs w:val="23"/>
-          <w:lang w:val="es-ES"/>
-        </w:rPr>
-        <w:t>¿Qué pasa si el libro no aparece en el catálogo?</w:t>
-      </w:r>
-    </w:p>
-    <w:p>
-      <w:pPr>
-        <w:pStyle w:val="NormalWeb"/>
-        <w:divId w:val="778716180"/>
-        <w:rPr>
-          <w:rFonts w:ascii="Segoe UI" w:hAnsi="Segoe UI" w:cs="Segoe UI"/>
-          <w:color w:val="1A1A1A"/>
-          <w:sz w:val="23"/>
-          <w:szCs w:val="23"/>
-          <w:lang w:val="es-ES"/>
-        </w:rPr>
-      </w:pPr>
-      <w:r>
-        <w:rPr>
-          <w:rFonts w:ascii="Segoe UI" w:hAnsi="Segoe UI" w:cs="Segoe UI"/>
-          <w:color w:val="1A1A1A"/>
-          <w:sz w:val="23"/>
-          <w:szCs w:val="23"/>
-          <w:lang w:val="es-ES"/>
-        </w:rPr>
-        <w:t xml:space="preserve">Debe agregarse primero en </w:t>
-      </w:r>
-      <w:r>
-        <w:rPr>
-          <w:rStyle w:val="Fuerte"/>
-          <w:rFonts w:ascii="Segoe UI" w:hAnsi="Segoe UI" w:cs="Segoe UI"/>
-          <w:color w:val="1A1A1A"/>
-          <w:sz w:val="23"/>
-          <w:szCs w:val="23"/>
-          <w:lang w:val="es-ES"/>
-        </w:rPr>
-        <w:t>Catálogo → Nuevo libro</w:t>
-      </w:r>
-      <w:r>
-        <w:rPr>
-          <w:rFonts w:ascii="Segoe UI" w:hAnsi="Segoe UI" w:cs="Segoe UI"/>
-          <w:color w:val="1A1A1A"/>
-          <w:sz w:val="23"/>
-          <w:szCs w:val="23"/>
-          <w:lang w:val="es-ES"/>
-        </w:rPr>
-        <w:t>.</w:t>
-      </w:r>
-    </w:p>
-    <w:p>
-      <w:pPr>
-        <w:pStyle w:val="NormalWeb"/>
-        <w:divId w:val="778716180"/>
-        <w:rPr>
-          <w:rFonts w:ascii="Segoe UI" w:hAnsi="Segoe UI" w:cs="Segoe UI"/>
-          <w:color w:val="1A1A1A"/>
-          <w:sz w:val="23"/>
-          <w:szCs w:val="23"/>
-          <w:lang w:val="es-ES"/>
-        </w:rPr>
-      </w:pPr>
-      <w:r>
-        <w:rPr>
-          <w:rStyle w:val="Fuerte"/>
-          <w:rFonts w:ascii="Segoe UI" w:hAnsi="Segoe UI" w:cs="Segoe UI"/>
-          <w:color w:val="1A1A1A"/>
-          <w:sz w:val="23"/>
-          <w:szCs w:val="23"/>
-          <w:lang w:val="es-ES"/>
-        </w:rPr>
-        <w:t>¿Cómo se entera el estudiante de un préstamo vencido?</w:t>
-      </w:r>
-    </w:p>
-    <w:p>
-      <w:pPr>
-        <w:pStyle w:val="NormalWeb"/>
-        <w:divId w:val="778716180"/>
-        <w:rPr>
-          <w:rFonts w:ascii="Segoe UI" w:hAnsi="Segoe UI" w:cs="Segoe UI"/>
-          <w:color w:val="1A1A1A"/>
-          <w:sz w:val="23"/>
-          <w:szCs w:val="23"/>
-          <w:lang w:val="es-ES"/>
-        </w:rPr>
-      </w:pPr>
-      <w:r>
-        <w:rPr>
-          <w:rFonts w:ascii="Segoe UI" w:hAnsi="Segoe UI" w:cs="Segoe UI"/>
-          <w:color w:val="1A1A1A"/>
-          <w:sz w:val="23"/>
-          <w:szCs w:val="23"/>
-          <w:lang w:val="es-ES"/>
-        </w:rPr>
-        <w:t xml:space="preserve">Por la sección </w:t>
-      </w:r>
-      <w:r>
-        <w:rPr>
-          <w:rStyle w:val="Fuerte"/>
-          <w:rFonts w:ascii="Segoe UI" w:hAnsi="Segoe UI" w:cs="Segoe UI"/>
-          <w:color w:val="1A1A1A"/>
-          <w:sz w:val="23"/>
-          <w:szCs w:val="23"/>
-          <w:lang w:val="es-ES"/>
-        </w:rPr>
-        <w:t>Alertas</w:t>
-      </w:r>
-      <w:r>
-        <w:rPr>
-          <w:rFonts w:ascii="Segoe UI" w:hAnsi="Segoe UI" w:cs="Segoe UI"/>
-          <w:color w:val="1A1A1A"/>
-          <w:sz w:val="23"/>
-          <w:szCs w:val="23"/>
-          <w:lang w:val="es-ES"/>
-        </w:rPr>
-        <w:t xml:space="preserve"> </w:t>
-      </w:r>
-      <w:r>
-        <w:rPr>
-          <w:rFonts w:ascii="Segoe UI" w:hAnsi="Segoe UI" w:cs="Segoe UI"/>
-          <w:color w:val="1A1A1A"/>
-          <w:sz w:val="23"/>
-          <w:szCs w:val="23"/>
-          <w:lang w:val="es-ES"/>
-        </w:rPr>
-        <w:t xml:space="preserve">del bibliotecario y por la </w:t>
-      </w:r>
-      <w:r>
-        <w:rPr>
-          <w:rStyle w:val="Fuerte"/>
-          <w:rFonts w:ascii="Segoe UI" w:hAnsi="Segoe UI" w:cs="Segoe UI"/>
-          <w:color w:val="1A1A1A"/>
-          <w:sz w:val="23"/>
-          <w:szCs w:val="23"/>
-          <w:lang w:val="es-ES"/>
-        </w:rPr>
-        <w:t>Notificación</w:t>
-      </w:r>
-      <w:r>
-        <w:rPr>
-          <w:rFonts w:ascii="Segoe UI" w:hAnsi="Segoe UI" w:cs="Segoe UI"/>
-          <w:color w:val="1A1A1A"/>
-          <w:sz w:val="23"/>
-          <w:szCs w:val="23"/>
-          <w:lang w:val="es-ES"/>
-        </w:rPr>
-        <w:t xml:space="preserve"> que se envíe desde el sistema.</w:t>
-      </w:r>
-    </w:p>
-    <w:p>
-      <w:pPr>
-        <w:spacing w:before="360" w:after="360"/>
-        <w:divId w:val="778716180"/>
-        <w:rPr>
-          <w:rFonts w:ascii="Segoe UI" w:eastAsia="Times New Roman" w:hAnsi="Segoe UI" w:cs="Segoe UI"/>
-          <w:color w:val="1A1A1A"/>
-          <w:sz w:val="23"/>
-          <w:szCs w:val="23"/>
-          <w:lang w:val="es-ES"/>
-        </w:rPr>
-      </w:pPr>
-      <w:r>
-        <w:rPr>
-          <w:rFonts w:ascii="Segoe UI" w:eastAsia="Times New Roman" w:hAnsi="Segoe UI" w:cs="Segoe UI"/>
-          <w:color w:val="1A1A1A"/>
-          <w:sz w:val="23"/>
-          <w:szCs w:val="23"/>
-          <w:lang w:val="es-ES"/>
-        </w:rPr>
-        <w:pict w14:anchorId="61AE2DD7">
-          <v:rect id="_x0000_i1031" style="width:0;height:1.5pt" o:hralign="center" o:hrstd="t" o:hr="t" fillcolor="#a0a0a0" stroked="f"/>
-        </w:pict>
-      </w:r>
-    </w:p>
-    <w:p>
-      <w:pPr>
-        <w:pStyle w:val="Ttulo2"/>
-        <w:divId w:val="778716180"/>
-        <w:rPr>
-          <w:rFonts w:ascii="Segoe UI" w:eastAsia="Times New Roman" w:hAnsi="Segoe UI" w:cs="Segoe UI"/>
-          <w:lang w:val="es-ES"/>
-        </w:rPr>
-      </w:pPr>
-      <w:r>
-        <w:rPr>
-          <w:rFonts w:ascii="Segoe UI" w:eastAsia="Times New Roman" w:hAnsi="Segoe UI" w:cs="Segoe UI"/>
-          <w:lang w:val="es-ES"/>
-        </w:rPr>
-        <w:t>7. Seguridad del módulo</w:t>
+        <w:pStyle w:val="Ttulo3"/>
+        <w:divId w:val="1022363737"/>
+        <w:rPr>
+          <w:rFonts w:ascii="Segoe UI" w:eastAsia="Times New Roman" w:hAnsi="Segoe UI" w:cs="Segoe UI"/>
+          <w:lang w:val="es-ES"/>
+        </w:rPr>
+      </w:pPr>
+      <w:r>
+        <w:rPr>
+          <w:rFonts w:ascii="Segoe UI" w:eastAsia="Times New Roman" w:hAnsi="Segoe UI" w:cs="Segoe UI"/>
+          <w:lang w:val="es-ES"/>
+        </w:rPr>
+        <w:t>4.12 Configuración (solo administrador)</w:t>
       </w:r>
     </w:p>
     <w:p>
@@ -4247,45 +4799,24 @@
         </w:numPr>
         <w:spacing w:before="45" w:after="45"/>
         <w:ind w:left="810"/>
-        <w:divId w:val="778716180"/>
-        <w:rPr>
-          <w:rFonts w:ascii="Segoe UI" w:eastAsia="Times New Roman" w:hAnsi="Segoe UI" w:cs="Segoe UI"/>
-          <w:color w:val="1A1A1A"/>
-          <w:sz w:val="23"/>
-          <w:szCs w:val="23"/>
-          <w:lang w:val="es-ES"/>
-        </w:rPr>
-      </w:pPr>
-      <w:r>
-        <w:rPr>
-          <w:rFonts w:ascii="Segoe UI" w:eastAsia="Times New Roman" w:hAnsi="Segoe UI" w:cs="Segoe UI"/>
-          <w:color w:val="1A1A1A"/>
-          <w:sz w:val="23"/>
-          <w:szCs w:val="23"/>
-          <w:lang w:val="es-ES"/>
-        </w:rPr>
-        <w:t xml:space="preserve">Solo </w:t>
-      </w:r>
-      <w:r>
-        <w:rPr>
-          <w:rStyle w:val="Fuerte"/>
-          <w:rFonts w:ascii="Segoe UI" w:eastAsia="Times New Roman" w:hAnsi="Segoe UI" w:cs="Segoe UI"/>
-          <w:color w:val="1A1A1A"/>
-          <w:sz w:val="23"/>
-          <w:szCs w:val="23"/>
-          <w:lang w:val="es-ES"/>
-        </w:rPr>
-        <w:t>gestores</w:t>
-      </w:r>
-      <w:r>
-        <w:rPr>
-          <w:rFonts w:ascii="Segoe UI" w:eastAsia="Times New Roman" w:hAnsi="Segoe UI" w:cs="Segoe UI"/>
-          <w:color w:val="1A1A1A"/>
-          <w:sz w:val="23"/>
-          <w:szCs w:val="23"/>
-          <w:lang w:val="es-ES"/>
-        </w:rPr>
-        <w:t xml:space="preserve"> (bibliotecario/admin) pueden crear, editar o eliminar libros, socios y préstamos.</w:t>
+        <w:divId w:val="1022363737"/>
+        <w:rPr>
+          <w:rFonts w:ascii="Segoe UI" w:eastAsia="Times New Roman" w:hAnsi="Segoe UI" w:cs="Segoe UI"/>
+          <w:color w:val="1A1A1A"/>
+          <w:sz w:val="23"/>
+          <w:szCs w:val="23"/>
+          <w:lang w:val="es-ES"/>
+        </w:rPr>
+      </w:pPr>
+      <w:r>
+        <w:rPr>
+          <w:rFonts w:ascii="Segoe UI" w:eastAsia="Times New Roman" w:hAnsi="Segoe UI" w:cs="Segoe UI"/>
+          <w:color w:val="1A1A1A"/>
+          <w:sz w:val="23"/>
+          <w:szCs w:val="23"/>
+          <w:lang w:val="es-ES"/>
+        </w:rPr>
+        <w:t>Nombre y datos de la biblioteca.</w:t>
       </w:r>
     </w:p>
     <w:p>
@@ -4296,45 +4827,35 @@
         </w:numPr>
         <w:spacing w:before="45" w:after="45"/>
         <w:ind w:left="810"/>
-        <w:divId w:val="778716180"/>
-        <w:rPr>
-          <w:rFonts w:ascii="Segoe UI" w:eastAsia="Times New Roman" w:hAnsi="Segoe UI" w:cs="Segoe UI"/>
-          <w:color w:val="1A1A1A"/>
-          <w:sz w:val="23"/>
-          <w:szCs w:val="23"/>
-          <w:lang w:val="es-ES"/>
-        </w:rPr>
-      </w:pPr>
-      <w:r>
-        <w:rPr>
-          <w:rFonts w:ascii="Segoe UI" w:eastAsia="Times New Roman" w:hAnsi="Segoe UI" w:cs="Segoe UI"/>
-          <w:color w:val="1A1A1A"/>
-          <w:sz w:val="23"/>
-          <w:szCs w:val="23"/>
-          <w:lang w:val="es-ES"/>
-        </w:rPr>
-        <w:t xml:space="preserve">El </w:t>
-      </w:r>
-      <w:r>
-        <w:rPr>
-          <w:rStyle w:val="Fuerte"/>
-          <w:rFonts w:ascii="Segoe UI" w:eastAsia="Times New Roman" w:hAnsi="Segoe UI" w:cs="Segoe UI"/>
-          <w:color w:val="1A1A1A"/>
-          <w:sz w:val="23"/>
-          <w:szCs w:val="23"/>
-          <w:lang w:val="es-ES"/>
-        </w:rPr>
-        <w:t>estudiante</w:t>
-      </w:r>
-      <w:r>
-        <w:rPr>
-          <w:rFonts w:ascii="Segoe UI" w:eastAsia="Times New Roman" w:hAnsi="Segoe UI" w:cs="Segoe UI"/>
-          <w:color w:val="1A1A1A"/>
-          <w:sz w:val="23"/>
-          <w:szCs w:val="23"/>
-          <w:lang w:val="es-ES"/>
-        </w:rPr>
-        <w:t xml:space="preserve"> solo lee su propia información de la biblioteca.</w:t>
+        <w:divId w:val="1022363737"/>
+        <w:rPr>
+          <w:rFonts w:ascii="Segoe UI" w:eastAsia="Times New Roman" w:hAnsi="Segoe UI" w:cs="Segoe UI"/>
+          <w:color w:val="1A1A1A"/>
+          <w:sz w:val="23"/>
+          <w:szCs w:val="23"/>
+          <w:lang w:val="es-ES"/>
+        </w:rPr>
+      </w:pPr>
+      <w:r>
+        <w:rPr>
+          <w:rStyle w:val="Fuerte"/>
+          <w:rFonts w:ascii="Segoe UI" w:eastAsia="Times New Roman" w:hAnsi="Segoe UI" w:cs="Segoe UI"/>
+          <w:color w:val="1A1A1A"/>
+          <w:sz w:val="23"/>
+          <w:szCs w:val="23"/>
+          <w:lang w:val="es-ES"/>
+        </w:rPr>
+        <w:t>Días de préstamo</w:t>
+      </w:r>
+      <w:r>
+        <w:rPr>
+          <w:rFonts w:ascii="Segoe UI" w:eastAsia="Times New Roman" w:hAnsi="Segoe UI" w:cs="Segoe UI"/>
+          <w:color w:val="1A1A1A"/>
+          <w:sz w:val="23"/>
+          <w:szCs w:val="23"/>
+          <w:lang w:val="es-ES"/>
+        </w:rPr>
+        <w:t xml:space="preserve"> y política de vencimiento (si está implementada).</w:t>
       </w:r>
     </w:p>
     <w:p>
@@ -4345,45 +4866,35 @@
         </w:numPr>
         <w:spacing w:before="45" w:after="45"/>
         <w:ind w:left="810"/>
-        <w:divId w:val="778716180"/>
-        <w:rPr>
-          <w:rFonts w:ascii="Segoe UI" w:eastAsia="Times New Roman" w:hAnsi="Segoe UI" w:cs="Segoe UI"/>
-          <w:color w:val="1A1A1A"/>
-          <w:sz w:val="23"/>
-          <w:szCs w:val="23"/>
-          <w:lang w:val="es-ES"/>
-        </w:rPr>
-      </w:pPr>
-      <w:r>
-        <w:rPr>
-          <w:rFonts w:ascii="Segoe UI" w:eastAsia="Times New Roman" w:hAnsi="Segoe UI" w:cs="Segoe UI"/>
-          <w:color w:val="1A1A1A"/>
-          <w:sz w:val="23"/>
-          <w:szCs w:val="23"/>
-          <w:lang w:val="es-ES"/>
-        </w:rPr>
-        <w:t xml:space="preserve">Las reglas de </w:t>
-      </w:r>
-      <w:r>
-        <w:rPr>
-          <w:rStyle w:val="Fuerte"/>
-          <w:rFonts w:ascii="Segoe UI" w:eastAsia="Times New Roman" w:hAnsi="Segoe UI" w:cs="Segoe UI"/>
-          <w:color w:val="1A1A1A"/>
-          <w:sz w:val="23"/>
-          <w:szCs w:val="23"/>
-          <w:lang w:val="es-ES"/>
-        </w:rPr>
-        <w:t>Firebase</w:t>
-      </w:r>
-      <w:r>
-        <w:rPr>
-          <w:rFonts w:ascii="Segoe UI" w:eastAsia="Times New Roman" w:hAnsi="Segoe UI" w:cs="Segoe UI"/>
-          <w:color w:val="1A1A1A"/>
-          <w:sz w:val="23"/>
-          <w:szCs w:val="23"/>
-          <w:lang w:val="es-ES"/>
-        </w:rPr>
-        <w:t xml:space="preserve"> impiden acceder a la información de otros aunque alguien manipule el navegador.</w:t>
+        <w:divId w:val="1022363737"/>
+        <w:rPr>
+          <w:rFonts w:ascii="Segoe UI" w:eastAsia="Times New Roman" w:hAnsi="Segoe UI" w:cs="Segoe UI"/>
+          <w:color w:val="1A1A1A"/>
+          <w:sz w:val="23"/>
+          <w:szCs w:val="23"/>
+          <w:lang w:val="es-ES"/>
+        </w:rPr>
+      </w:pPr>
+      <w:r>
+        <w:rPr>
+          <w:rStyle w:val="Fuerte"/>
+          <w:rFonts w:ascii="Segoe UI" w:eastAsia="Times New Roman" w:hAnsi="Segoe UI" w:cs="Segoe UI"/>
+          <w:color w:val="1A1A1A"/>
+          <w:sz w:val="23"/>
+          <w:szCs w:val="23"/>
+          <w:lang w:val="es-ES"/>
+        </w:rPr>
+        <w:t>Idioma</w:t>
+      </w:r>
+      <w:r>
+        <w:rPr>
+          <w:rFonts w:ascii="Segoe UI" w:eastAsia="Times New Roman" w:hAnsi="Segoe UI" w:cs="Segoe UI"/>
+          <w:color w:val="1A1A1A"/>
+          <w:sz w:val="23"/>
+          <w:szCs w:val="23"/>
+          <w:lang w:val="es-ES"/>
+        </w:rPr>
+        <w:t xml:space="preserve"> de la interfaz.</w:t>
       </w:r>
     </w:p>
     <w:p>
@@ -4392,9 +4903,1064 @@
           <w:ilvl w:val="0"/>
           <w:numId w:val="14"/>
         </w:numPr>
+        <w:spacing w:before="45" w:after="45"/>
+        <w:ind w:left="810"/>
+        <w:divId w:val="1022363737"/>
+        <w:rPr>
+          <w:rFonts w:ascii="Segoe UI" w:eastAsia="Times New Roman" w:hAnsi="Segoe UI" w:cs="Segoe UI"/>
+          <w:color w:val="1A1A1A"/>
+          <w:sz w:val="23"/>
+          <w:szCs w:val="23"/>
+          <w:lang w:val="es-ES"/>
+        </w:rPr>
+      </w:pPr>
+      <w:r>
+        <w:rPr>
+          <w:rStyle w:val="Fuerte"/>
+          <w:rFonts w:ascii="Segoe UI" w:eastAsia="Times New Roman" w:hAnsi="Segoe UI" w:cs="Segoe UI"/>
+          <w:color w:val="1A1A1A"/>
+          <w:sz w:val="23"/>
+          <w:szCs w:val="23"/>
+          <w:lang w:val="es-ES"/>
+        </w:rPr>
+        <w:t>Clave de IA</w:t>
+      </w:r>
+      <w:r>
+        <w:rPr>
+          <w:rFonts w:ascii="Segoe UI" w:eastAsia="Times New Roman" w:hAnsi="Segoe UI" w:cs="Segoe UI"/>
+          <w:color w:val="1A1A1A"/>
+          <w:sz w:val="23"/>
+          <w:szCs w:val="23"/>
+          <w:lang w:val="es-ES"/>
+        </w:rPr>
+        <w:t xml:space="preserve"> para funciones inteligentes.</w:t>
+      </w:r>
+    </w:p>
+    <w:p>
+      <w:pPr>
+        <w:pStyle w:val="NormalWeb"/>
+        <w:divId w:val="1022363737"/>
+        <w:rPr>
+          <w:rFonts w:ascii="Segoe UI" w:hAnsi="Segoe UI" w:cs="Segoe UI"/>
+          <w:color w:val="1A1A1A"/>
+          <w:sz w:val="23"/>
+          <w:szCs w:val="23"/>
+          <w:lang w:val="es-ES"/>
+        </w:rPr>
+      </w:pPr>
+      <w:r>
+        <w:rPr>
+          <w:rFonts w:ascii="Segoe UI" w:hAnsi="Segoe UI" w:cs="Segoe UI"/>
+          <w:color w:val="1A1A1A"/>
+          <w:sz w:val="23"/>
+          <w:szCs w:val="23"/>
+          <w:lang w:val="es-ES"/>
+        </w:rPr>
+        <w:t xml:space="preserve">Guarde siempre los cambios con el botón </w:t>
+      </w:r>
+      <w:r>
+        <w:rPr>
+          <w:rStyle w:val="Fuerte"/>
+          <w:rFonts w:ascii="Segoe UI" w:hAnsi="Segoe UI" w:cs="Segoe UI"/>
+          <w:color w:val="1A1A1A"/>
+          <w:sz w:val="23"/>
+          <w:szCs w:val="23"/>
+          <w:lang w:val="es-ES"/>
+        </w:rPr>
+        <w:t>Guardar</w:t>
+      </w:r>
+      <w:r>
+        <w:rPr>
+          <w:rFonts w:ascii="Segoe UI" w:hAnsi="Segoe UI" w:cs="Segoe UI"/>
+          <w:color w:val="1A1A1A"/>
+          <w:sz w:val="23"/>
+          <w:szCs w:val="23"/>
+          <w:lang w:val="es-ES"/>
+        </w:rPr>
+        <w:t>.</w:t>
+      </w:r>
+    </w:p>
+    <w:p>
+      <w:pPr>
+        <w:pStyle w:val="Ttulo3"/>
+        <w:divId w:val="1022363737"/>
+        <w:rPr>
+          <w:rFonts w:ascii="Segoe UI" w:eastAsia="Times New Roman" w:hAnsi="Segoe UI" w:cs="Segoe UI"/>
+          <w:lang w:val="es-ES"/>
+        </w:rPr>
+      </w:pPr>
+      <w:r>
+        <w:rPr>
+          <w:rFonts w:ascii="Segoe UI" w:eastAsia="Times New Roman" w:hAnsi="Segoe UI" w:cs="Segoe UI"/>
+          <w:lang w:val="es-ES"/>
+        </w:rPr>
+        <w:t>4.13 Actividad</w:t>
+      </w:r>
+    </w:p>
+    <w:p>
+      <w:pPr>
+        <w:pStyle w:val="NormalWeb"/>
+        <w:divId w:val="1022363737"/>
+        <w:rPr>
+          <w:rFonts w:ascii="Segoe UI" w:hAnsi="Segoe UI" w:cs="Segoe UI"/>
+          <w:color w:val="1A1A1A"/>
+          <w:sz w:val="23"/>
+          <w:szCs w:val="23"/>
+          <w:lang w:val="es-ES"/>
+        </w:rPr>
+      </w:pPr>
+      <w:r>
+        <w:rPr>
+          <w:rFonts w:ascii="Segoe UI" w:hAnsi="Segoe UI" w:cs="Segoe UI"/>
+          <w:color w:val="1A1A1A"/>
+          <w:sz w:val="23"/>
+          <w:szCs w:val="23"/>
+          <w:lang w:val="es-ES"/>
+        </w:rPr>
+        <w:t>Registro de auditoría de las acciones importantes: altas, bajas, préstamos, devoluciones, cambios de rol. Útil para el control del bibliotecario.</w:t>
+      </w:r>
+    </w:p>
+    <w:p>
+      <w:pPr>
+        <w:spacing w:before="360" w:after="360"/>
+        <w:divId w:val="1022363737"/>
+        <w:rPr>
+          <w:rFonts w:ascii="Segoe UI" w:eastAsia="Times New Roman" w:hAnsi="Segoe UI" w:cs="Segoe UI"/>
+          <w:color w:val="1A1A1A"/>
+          <w:sz w:val="23"/>
+          <w:szCs w:val="23"/>
+          <w:lang w:val="es-ES"/>
+        </w:rPr>
+      </w:pPr>
+      <w:r>
+        <w:rPr>
+          <w:rFonts w:ascii="Segoe UI" w:eastAsia="Times New Roman" w:hAnsi="Segoe UI" w:cs="Segoe UI"/>
+          <w:color w:val="1A1A1A"/>
+          <w:sz w:val="23"/>
+          <w:szCs w:val="23"/>
+          <w:lang w:val="es-ES"/>
+        </w:rPr>
+        <w:pict w14:anchorId="1838AACE">
+          <v:rect id="_x0000_i1029" style="width:0;height:1.5pt" o:hralign="center" o:hrstd="t" o:hr="t" fillcolor="#a0a0a0" stroked="f"/>
+        </w:pict>
+      </w:r>
+    </w:p>
+    <w:p>
+      <w:pPr>
+        <w:pStyle w:val="Ttulo2"/>
+        <w:divId w:val="1022363737"/>
+        <w:rPr>
+          <w:rFonts w:ascii="Segoe UI" w:eastAsia="Times New Roman" w:hAnsi="Segoe UI" w:cs="Segoe UI"/>
+          <w:lang w:val="es-ES"/>
+        </w:rPr>
+      </w:pPr>
+      <w:r>
+        <w:rPr>
+          <w:rFonts w:ascii="Segoe UI" w:eastAsia="Times New Roman" w:hAnsi="Segoe UI" w:cs="Segoe UI"/>
+          <w:lang w:val="es-ES"/>
+        </w:rPr>
+        <w:t>5. Flujo típico del bibliotecario</w:t>
+      </w:r>
+    </w:p>
+    <w:p>
+      <w:pPr>
+        <w:numPr>
+          <w:ilvl w:val="0"/>
+          <w:numId w:val="15"/>
+        </w:numPr>
+        <w:spacing w:before="45" w:after="45"/>
+        <w:ind w:left="810"/>
+        <w:divId w:val="1022363737"/>
+        <w:rPr>
+          <w:rFonts w:ascii="Segoe UI" w:eastAsia="Times New Roman" w:hAnsi="Segoe UI" w:cs="Segoe UI"/>
+          <w:color w:val="1A1A1A"/>
+          <w:sz w:val="23"/>
+          <w:szCs w:val="23"/>
+          <w:lang w:val="es-ES"/>
+        </w:rPr>
+      </w:pPr>
+      <w:r>
+        <w:rPr>
+          <w:rStyle w:val="Fuerte"/>
+          <w:rFonts w:ascii="Segoe UI" w:eastAsia="Times New Roman" w:hAnsi="Segoe UI" w:cs="Segoe UI"/>
+          <w:color w:val="1A1A1A"/>
+          <w:sz w:val="23"/>
+          <w:szCs w:val="23"/>
+          <w:lang w:val="es-ES"/>
+        </w:rPr>
+        <w:t>Dar de alta</w:t>
+      </w:r>
+      <w:r>
+        <w:rPr>
+          <w:rFonts w:ascii="Segoe UI" w:eastAsia="Times New Roman" w:hAnsi="Segoe UI" w:cs="Segoe UI"/>
+          <w:color w:val="1A1A1A"/>
+          <w:sz w:val="23"/>
+          <w:szCs w:val="23"/>
+          <w:lang w:val="es-ES"/>
+        </w:rPr>
+        <w:t xml:space="preserve"> al socio (si aún no existe).</w:t>
+      </w:r>
+    </w:p>
+    <w:p>
+      <w:pPr>
+        <w:numPr>
+          <w:ilvl w:val="0"/>
+          <w:numId w:val="15"/>
+        </w:numPr>
+        <w:spacing w:before="45" w:after="45"/>
+        <w:ind w:left="810"/>
+        <w:divId w:val="1022363737"/>
+        <w:rPr>
+          <w:rFonts w:ascii="Segoe UI" w:eastAsia="Times New Roman" w:hAnsi="Segoe UI" w:cs="Segoe UI"/>
+          <w:color w:val="1A1A1A"/>
+          <w:sz w:val="23"/>
+          <w:szCs w:val="23"/>
+          <w:lang w:val="es-ES"/>
+        </w:rPr>
+      </w:pPr>
+      <w:r>
+        <w:rPr>
+          <w:rStyle w:val="Fuerte"/>
+          <w:rFonts w:ascii="Segoe UI" w:eastAsia="Times New Roman" w:hAnsi="Segoe UI" w:cs="Segoe UI"/>
+          <w:color w:val="1A1A1A"/>
+          <w:sz w:val="23"/>
+          <w:szCs w:val="23"/>
+          <w:lang w:val="es-ES"/>
+        </w:rPr>
+        <w:t>Registrar el libro</w:t>
+      </w:r>
+      <w:r>
+        <w:rPr>
+          <w:rFonts w:ascii="Segoe UI" w:eastAsia="Times New Roman" w:hAnsi="Segoe UI" w:cs="Segoe UI"/>
+          <w:color w:val="1A1A1A"/>
+          <w:sz w:val="23"/>
+          <w:szCs w:val="23"/>
+          <w:lang w:val="es-ES"/>
+        </w:rPr>
+        <w:t xml:space="preserve"> en el catálogo (si es nuevo).</w:t>
+      </w:r>
+    </w:p>
+    <w:p>
+      <w:pPr>
+        <w:numPr>
+          <w:ilvl w:val="0"/>
+          <w:numId w:val="15"/>
+        </w:numPr>
+        <w:spacing w:before="45" w:after="45"/>
+        <w:ind w:left="810"/>
+        <w:divId w:val="1022363737"/>
+        <w:rPr>
+          <w:rFonts w:ascii="Segoe UI" w:eastAsia="Times New Roman" w:hAnsi="Segoe UI" w:cs="Segoe UI"/>
+          <w:color w:val="1A1A1A"/>
+          <w:sz w:val="23"/>
+          <w:szCs w:val="23"/>
+          <w:lang w:val="es-ES"/>
+        </w:rPr>
+      </w:pPr>
+      <w:r>
+        <w:rPr>
+          <w:rStyle w:val="Fuerte"/>
+          <w:rFonts w:ascii="Segoe UI" w:eastAsia="Times New Roman" w:hAnsi="Segoe UI" w:cs="Segoe UI"/>
+          <w:color w:val="1A1A1A"/>
+          <w:sz w:val="23"/>
+          <w:szCs w:val="23"/>
+          <w:lang w:val="es-ES"/>
+        </w:rPr>
+        <w:t>Prestar</w:t>
+      </w:r>
+      <w:r>
+        <w:rPr>
+          <w:rFonts w:ascii="Segoe UI" w:eastAsia="Times New Roman" w:hAnsi="Segoe UI" w:cs="Segoe UI"/>
+          <w:color w:val="1A1A1A"/>
+          <w:sz w:val="23"/>
+          <w:szCs w:val="23"/>
+          <w:lang w:val="es-ES"/>
+        </w:rPr>
+        <w:t xml:space="preserve"> el libro y fijar la fecha de vencimiento.</w:t>
+      </w:r>
+    </w:p>
+    <w:p>
+      <w:pPr>
+        <w:numPr>
+          <w:ilvl w:val="0"/>
+          <w:numId w:val="15"/>
+        </w:numPr>
+        <w:spacing w:before="45" w:after="45"/>
+        <w:ind w:left="810"/>
+        <w:divId w:val="1022363737"/>
+        <w:rPr>
+          <w:rFonts w:ascii="Segoe UI" w:eastAsia="Times New Roman" w:hAnsi="Segoe UI" w:cs="Segoe UI"/>
+          <w:color w:val="1A1A1A"/>
+          <w:sz w:val="23"/>
+          <w:szCs w:val="23"/>
+          <w:lang w:val="es-ES"/>
+        </w:rPr>
+      </w:pPr>
+      <w:r>
+        <w:rPr>
+          <w:rFonts w:ascii="Segoe UI" w:eastAsia="Times New Roman" w:hAnsi="Segoe UI" w:cs="Segoe UI"/>
+          <w:color w:val="1A1A1A"/>
+          <w:sz w:val="23"/>
+          <w:szCs w:val="23"/>
+          <w:lang w:val="es-ES"/>
+        </w:rPr>
+        <w:t xml:space="preserve">Cuando regrese, </w:t>
+      </w:r>
+      <w:r>
+        <w:rPr>
+          <w:rStyle w:val="Fuerte"/>
+          <w:rFonts w:ascii="Segoe UI" w:eastAsia="Times New Roman" w:hAnsi="Segoe UI" w:cs="Segoe UI"/>
+          <w:color w:val="1A1A1A"/>
+          <w:sz w:val="23"/>
+          <w:szCs w:val="23"/>
+          <w:lang w:val="es-ES"/>
+        </w:rPr>
+        <w:t>devolver</w:t>
+      </w:r>
+      <w:r>
+        <w:rPr>
+          <w:rFonts w:ascii="Segoe UI" w:eastAsia="Times New Roman" w:hAnsi="Segoe UI" w:cs="Segoe UI"/>
+          <w:color w:val="1A1A1A"/>
+          <w:sz w:val="23"/>
+          <w:szCs w:val="23"/>
+          <w:lang w:val="es-ES"/>
+        </w:rPr>
+        <w:t xml:space="preserve"> y verificar el estado.</w:t>
+      </w:r>
+    </w:p>
+    <w:p>
+      <w:pPr>
+        <w:numPr>
+          <w:ilvl w:val="0"/>
+          <w:numId w:val="15"/>
+        </w:numPr>
+        <w:spacing w:before="45" w:after="45"/>
+        <w:ind w:left="810"/>
+        <w:divId w:val="1022363737"/>
+        <w:rPr>
+          <w:rFonts w:ascii="Segoe UI" w:eastAsia="Times New Roman" w:hAnsi="Segoe UI" w:cs="Segoe UI"/>
+          <w:color w:val="1A1A1A"/>
+          <w:sz w:val="23"/>
+          <w:szCs w:val="23"/>
+          <w:lang w:val="es-ES"/>
+        </w:rPr>
+      </w:pPr>
+      <w:r>
+        <w:rPr>
+          <w:rFonts w:ascii="Segoe UI" w:eastAsia="Times New Roman" w:hAnsi="Segoe UI" w:cs="Segoe UI"/>
+          <w:color w:val="1A1A1A"/>
+          <w:sz w:val="23"/>
+          <w:szCs w:val="23"/>
+          <w:lang w:val="es-ES"/>
+        </w:rPr>
+        <w:t xml:space="preserve">Revisar </w:t>
+      </w:r>
+      <w:r>
+        <w:rPr>
+          <w:rStyle w:val="Fuerte"/>
+          <w:rFonts w:ascii="Segoe UI" w:eastAsia="Times New Roman" w:hAnsi="Segoe UI" w:cs="Segoe UI"/>
+          <w:color w:val="1A1A1A"/>
+          <w:sz w:val="23"/>
+          <w:szCs w:val="23"/>
+          <w:lang w:val="es-ES"/>
+        </w:rPr>
+        <w:t>alertas</w:t>
+      </w:r>
+      <w:r>
+        <w:rPr>
+          <w:rFonts w:ascii="Segoe UI" w:eastAsia="Times New Roman" w:hAnsi="Segoe UI" w:cs="Segoe UI"/>
+          <w:color w:val="1A1A1A"/>
+          <w:sz w:val="23"/>
+          <w:szCs w:val="23"/>
+          <w:lang w:val="es-ES"/>
+        </w:rPr>
+        <w:t xml:space="preserve"> </w:t>
+      </w:r>
+      <w:r>
+        <w:rPr>
+          <w:rFonts w:ascii="Segoe UI" w:eastAsia="Times New Roman" w:hAnsi="Segoe UI" w:cs="Segoe UI"/>
+          <w:color w:val="1A1A1A"/>
+          <w:sz w:val="23"/>
+          <w:szCs w:val="23"/>
+          <w:lang w:val="es-ES"/>
+        </w:rPr>
+        <w:t>cada mañana para avisar a los estudiantes con préstamos vencidos.</w:t>
+      </w:r>
+    </w:p>
+    <w:p>
+      <w:pPr>
+        <w:spacing w:before="360" w:after="360"/>
+        <w:divId w:val="1022363737"/>
+        <w:rPr>
+          <w:rFonts w:ascii="Segoe UI" w:eastAsia="Times New Roman" w:hAnsi="Segoe UI" w:cs="Segoe UI"/>
+          <w:color w:val="1A1A1A"/>
+          <w:sz w:val="23"/>
+          <w:szCs w:val="23"/>
+          <w:lang w:val="es-ES"/>
+        </w:rPr>
+      </w:pPr>
+      <w:r>
+        <w:rPr>
+          <w:rFonts w:ascii="Segoe UI" w:eastAsia="Times New Roman" w:hAnsi="Segoe UI" w:cs="Segoe UI"/>
+          <w:color w:val="1A1A1A"/>
+          <w:sz w:val="23"/>
+          <w:szCs w:val="23"/>
+          <w:lang w:val="es-ES"/>
+        </w:rPr>
+        <w:pict w14:anchorId="50FD5210">
+          <v:rect id="_x0000_i1030" style="width:0;height:1.5pt" o:hralign="center" o:hrstd="t" o:hr="t" fillcolor="#a0a0a0" stroked="f"/>
+        </w:pict>
+      </w:r>
+    </w:p>
+    <w:p>
+      <w:pPr>
+        <w:pStyle w:val="Ttulo2"/>
+        <w:divId w:val="1022363737"/>
+        <w:rPr>
+          <w:rFonts w:ascii="Segoe UI" w:eastAsia="Times New Roman" w:hAnsi="Segoe UI" w:cs="Segoe UI"/>
+          <w:lang w:val="es-ES"/>
+        </w:rPr>
+      </w:pPr>
+      <w:r>
+        <w:rPr>
+          <w:rFonts w:ascii="Segoe UI" w:eastAsia="Times New Roman" w:hAnsi="Segoe UI" w:cs="Segoe UI"/>
+          <w:lang w:val="es-ES"/>
+        </w:rPr>
+        <w:t>6. Preguntas frecuentes</w:t>
+      </w:r>
+    </w:p>
+    <w:p>
+      <w:pPr>
+        <w:pStyle w:val="NormalWeb"/>
+        <w:divId w:val="1022363737"/>
+        <w:rPr>
+          <w:rFonts w:ascii="Segoe UI" w:hAnsi="Segoe UI" w:cs="Segoe UI"/>
+          <w:color w:val="1A1A1A"/>
+          <w:sz w:val="23"/>
+          <w:szCs w:val="23"/>
+          <w:lang w:val="es-ES"/>
+        </w:rPr>
+      </w:pPr>
+      <w:r>
+        <w:rPr>
+          <w:rStyle w:val="Fuerte"/>
+          <w:rFonts w:ascii="Segoe UI" w:hAnsi="Segoe UI" w:cs="Segoe UI"/>
+          <w:color w:val="1A1A1A"/>
+          <w:sz w:val="23"/>
+          <w:szCs w:val="23"/>
+          <w:lang w:val="es-ES"/>
+        </w:rPr>
+        <w:t>¿Un estudiante puede ver qué libros hay?</w:t>
+      </w:r>
+    </w:p>
+    <w:p>
+      <w:pPr>
+        <w:pStyle w:val="NormalWeb"/>
+        <w:divId w:val="1022363737"/>
+        <w:rPr>
+          <w:rFonts w:ascii="Segoe UI" w:hAnsi="Segoe UI" w:cs="Segoe UI"/>
+          <w:color w:val="1A1A1A"/>
+          <w:sz w:val="23"/>
+          <w:szCs w:val="23"/>
+          <w:lang w:val="es-ES"/>
+        </w:rPr>
+      </w:pPr>
+      <w:r>
+        <w:rPr>
+          <w:rFonts w:ascii="Segoe UI" w:hAnsi="Segoe UI" w:cs="Segoe UI"/>
+          <w:color w:val="1A1A1A"/>
+          <w:sz w:val="23"/>
+          <w:szCs w:val="23"/>
+          <w:lang w:val="es-ES"/>
+        </w:rPr>
+        <w:t xml:space="preserve">Sí; en su portal tiene la biblioteca con catálogo y reservas. Solo ve </w:t>
+      </w:r>
+      <w:r>
+        <w:rPr>
+          <w:rStyle w:val="Fuerte"/>
+          <w:rFonts w:ascii="Segoe UI" w:hAnsi="Segoe UI" w:cs="Segoe UI"/>
+          <w:color w:val="1A1A1A"/>
+          <w:sz w:val="23"/>
+          <w:szCs w:val="23"/>
+          <w:lang w:val="es-ES"/>
+        </w:rPr>
+        <w:t>sus</w:t>
+      </w:r>
+      <w:r>
+        <w:rPr>
+          <w:rFonts w:ascii="Segoe UI" w:hAnsi="Segoe UI" w:cs="Segoe UI"/>
+          <w:color w:val="1A1A1A"/>
+          <w:sz w:val="23"/>
+          <w:szCs w:val="23"/>
+          <w:lang w:val="es-ES"/>
+        </w:rPr>
+        <w:t xml:space="preserve"> préstamos.</w:t>
+      </w:r>
+    </w:p>
+    <w:p>
+      <w:pPr>
+        <w:pStyle w:val="NormalWeb"/>
+        <w:divId w:val="1022363737"/>
+        <w:rPr>
+          <w:rFonts w:ascii="Segoe UI" w:hAnsi="Segoe UI" w:cs="Segoe UI"/>
+          <w:color w:val="1A1A1A"/>
+          <w:sz w:val="23"/>
+          <w:szCs w:val="23"/>
+          <w:lang w:val="es-ES"/>
+        </w:rPr>
+      </w:pPr>
+      <w:r>
+        <w:rPr>
+          <w:rStyle w:val="Fuerte"/>
+          <w:rFonts w:ascii="Segoe UI" w:hAnsi="Segoe UI" w:cs="Segoe UI"/>
+          <w:color w:val="1A1A1A"/>
+          <w:sz w:val="23"/>
+          <w:szCs w:val="23"/>
+          <w:lang w:val="es-ES"/>
+        </w:rPr>
+        <w:t>¿Puede el profesor gestionar la biblioteca?</w:t>
+      </w:r>
+    </w:p>
+    <w:p>
+      <w:pPr>
+        <w:pStyle w:val="NormalWeb"/>
+        <w:divId w:val="1022363737"/>
+        <w:rPr>
+          <w:rFonts w:ascii="Segoe UI" w:hAnsi="Segoe UI" w:cs="Segoe UI"/>
+          <w:color w:val="1A1A1A"/>
+          <w:sz w:val="23"/>
+          <w:szCs w:val="23"/>
+          <w:lang w:val="es-ES"/>
+        </w:rPr>
+      </w:pPr>
+      <w:r>
+        <w:rPr>
+          <w:rFonts w:ascii="Segoe UI" w:hAnsi="Segoe UI" w:cs="Segoe UI"/>
+          <w:color w:val="1A1A1A"/>
+          <w:sz w:val="23"/>
+          <w:szCs w:val="23"/>
+          <w:lang w:val="es-ES"/>
+        </w:rPr>
+        <w:t xml:space="preserve">Sí, si tiene el rol de </w:t>
+      </w:r>
+      <w:r>
+        <w:rPr>
+          <w:rStyle w:val="Fuerte"/>
+          <w:rFonts w:ascii="Segoe UI" w:hAnsi="Segoe UI" w:cs="Segoe UI"/>
+          <w:color w:val="1A1A1A"/>
+          <w:sz w:val="23"/>
+          <w:szCs w:val="23"/>
+          <w:lang w:val="es-ES"/>
+        </w:rPr>
+        <w:t>bibliotecario</w:t>
+      </w:r>
+      <w:r>
+        <w:rPr>
+          <w:rFonts w:ascii="Segoe UI" w:hAnsi="Segoe UI" w:cs="Segoe UI"/>
+          <w:color w:val="1A1A1A"/>
+          <w:sz w:val="23"/>
+          <w:szCs w:val="23"/>
+          <w:lang w:val="es-ES"/>
+        </w:rPr>
+        <w:t xml:space="preserve"> o </w:t>
+      </w:r>
+      <w:r>
+        <w:rPr>
+          <w:rStyle w:val="Fuerte"/>
+          <w:rFonts w:ascii="Segoe UI" w:hAnsi="Segoe UI" w:cs="Segoe UI"/>
+          <w:color w:val="1A1A1A"/>
+          <w:sz w:val="23"/>
+          <w:szCs w:val="23"/>
+          <w:lang w:val="es-ES"/>
+        </w:rPr>
+        <w:t>admin</w:t>
+      </w:r>
+      <w:r>
+        <w:rPr>
+          <w:rFonts w:ascii="Segoe UI" w:hAnsi="Segoe UI" w:cs="Segoe UI"/>
+          <w:color w:val="1A1A1A"/>
+          <w:sz w:val="23"/>
+          <w:szCs w:val="23"/>
+          <w:lang w:val="es-ES"/>
+        </w:rPr>
+        <w:t xml:space="preserve"> puede gestionarla (al igual que los profesores con esos roles). La gestión completa es de los </w:t>
+      </w:r>
+      <w:r>
+        <w:rPr>
+          <w:rStyle w:val="Fuerte"/>
+          <w:rFonts w:ascii="Segoe UI" w:hAnsi="Segoe UI" w:cs="Segoe UI"/>
+          <w:color w:val="1A1A1A"/>
+          <w:sz w:val="23"/>
+          <w:szCs w:val="23"/>
+          <w:lang w:val="es-ES"/>
+        </w:rPr>
+        <w:t>gestores</w:t>
+      </w:r>
+      <w:r>
+        <w:rPr>
+          <w:rFonts w:ascii="Segoe UI" w:hAnsi="Segoe UI" w:cs="Segoe UI"/>
+          <w:color w:val="1A1A1A"/>
+          <w:sz w:val="23"/>
+          <w:szCs w:val="23"/>
+          <w:lang w:val="es-ES"/>
+        </w:rPr>
+        <w:t>: bibliotecario y admin.</w:t>
+      </w:r>
+    </w:p>
+    <w:p>
+      <w:pPr>
+        <w:pStyle w:val="NormalWeb"/>
+        <w:divId w:val="1022363737"/>
+        <w:rPr>
+          <w:rFonts w:ascii="Segoe UI" w:hAnsi="Segoe UI" w:cs="Segoe UI"/>
+          <w:color w:val="1A1A1A"/>
+          <w:sz w:val="23"/>
+          <w:szCs w:val="23"/>
+          <w:lang w:val="es-ES"/>
+        </w:rPr>
+      </w:pPr>
+      <w:r>
+        <w:rPr>
+          <w:rStyle w:val="Fuerte"/>
+          <w:rFonts w:ascii="Segoe UI" w:hAnsi="Segoe UI" w:cs="Segoe UI"/>
+          <w:color w:val="1A1A1A"/>
+          <w:sz w:val="23"/>
+          <w:szCs w:val="23"/>
+          <w:lang w:val="es-ES"/>
+        </w:rPr>
+        <w:t>¿Qué libros puede ver un estudiante en su portal?</w:t>
+      </w:r>
+    </w:p>
+    <w:p>
+      <w:pPr>
+        <w:pStyle w:val="NormalWeb"/>
+        <w:divId w:val="1022363737"/>
+        <w:rPr>
+          <w:rFonts w:ascii="Segoe UI" w:hAnsi="Segoe UI" w:cs="Segoe UI"/>
+          <w:color w:val="1A1A1A"/>
+          <w:sz w:val="23"/>
+          <w:szCs w:val="23"/>
+          <w:lang w:val="es-ES"/>
+        </w:rPr>
+      </w:pPr>
+      <w:r>
+        <w:rPr>
+          <w:rFonts w:ascii="Segoe UI" w:hAnsi="Segoe UI" w:cs="Segoe UI"/>
+          <w:color w:val="1A1A1A"/>
+          <w:sz w:val="23"/>
+          <w:szCs w:val="23"/>
+          <w:lang w:val="es-ES"/>
+        </w:rPr>
+        <w:t xml:space="preserve">El estudiante ve el </w:t>
+      </w:r>
+      <w:r>
+        <w:rPr>
+          <w:rStyle w:val="Fuerte"/>
+          <w:rFonts w:ascii="Segoe UI" w:hAnsi="Segoe UI" w:cs="Segoe UI"/>
+          <w:color w:val="1A1A1A"/>
+          <w:sz w:val="23"/>
+          <w:szCs w:val="23"/>
+          <w:lang w:val="es-ES"/>
+        </w:rPr>
+        <w:t>catálogo disponible</w:t>
+      </w:r>
+      <w:r>
+        <w:rPr>
+          <w:rFonts w:ascii="Segoe UI" w:hAnsi="Segoe UI" w:cs="Segoe UI"/>
+          <w:color w:val="1A1A1A"/>
+          <w:sz w:val="23"/>
+          <w:szCs w:val="23"/>
+          <w:lang w:val="es-ES"/>
+        </w:rPr>
+        <w:t xml:space="preserve"> de la biblioteca en su portal: libros y materiales (calculadoras, reglas, etc.), con buscador y el número de ejemplares disponibles. Solo ve la información de </w:t>
+      </w:r>
+      <w:r>
+        <w:rPr>
+          <w:rStyle w:val="Fuerte"/>
+          <w:rFonts w:ascii="Segoe UI" w:hAnsi="Segoe UI" w:cs="Segoe UI"/>
+          <w:color w:val="1A1A1A"/>
+          <w:sz w:val="23"/>
+          <w:szCs w:val="23"/>
+          <w:lang w:val="es-ES"/>
+        </w:rPr>
+        <w:t>sus</w:t>
+      </w:r>
+      <w:r>
+        <w:rPr>
+          <w:rFonts w:ascii="Segoe UI" w:hAnsi="Segoe UI" w:cs="Segoe UI"/>
+          <w:color w:val="1A1A1A"/>
+          <w:sz w:val="23"/>
+          <w:szCs w:val="23"/>
+          <w:lang w:val="es-ES"/>
+        </w:rPr>
+        <w:t xml:space="preserve"> préstamos.</w:t>
+      </w:r>
+    </w:p>
+    <w:p>
+      <w:pPr>
+        <w:pStyle w:val="NormalWeb"/>
+        <w:divId w:val="1022363737"/>
+        <w:rPr>
+          <w:rFonts w:ascii="Segoe UI" w:hAnsi="Segoe UI" w:cs="Segoe UI"/>
+          <w:color w:val="1A1A1A"/>
+          <w:sz w:val="23"/>
+          <w:szCs w:val="23"/>
+          <w:lang w:val="es-ES"/>
+        </w:rPr>
+      </w:pPr>
+      <w:r>
+        <w:rPr>
+          <w:rStyle w:val="Fuerte"/>
+          <w:rFonts w:ascii="Segoe UI" w:hAnsi="Segoe UI" w:cs="Segoe UI"/>
+          <w:color w:val="1A1A1A"/>
+          <w:sz w:val="23"/>
+          <w:szCs w:val="23"/>
+          <w:lang w:val="es-ES"/>
+        </w:rPr>
+        <w:t>¿Qué pasa si el libro no aparece en el catálogo?</w:t>
+      </w:r>
+    </w:p>
+    <w:p>
+      <w:pPr>
+        <w:pStyle w:val="NormalWeb"/>
+        <w:divId w:val="1022363737"/>
+        <w:rPr>
+          <w:rFonts w:ascii="Segoe UI" w:hAnsi="Segoe UI" w:cs="Segoe UI"/>
+          <w:color w:val="1A1A1A"/>
+          <w:sz w:val="23"/>
+          <w:szCs w:val="23"/>
+          <w:lang w:val="es-ES"/>
+        </w:rPr>
+      </w:pPr>
+      <w:r>
+        <w:rPr>
+          <w:rFonts w:ascii="Segoe UI" w:hAnsi="Segoe UI" w:cs="Segoe UI"/>
+          <w:color w:val="1A1A1A"/>
+          <w:sz w:val="23"/>
+          <w:szCs w:val="23"/>
+          <w:lang w:val="es-ES"/>
+        </w:rPr>
+        <w:t xml:space="preserve">Debe agregarse primero en </w:t>
+      </w:r>
+      <w:r>
+        <w:rPr>
+          <w:rStyle w:val="Fuerte"/>
+          <w:rFonts w:ascii="Segoe UI" w:hAnsi="Segoe UI" w:cs="Segoe UI"/>
+          <w:color w:val="1A1A1A"/>
+          <w:sz w:val="23"/>
+          <w:szCs w:val="23"/>
+          <w:lang w:val="es-ES"/>
+        </w:rPr>
+        <w:t>Catálogo → Nuevo libro</w:t>
+      </w:r>
+      <w:r>
+        <w:rPr>
+          <w:rFonts w:ascii="Segoe UI" w:hAnsi="Segoe UI" w:cs="Segoe UI"/>
+          <w:color w:val="1A1A1A"/>
+          <w:sz w:val="23"/>
+          <w:szCs w:val="23"/>
+          <w:lang w:val="es-ES"/>
+        </w:rPr>
+        <w:t>.</w:t>
+      </w:r>
+    </w:p>
+    <w:p>
+      <w:pPr>
+        <w:pStyle w:val="NormalWeb"/>
+        <w:divId w:val="1022363737"/>
+        <w:rPr>
+          <w:rFonts w:ascii="Segoe UI" w:hAnsi="Segoe UI" w:cs="Segoe UI"/>
+          <w:color w:val="1A1A1A"/>
+          <w:sz w:val="23"/>
+          <w:szCs w:val="23"/>
+          <w:lang w:val="es-ES"/>
+        </w:rPr>
+      </w:pPr>
+      <w:r>
+        <w:rPr>
+          <w:rStyle w:val="Fuerte"/>
+          <w:rFonts w:ascii="Segoe UI" w:hAnsi="Segoe UI" w:cs="Segoe UI"/>
+          <w:color w:val="1A1A1A"/>
+          <w:sz w:val="23"/>
+          <w:szCs w:val="23"/>
+          <w:lang w:val="es-ES"/>
+        </w:rPr>
+        <w:t>¿Cómo se entera el estudiante de un préstamo vencido?</w:t>
+      </w:r>
+    </w:p>
+    <w:p>
+      <w:pPr>
+        <w:pStyle w:val="NormalWeb"/>
+        <w:divId w:val="1022363737"/>
+        <w:rPr>
+          <w:rFonts w:ascii="Segoe UI" w:hAnsi="Segoe UI" w:cs="Segoe UI"/>
+          <w:color w:val="1A1A1A"/>
+          <w:sz w:val="23"/>
+          <w:szCs w:val="23"/>
+          <w:lang w:val="es-ES"/>
+        </w:rPr>
+      </w:pPr>
+      <w:r>
+        <w:rPr>
+          <w:rFonts w:ascii="Segoe UI" w:hAnsi="Segoe UI" w:cs="Segoe UI"/>
+          <w:color w:val="1A1A1A"/>
+          <w:sz w:val="23"/>
+          <w:szCs w:val="23"/>
+          <w:lang w:val="es-ES"/>
+        </w:rPr>
+        <w:t xml:space="preserve">Por la sección </w:t>
+      </w:r>
+      <w:r>
+        <w:rPr>
+          <w:rStyle w:val="Fuerte"/>
+          <w:rFonts w:ascii="Segoe UI" w:hAnsi="Segoe UI" w:cs="Segoe UI"/>
+          <w:color w:val="1A1A1A"/>
+          <w:sz w:val="23"/>
+          <w:szCs w:val="23"/>
+          <w:lang w:val="es-ES"/>
+        </w:rPr>
+        <w:t>Alertas</w:t>
+      </w:r>
+      <w:r>
+        <w:rPr>
+          <w:rFonts w:ascii="Segoe UI" w:hAnsi="Segoe UI" w:cs="Segoe UI"/>
+          <w:color w:val="1A1A1A"/>
+          <w:sz w:val="23"/>
+          <w:szCs w:val="23"/>
+          <w:lang w:val="es-ES"/>
+        </w:rPr>
+        <w:t xml:space="preserve"> del bibliotecario y por la </w:t>
+      </w:r>
+      <w:r>
+        <w:rPr>
+          <w:rStyle w:val="Fuerte"/>
+          <w:rFonts w:ascii="Segoe UI" w:hAnsi="Segoe UI" w:cs="Segoe UI"/>
+          <w:color w:val="1A1A1A"/>
+          <w:sz w:val="23"/>
+          <w:szCs w:val="23"/>
+          <w:lang w:val="es-ES"/>
+        </w:rPr>
+        <w:t>Notificación</w:t>
+      </w:r>
+      <w:r>
+        <w:rPr>
+          <w:rFonts w:ascii="Segoe UI" w:hAnsi="Segoe UI" w:cs="Segoe UI"/>
+          <w:color w:val="1A1A1A"/>
+          <w:sz w:val="23"/>
+          <w:szCs w:val="23"/>
+          <w:lang w:val="es-ES"/>
+        </w:rPr>
+        <w:t xml:space="preserve"> que se envíe desde el sistema.</w:t>
+      </w:r>
+    </w:p>
+    <w:p>
+      <w:pPr>
+        <w:spacing w:before="360" w:after="360"/>
+        <w:divId w:val="1022363737"/>
+        <w:rPr>
+          <w:rFonts w:ascii="Segoe UI" w:eastAsia="Times New Roman" w:hAnsi="Segoe UI" w:cs="Segoe UI"/>
+          <w:color w:val="1A1A1A"/>
+          <w:sz w:val="23"/>
+          <w:szCs w:val="23"/>
+          <w:lang w:val="es-ES"/>
+        </w:rPr>
+      </w:pPr>
+      <w:r>
+        <w:rPr>
+          <w:rFonts w:ascii="Segoe UI" w:eastAsia="Times New Roman" w:hAnsi="Segoe UI" w:cs="Segoe UI"/>
+          <w:color w:val="1A1A1A"/>
+          <w:sz w:val="23"/>
+          <w:szCs w:val="23"/>
+          <w:lang w:val="es-ES"/>
+        </w:rPr>
+        <w:pict w14:anchorId="2142169E">
+          <v:rect id="_x0000_i1031" style="width:0;height:1.5pt" o:hralign="center" o:hrstd="t" o:hr="t" fillcolor="#a0a0a0" stroked="f"/>
+        </w:pict>
+      </w:r>
+    </w:p>
+    <w:p>
+      <w:pPr>
+        <w:pStyle w:val="Ttulo2"/>
+        <w:divId w:val="1022363737"/>
+        <w:rPr>
+          <w:rFonts w:ascii="Segoe UI" w:eastAsia="Times New Roman" w:hAnsi="Segoe UI" w:cs="Segoe UI"/>
+          <w:lang w:val="es-ES"/>
+        </w:rPr>
+      </w:pPr>
+      <w:r>
+        <w:rPr>
+          <w:rFonts w:ascii="Segoe UI" w:eastAsia="Times New Roman" w:hAnsi="Segoe UI" w:cs="Segoe UI"/>
+          <w:lang w:val="es-ES"/>
+        </w:rPr>
+        <w:t>7. Seguridad del módulo</w:t>
+      </w:r>
+    </w:p>
+    <w:p>
+      <w:pPr>
+        <w:numPr>
+          <w:ilvl w:val="0"/>
+          <w:numId w:val="16"/>
+        </w:numPr>
+        <w:spacing w:before="45" w:after="45"/>
+        <w:ind w:left="810"/>
+        <w:divId w:val="1022363737"/>
+        <w:rPr>
+          <w:rFonts w:ascii="Segoe UI" w:eastAsia="Times New Roman" w:hAnsi="Segoe UI" w:cs="Segoe UI"/>
+          <w:color w:val="1A1A1A"/>
+          <w:sz w:val="23"/>
+          <w:szCs w:val="23"/>
+          <w:lang w:val="es-ES"/>
+        </w:rPr>
+      </w:pPr>
+      <w:r>
+        <w:rPr>
+          <w:rFonts w:ascii="Segoe UI" w:eastAsia="Times New Roman" w:hAnsi="Segoe UI" w:cs="Segoe UI"/>
+          <w:color w:val="1A1A1A"/>
+          <w:sz w:val="23"/>
+          <w:szCs w:val="23"/>
+          <w:lang w:val="es-ES"/>
+        </w:rPr>
+        <w:t xml:space="preserve">Solo </w:t>
+      </w:r>
+      <w:r>
+        <w:rPr>
+          <w:rStyle w:val="Fuerte"/>
+          <w:rFonts w:ascii="Segoe UI" w:eastAsia="Times New Roman" w:hAnsi="Segoe UI" w:cs="Segoe UI"/>
+          <w:color w:val="1A1A1A"/>
+          <w:sz w:val="23"/>
+          <w:szCs w:val="23"/>
+          <w:lang w:val="es-ES"/>
+        </w:rPr>
+        <w:t>gestores</w:t>
+      </w:r>
+      <w:r>
+        <w:rPr>
+          <w:rFonts w:ascii="Segoe UI" w:eastAsia="Times New Roman" w:hAnsi="Segoe UI" w:cs="Segoe UI"/>
+          <w:color w:val="1A1A1A"/>
+          <w:sz w:val="23"/>
+          <w:szCs w:val="23"/>
+          <w:lang w:val="es-ES"/>
+        </w:rPr>
+        <w:t xml:space="preserve"> </w:t>
+      </w:r>
+      <w:r>
+        <w:rPr>
+          <w:rFonts w:ascii="Segoe UI" w:eastAsia="Times New Roman" w:hAnsi="Segoe UI" w:cs="Segoe UI"/>
+          <w:color w:val="1A1A1A"/>
+          <w:sz w:val="23"/>
+          <w:szCs w:val="23"/>
+          <w:lang w:val="es-ES"/>
+        </w:rPr>
+        <w:t>(bibliotecario/admin) pueden crear, editar o eliminar libros, socios y préstamos.</w:t>
+      </w:r>
+    </w:p>
+    <w:p>
+      <w:pPr>
+        <w:numPr>
+          <w:ilvl w:val="0"/>
+          <w:numId w:val="16"/>
+        </w:numPr>
+        <w:spacing w:before="45" w:after="45"/>
+        <w:ind w:left="810"/>
+        <w:divId w:val="1022363737"/>
+        <w:rPr>
+          <w:rFonts w:ascii="Segoe UI" w:eastAsia="Times New Roman" w:hAnsi="Segoe UI" w:cs="Segoe UI"/>
+          <w:color w:val="1A1A1A"/>
+          <w:sz w:val="23"/>
+          <w:szCs w:val="23"/>
+          <w:lang w:val="es-ES"/>
+        </w:rPr>
+      </w:pPr>
+      <w:r>
+        <w:rPr>
+          <w:rFonts w:ascii="Segoe UI" w:eastAsia="Times New Roman" w:hAnsi="Segoe UI" w:cs="Segoe UI"/>
+          <w:color w:val="1A1A1A"/>
+          <w:sz w:val="23"/>
+          <w:szCs w:val="23"/>
+          <w:lang w:val="es-ES"/>
+        </w:rPr>
+        <w:t xml:space="preserve">El </w:t>
+      </w:r>
+      <w:r>
+        <w:rPr>
+          <w:rStyle w:val="Fuerte"/>
+          <w:rFonts w:ascii="Segoe UI" w:eastAsia="Times New Roman" w:hAnsi="Segoe UI" w:cs="Segoe UI"/>
+          <w:color w:val="1A1A1A"/>
+          <w:sz w:val="23"/>
+          <w:szCs w:val="23"/>
+          <w:lang w:val="es-ES"/>
+        </w:rPr>
+        <w:t>estudiante</w:t>
+      </w:r>
+      <w:r>
+        <w:rPr>
+          <w:rFonts w:ascii="Segoe UI" w:eastAsia="Times New Roman" w:hAnsi="Segoe UI" w:cs="Segoe UI"/>
+          <w:color w:val="1A1A1A"/>
+          <w:sz w:val="23"/>
+          <w:szCs w:val="23"/>
+          <w:lang w:val="es-ES"/>
+        </w:rPr>
+        <w:t xml:space="preserve"> solo lee su propia información de la biblioteca.</w:t>
+      </w:r>
+    </w:p>
+    <w:p>
+      <w:pPr>
+        <w:numPr>
+          <w:ilvl w:val="0"/>
+          <w:numId w:val="16"/>
+        </w:numPr>
+        <w:spacing w:before="45" w:after="45"/>
+        <w:ind w:left="810"/>
+        <w:divId w:val="1022363737"/>
+        <w:rPr>
+          <w:rFonts w:ascii="Segoe UI" w:eastAsia="Times New Roman" w:hAnsi="Segoe UI" w:cs="Segoe UI"/>
+          <w:color w:val="1A1A1A"/>
+          <w:sz w:val="23"/>
+          <w:szCs w:val="23"/>
+          <w:lang w:val="es-ES"/>
+        </w:rPr>
+      </w:pPr>
+      <w:r>
+        <w:rPr>
+          <w:rFonts w:ascii="Segoe UI" w:eastAsia="Times New Roman" w:hAnsi="Segoe UI" w:cs="Segoe UI"/>
+          <w:color w:val="1A1A1A"/>
+          <w:sz w:val="23"/>
+          <w:szCs w:val="23"/>
+          <w:lang w:val="es-ES"/>
+        </w:rPr>
+        <w:t xml:space="preserve">Las reglas de </w:t>
+      </w:r>
+      <w:r>
+        <w:rPr>
+          <w:rStyle w:val="Fuerte"/>
+          <w:rFonts w:ascii="Segoe UI" w:eastAsia="Times New Roman" w:hAnsi="Segoe UI" w:cs="Segoe UI"/>
+          <w:color w:val="1A1A1A"/>
+          <w:sz w:val="23"/>
+          <w:szCs w:val="23"/>
+          <w:lang w:val="es-ES"/>
+        </w:rPr>
+        <w:t>Firebase</w:t>
+      </w:r>
+      <w:r>
+        <w:rPr>
+          <w:rFonts w:ascii="Segoe UI" w:eastAsia="Times New Roman" w:hAnsi="Segoe UI" w:cs="Segoe UI"/>
+          <w:color w:val="1A1A1A"/>
+          <w:sz w:val="23"/>
+          <w:szCs w:val="23"/>
+          <w:lang w:val="es-ES"/>
+        </w:rPr>
+        <w:t xml:space="preserve"> impiden acceder a la información de otros aunque alguien manipule el navegador.</w:t>
+      </w:r>
+    </w:p>
+    <w:p>
+      <w:pPr>
+        <w:numPr>
+          <w:ilvl w:val="0"/>
+          <w:numId w:val="16"/>
+        </w:numPr>
         <w:spacing w:before="45" w:after="600"/>
         <w:ind w:left="810"/>
-        <w:divId w:val="778716180"/>
+        <w:divId w:val="1022363737"/>
         <w:rPr>
           <w:rFonts w:ascii="Segoe UI" w:eastAsia="Times New Roman" w:hAnsi="Segoe UI" w:cs="Segoe UI"/>
           <w:color w:val="1A1A1A"/>
@@ -4469,9 +6035,9 @@
 <file path=word/numbering.xml><?xml version="1.0" encoding="utf-8"?>
 <w:numbering xmlns:wpc="http://schemas.microsoft.com/office/word/2010/wordprocessingCanvas" xmlns:cx="http://schemas.microsoft.com/office/drawing/2014/chartex" xmlns:cx1="http://schemas.microsoft.com/office/drawing/2015/9/8/chartex" xmlns:cx2="http://schemas.microsoft.com/office/drawing/2015/10/21/chartex" xmlns:cx3="http://schemas.microsoft.com/office/drawing/2016/5/9/chartex" xmlns:cx4="http://schemas.microsoft.com/office/drawing/2016/5/10/chartex" xmlns:cx5="http://schemas.microsoft.com/office/drawing/2016/5/11/chartex" xmlns:cx6="http://schemas.microsoft.com/office/drawing/2016/5/12/chartex" xmlns:cx7="http://schemas.microsoft.com/office/drawing/2016/5/13/chartex" xmlns:cx8="http://schemas.microsoft.com/office/drawing/2016/5/14/chartex" xmlns:mc="http://schemas.openxmlformats.org/markup-compatibility/2006" xmlns:aink="http://schemas.microsoft.com/office/drawing/2016/ink" xmlns:am3d="http://schemas.microsoft.com/office/drawing/2017/model3d" xmlns:o="urn:schemas-microsoft-com:office:office" xmlns:oel="http://schemas.microsoft.com/office/2019/extlst" xmlns:r="http://schemas.openxmlformats.org/officeDocument/2006/relationships" xmlns:m="http://schemas.openxmlformats.org/officeDocument/2006/math" xmlns:v="urn:schemas-microsoft-com:vml" xmlns:wp14="http://schemas.microsoft.com/office/word/2010/wordprocessingDrawing" xmlns:wp="http://schemas.openxmlformats.org/drawingml/2006/wordprocessingDrawing" xmlns:w10="urn:schemas-microsoft-com:office:word" xmlns:w="http://schemas.openxmlformats.org/wordprocessingml/2006/main" xmlns:w14="http://schemas.microsoft.com/office/word/2010/wordml" xmlns:w15="http://schemas.microsoft.com/office/word/2012/wordml" xmlns:w16cex="http://schemas.microsoft.com/office/word/2018/wordml/cex" xmlns:w16cid="http://schemas.microsoft.com/office/word/2016/wordml/cid" xmlns:w16="http://schemas.microsoft.com/office/word/2018/wordml" xmlns:w16du="http://schemas.microsoft.com/office/word/2023/wordml/word16du" xmlns:w16sdtdh="http://schemas.microsoft.com/office/word/2020/wordml/sdtdatahash" xmlns:w16sdtfl="http://schemas.microsoft.com/office/word/2024/wordml/sdtformatlock" xmlns:w16se="http://schemas.microsoft.com/office/word/2015/wordml/symex" xmlns:wpg="http://schemas.microsoft.com/office/word/2010/wordprocessingGroup" xmlns:wpi="http://schemas.microsoft.com/office/word/2010/wordprocessingInk" xmlns:wne="http://schemas.microsoft.com/office/word/2006/wordml" xmlns:wps="http://schemas.microsoft.com/office/word/2010/wordprocessingShape" mc:Ignorable="w14 w15 w16se w16cid w16 w16cex w16sdtdh w16sdtfl w16du wp14">
   <w:abstractNum w:abstractNumId="0" w15:restartNumberingAfterBreak="0">
-    <w:nsid w:val="0218773B"/>
+    <w:nsid w:val="04A902C4"/>
     <w:multiLevelType w:val="multilevel"/>
-    <w:tmpl w:val="A33241C0"/>
+    <w:tmpl w:val="75A6CBB8"/>
     <w:lvl w:ilvl="0">
       <w:start w:val="1"/>
       <w:numFmt w:val="decimal"/>
@@ -4582,9 +6148,122 @@
     </w:lvl>
   </w:abstractNum>
   <w:abstractNum w:abstractNumId="1" w15:restartNumberingAfterBreak="0">
-    <w:nsid w:val="03B267C9"/>
+    <w:nsid w:val="04B4102A"/>
     <w:multiLevelType w:val="multilevel"/>
-    <w:tmpl w:val="CD12BA58"/>
+    <w:tmpl w:val="B426BBFA"/>
+    <w:lvl w:ilvl="0">
+      <w:start w:val="1"/>
+      <w:numFmt w:val="decimal"/>
+      <w:lvlText w:val="%1."/>
+      <w:lvlJc w:val="left"/>
+      <w:pPr>
+        <w:tabs>
+          <w:tab w:val="num" w:pos="720"/>
+        </w:tabs>
+        <w:ind w:left="720" w:hanging="360"/>
+      </w:pPr>
+    </w:lvl>
+    <w:lvl w:ilvl="1" w:tentative="1">
+      <w:start w:val="1"/>
+      <w:numFmt w:val="decimal"/>
+      <w:lvlText w:val="%2."/>
+      <w:lvlJc w:val="left"/>
+      <w:pPr>
+        <w:tabs>
+          <w:tab w:val="num" w:pos="1440"/>
+        </w:tabs>
+        <w:ind w:left="1440" w:hanging="360"/>
+      </w:pPr>
+    </w:lvl>
+    <w:lvl w:ilvl="2" w:tentative="1">
+      <w:start w:val="1"/>
+      <w:numFmt w:val="decimal"/>
+      <w:lvlText w:val="%3."/>
+      <w:lvlJc w:val="left"/>
+      <w:pPr>
+        <w:tabs>
+          <w:tab w:val="num" w:pos="2160"/>
+        </w:tabs>
+        <w:ind w:left="2160" w:hanging="360"/>
+      </w:pPr>
+    </w:lvl>
+    <w:lvl w:ilvl="3" w:tentative="1">
+      <w:start w:val="1"/>
+      <w:numFmt w:val="decimal"/>
+      <w:lvlText w:val="%4."/>
+      <w:lvlJc w:val="left"/>
+      <w:pPr>
+        <w:tabs>
+          <w:tab w:val="num" w:pos="2880"/>
+        </w:tabs>
+        <w:ind w:left="2880" w:hanging="360"/>
+      </w:pPr>
+    </w:lvl>
+    <w:lvl w:ilvl="4" w:tentative="1">
+      <w:start w:val="1"/>
+      <w:numFmt w:val="decimal"/>
+      <w:lvlText w:val="%5."/>
+      <w:lvlJc w:val="left"/>
+      <w:pPr>
+        <w:tabs>
+          <w:tab w:val="num" w:pos="3600"/>
+        </w:tabs>
+        <w:ind w:left="3600" w:hanging="360"/>
+      </w:pPr>
+    </w:lvl>
+    <w:lvl w:ilvl="5" w:tentative="1">
+      <w:start w:val="1"/>
+      <w:numFmt w:val="decimal"/>
+      <w:lvlText w:val="%6."/>
+      <w:lvlJc w:val="left"/>
+      <w:pPr>
+        <w:tabs>
+          <w:tab w:val="num" w:pos="4320"/>
+        </w:tabs>
+        <w:ind w:left="4320" w:hanging="360"/>
+      </w:pPr>
+    </w:lvl>
+    <w:lvl w:ilvl="6" w:tentative="1">
+      <w:start w:val="1"/>
+      <w:numFmt w:val="decimal"/>
+      <w:lvlText w:val="%7."/>
+      <w:lvlJc w:val="left"/>
+      <w:pPr>
+        <w:tabs>
+          <w:tab w:val="num" w:pos="5040"/>
+        </w:tabs>
+        <w:ind w:left="5040" w:hanging="360"/>
+      </w:pPr>
+    </w:lvl>
+    <w:lvl w:ilvl="7" w:tentative="1">
+      <w:start w:val="1"/>
+      <w:numFmt w:val="decimal"/>
+      <w:lvlText w:val="%8."/>
+      <w:lvlJc w:val="left"/>
+      <w:pPr>
+        <w:tabs>
+          <w:tab w:val="num" w:pos="5760"/>
+        </w:tabs>
+        <w:ind w:left="5760" w:hanging="360"/>
+      </w:pPr>
+    </w:lvl>
+    <w:lvl w:ilvl="8" w:tentative="1">
+      <w:start w:val="1"/>
+      <w:numFmt w:val="decimal"/>
+      <w:lvlText w:val="%9."/>
+      <w:lvlJc w:val="left"/>
+      <w:pPr>
+        <w:tabs>
+          <w:tab w:val="num" w:pos="6480"/>
+        </w:tabs>
+        <w:ind w:left="6480" w:hanging="360"/>
+      </w:pPr>
+    </w:lvl>
+  </w:abstractNum>
+  <w:abstractNum w:abstractNumId="2" w15:restartNumberingAfterBreak="0">
+    <w:nsid w:val="08D63B02"/>
+    <w:multiLevelType w:val="multilevel"/>
+    <w:tmpl w:val="1444EA4A"/>
     <w:lvl w:ilvl="0">
       <w:start w:val="1"/>
       <w:numFmt w:val="bullet"/>
@@ -4730,123 +6409,10 @@
       </w:rPr>
     </w:lvl>
   </w:abstractNum>
-  <w:abstractNum w:abstractNumId="2" w15:restartNumberingAfterBreak="0">
-    <w:nsid w:val="0CA71CCF"/>
+  <w:abstractNum w:abstractNumId="3" w15:restartNumberingAfterBreak="0">
+    <w:nsid w:val="0C9A1DDC"/>
     <w:multiLevelType w:val="multilevel"/>
-    <w:tmpl w:val="E09C63A0"/>
-    <w:lvl w:ilvl="0">
-      <w:start w:val="1"/>
-      <w:numFmt w:val="decimal"/>
-      <w:lvlText w:val="%1."/>
-      <w:lvlJc w:val="left"/>
-      <w:pPr>
-        <w:tabs>
-          <w:tab w:val="num" w:pos="720"/>
-        </w:tabs>
-        <w:ind w:left="720" w:hanging="360"/>
-      </w:pPr>
-    </w:lvl>
-    <w:lvl w:ilvl="1" w:tentative="1">
-      <w:start w:val="1"/>
-      <w:numFmt w:val="decimal"/>
-      <w:lvlText w:val="%2."/>
-      <w:lvlJc w:val="left"/>
-      <w:pPr>
-        <w:tabs>
-          <w:tab w:val="num" w:pos="1440"/>
-        </w:tabs>
-        <w:ind w:left="1440" w:hanging="360"/>
-      </w:pPr>
-    </w:lvl>
-    <w:lvl w:ilvl="2" w:tentative="1">
-      <w:start w:val="1"/>
-      <w:numFmt w:val="decimal"/>
-      <w:lvlText w:val="%3."/>
-      <w:lvlJc w:val="left"/>
-      <w:pPr>
-        <w:tabs>
-          <w:tab w:val="num" w:pos="2160"/>
-        </w:tabs>
-        <w:ind w:left="2160" w:hanging="360"/>
-      </w:pPr>
-    </w:lvl>
-    <w:lvl w:ilvl="3" w:tentative="1">
-      <w:start w:val="1"/>
-      <w:numFmt w:val="decimal"/>
-      <w:lvlText w:val="%4."/>
-      <w:lvlJc w:val="left"/>
-      <w:pPr>
-        <w:tabs>
-          <w:tab w:val="num" w:pos="2880"/>
-        </w:tabs>
-        <w:ind w:left="2880" w:hanging="360"/>
-      </w:pPr>
-    </w:lvl>
-    <w:lvl w:ilvl="4" w:tentative="1">
-      <w:start w:val="1"/>
-      <w:numFmt w:val="decimal"/>
-      <w:lvlText w:val="%5."/>
-      <w:lvlJc w:val="left"/>
-      <w:pPr>
-        <w:tabs>
-          <w:tab w:val="num" w:pos="3600"/>
-        </w:tabs>
-        <w:ind w:left="3600" w:hanging="360"/>
-      </w:pPr>
-    </w:lvl>
-    <w:lvl w:ilvl="5" w:tentative="1">
-      <w:start w:val="1"/>
-      <w:numFmt w:val="decimal"/>
-      <w:lvlText w:val="%6."/>
-      <w:lvlJc w:val="left"/>
-      <w:pPr>
-        <w:tabs>
-          <w:tab w:val="num" w:pos="4320"/>
-        </w:tabs>
-        <w:ind w:left="4320" w:hanging="360"/>
-      </w:pPr>
-    </w:lvl>
-    <w:lvl w:ilvl="6" w:tentative="1">
-      <w:start w:val="1"/>
-      <w:numFmt w:val="decimal"/>
-      <w:lvlText w:val="%7."/>
-      <w:lvlJc w:val="left"/>
-      <w:pPr>
-        <w:tabs>
-          <w:tab w:val="num" w:pos="5040"/>
-        </w:tabs>
-        <w:ind w:left="5040" w:hanging="360"/>
-      </w:pPr>
-    </w:lvl>
-    <w:lvl w:ilvl="7" w:tentative="1">
-      <w:start w:val="1"/>
-      <w:numFmt w:val="decimal"/>
-      <w:lvlText w:val="%8."/>
-      <w:lvlJc w:val="left"/>
-      <w:pPr>
-        <w:tabs>
-          <w:tab w:val="num" w:pos="5760"/>
-        </w:tabs>
-        <w:ind w:left="5760" w:hanging="360"/>
-      </w:pPr>
-    </w:lvl>
-    <w:lvl w:ilvl="8" w:tentative="1">
-      <w:start w:val="1"/>
-      <w:numFmt w:val="decimal"/>
-      <w:lvlText w:val="%9."/>
-      <w:lvlJc w:val="left"/>
-      <w:pPr>
-        <w:tabs>
-          <w:tab w:val="num" w:pos="6480"/>
-        </w:tabs>
-        <w:ind w:left="6480" w:hanging="360"/>
-      </w:pPr>
-    </w:lvl>
-  </w:abstractNum>
-  <w:abstractNum w:abstractNumId="3" w15:restartNumberingAfterBreak="0">
-    <w:nsid w:val="221A6EDA"/>
-    <w:multiLevelType w:val="multilevel"/>
-    <w:tmpl w:val="BC88507E"/>
+    <w:tmpl w:val="95300022"/>
     <w:lvl w:ilvl="0">
       <w:start w:val="1"/>
       <w:numFmt w:val="bullet"/>
@@ -4993,9 +6559,9 @@
     </w:lvl>
   </w:abstractNum>
   <w:abstractNum w:abstractNumId="4" w15:restartNumberingAfterBreak="0">
-    <w:nsid w:val="25B71979"/>
+    <w:nsid w:val="16503F81"/>
     <w:multiLevelType w:val="multilevel"/>
-    <w:tmpl w:val="B786FDD0"/>
+    <w:tmpl w:val="F13C3F1A"/>
     <w:lvl w:ilvl="0">
       <w:start w:val="1"/>
       <w:numFmt w:val="decimal"/>
@@ -5106,9 +6672,9 @@
     </w:lvl>
   </w:abstractNum>
   <w:abstractNum w:abstractNumId="5" w15:restartNumberingAfterBreak="0">
-    <w:nsid w:val="46626BBE"/>
+    <w:nsid w:val="3ACD0F11"/>
     <w:multiLevelType w:val="multilevel"/>
-    <w:tmpl w:val="4FF4B842"/>
+    <w:tmpl w:val="47EA65B6"/>
     <w:lvl w:ilvl="0">
       <w:start w:val="1"/>
       <w:numFmt w:val="bullet"/>
@@ -5255,9 +6821,9 @@
     </w:lvl>
   </w:abstractNum>
   <w:abstractNum w:abstractNumId="6" w15:restartNumberingAfterBreak="0">
-    <w:nsid w:val="49E4792C"/>
+    <w:nsid w:val="3C996F0C"/>
     <w:multiLevelType w:val="multilevel"/>
-    <w:tmpl w:val="9B164674"/>
+    <w:tmpl w:val="F9D2B842"/>
     <w:lvl w:ilvl="0">
       <w:start w:val="1"/>
       <w:numFmt w:val="bullet"/>
@@ -5404,9 +6970,461 @@
     </w:lvl>
   </w:abstractNum>
   <w:abstractNum w:abstractNumId="7" w15:restartNumberingAfterBreak="0">
-    <w:nsid w:val="4A752163"/>
+    <w:nsid w:val="47FA0BF9"/>
     <w:multiLevelType w:val="multilevel"/>
-    <w:tmpl w:val="2BDE349E"/>
+    <w:tmpl w:val="2190D7DA"/>
+    <w:lvl w:ilvl="0">
+      <w:start w:val="1"/>
+      <w:numFmt w:val="decimal"/>
+      <w:lvlText w:val="%1."/>
+      <w:lvlJc w:val="left"/>
+      <w:pPr>
+        <w:tabs>
+          <w:tab w:val="num" w:pos="720"/>
+        </w:tabs>
+        <w:ind w:left="720" w:hanging="360"/>
+      </w:pPr>
+    </w:lvl>
+    <w:lvl w:ilvl="1" w:tentative="1">
+      <w:start w:val="1"/>
+      <w:numFmt w:val="decimal"/>
+      <w:lvlText w:val="%2."/>
+      <w:lvlJc w:val="left"/>
+      <w:pPr>
+        <w:tabs>
+          <w:tab w:val="num" w:pos="1440"/>
+        </w:tabs>
+        <w:ind w:left="1440" w:hanging="360"/>
+      </w:pPr>
+    </w:lvl>
+    <w:lvl w:ilvl="2" w:tentative="1">
+      <w:start w:val="1"/>
+      <w:numFmt w:val="decimal"/>
+      <w:lvlText w:val="%3."/>
+      <w:lvlJc w:val="left"/>
+      <w:pPr>
+        <w:tabs>
+          <w:tab w:val="num" w:pos="2160"/>
+        </w:tabs>
+        <w:ind w:left="2160" w:hanging="360"/>
+      </w:pPr>
+    </w:lvl>
+    <w:lvl w:ilvl="3" w:tentative="1">
+      <w:start w:val="1"/>
+      <w:numFmt w:val="decimal"/>
+      <w:lvlText w:val="%4."/>
+      <w:lvlJc w:val="left"/>
+      <w:pPr>
+        <w:tabs>
+          <w:tab w:val="num" w:pos="2880"/>
+        </w:tabs>
+        <w:ind w:left="2880" w:hanging="360"/>
+      </w:pPr>
+    </w:lvl>
+    <w:lvl w:ilvl="4" w:tentative="1">
+      <w:start w:val="1"/>
+      <w:numFmt w:val="decimal"/>
+      <w:lvlText w:val="%5."/>
+      <w:lvlJc w:val="left"/>
+      <w:pPr>
+        <w:tabs>
+          <w:tab w:val="num" w:pos="3600"/>
+        </w:tabs>
+        <w:ind w:left="3600" w:hanging="360"/>
+      </w:pPr>
+    </w:lvl>
+    <w:lvl w:ilvl="5" w:tentative="1">
+      <w:start w:val="1"/>
+      <w:numFmt w:val="decimal"/>
+      <w:lvlText w:val="%6."/>
+      <w:lvlJc w:val="left"/>
+      <w:pPr>
+        <w:tabs>
+          <w:tab w:val="num" w:pos="4320"/>
+        </w:tabs>
+        <w:ind w:left="4320" w:hanging="360"/>
+      </w:pPr>
+    </w:lvl>
+    <w:lvl w:ilvl="6" w:tentative="1">
+      <w:start w:val="1"/>
+      <w:numFmt w:val="decimal"/>
+      <w:lvlText w:val="%7."/>
+      <w:lvlJc w:val="left"/>
+      <w:pPr>
+        <w:tabs>
+          <w:tab w:val="num" w:pos="5040"/>
+        </w:tabs>
+        <w:ind w:left="5040" w:hanging="360"/>
+      </w:pPr>
+    </w:lvl>
+    <w:lvl w:ilvl="7" w:tentative="1">
+      <w:start w:val="1"/>
+      <w:numFmt w:val="decimal"/>
+      <w:lvlText w:val="%8."/>
+      <w:lvlJc w:val="left"/>
+      <w:pPr>
+        <w:tabs>
+          <w:tab w:val="num" w:pos="5760"/>
+        </w:tabs>
+        <w:ind w:left="5760" w:hanging="360"/>
+      </w:pPr>
+    </w:lvl>
+    <w:lvl w:ilvl="8" w:tentative="1">
+      <w:start w:val="1"/>
+      <w:numFmt w:val="decimal"/>
+      <w:lvlText w:val="%9."/>
+      <w:lvlJc w:val="left"/>
+      <w:pPr>
+        <w:tabs>
+          <w:tab w:val="num" w:pos="6480"/>
+        </w:tabs>
+        <w:ind w:left="6480" w:hanging="360"/>
+      </w:pPr>
+    </w:lvl>
+  </w:abstractNum>
+  <w:abstractNum w:abstractNumId="8" w15:restartNumberingAfterBreak="0">
+    <w:nsid w:val="482741BA"/>
+    <w:multiLevelType w:val="multilevel"/>
+    <w:tmpl w:val="846CB624"/>
+    <w:lvl w:ilvl="0">
+      <w:start w:val="1"/>
+      <w:numFmt w:val="decimal"/>
+      <w:lvlText w:val="%1."/>
+      <w:lvlJc w:val="left"/>
+      <w:pPr>
+        <w:tabs>
+          <w:tab w:val="num" w:pos="720"/>
+        </w:tabs>
+        <w:ind w:left="720" w:hanging="360"/>
+      </w:pPr>
+    </w:lvl>
+    <w:lvl w:ilvl="1" w:tentative="1">
+      <w:start w:val="1"/>
+      <w:numFmt w:val="decimal"/>
+      <w:lvlText w:val="%2."/>
+      <w:lvlJc w:val="left"/>
+      <w:pPr>
+        <w:tabs>
+          <w:tab w:val="num" w:pos="1440"/>
+        </w:tabs>
+        <w:ind w:left="1440" w:hanging="360"/>
+      </w:pPr>
+    </w:lvl>
+    <w:lvl w:ilvl="2" w:tentative="1">
+      <w:start w:val="1"/>
+      <w:numFmt w:val="decimal"/>
+      <w:lvlText w:val="%3."/>
+      <w:lvlJc w:val="left"/>
+      <w:pPr>
+        <w:tabs>
+          <w:tab w:val="num" w:pos="2160"/>
+        </w:tabs>
+        <w:ind w:left="2160" w:hanging="360"/>
+      </w:pPr>
+    </w:lvl>
+    <w:lvl w:ilvl="3" w:tentative="1">
+      <w:start w:val="1"/>
+      <w:numFmt w:val="decimal"/>
+      <w:lvlText w:val="%4."/>
+      <w:lvlJc w:val="left"/>
+      <w:pPr>
+        <w:tabs>
+          <w:tab w:val="num" w:pos="2880"/>
+        </w:tabs>
+        <w:ind w:left="2880" w:hanging="360"/>
+      </w:pPr>
+    </w:lvl>
+    <w:lvl w:ilvl="4" w:tentative="1">
+      <w:start w:val="1"/>
+      <w:numFmt w:val="decimal"/>
+      <w:lvlText w:val="%5."/>
+      <w:lvlJc w:val="left"/>
+      <w:pPr>
+        <w:tabs>
+          <w:tab w:val="num" w:pos="3600"/>
+        </w:tabs>
+        <w:ind w:left="3600" w:hanging="360"/>
+      </w:pPr>
+    </w:lvl>
+    <w:lvl w:ilvl="5" w:tentative="1">
+      <w:start w:val="1"/>
+      <w:numFmt w:val="decimal"/>
+      <w:lvlText w:val="%6."/>
+      <w:lvlJc w:val="left"/>
+      <w:pPr>
+        <w:tabs>
+          <w:tab w:val="num" w:pos="4320"/>
+        </w:tabs>
+        <w:ind w:left="4320" w:hanging="360"/>
+      </w:pPr>
+    </w:lvl>
+    <w:lvl w:ilvl="6" w:tentative="1">
+      <w:start w:val="1"/>
+      <w:numFmt w:val="decimal"/>
+      <w:lvlText w:val="%7."/>
+      <w:lvlJc w:val="left"/>
+      <w:pPr>
+        <w:tabs>
+          <w:tab w:val="num" w:pos="5040"/>
+        </w:tabs>
+        <w:ind w:left="5040" w:hanging="360"/>
+      </w:pPr>
+    </w:lvl>
+    <w:lvl w:ilvl="7" w:tentative="1">
+      <w:start w:val="1"/>
+      <w:numFmt w:val="decimal"/>
+      <w:lvlText w:val="%8."/>
+      <w:lvlJc w:val="left"/>
+      <w:pPr>
+        <w:tabs>
+          <w:tab w:val="num" w:pos="5760"/>
+        </w:tabs>
+        <w:ind w:left="5760" w:hanging="360"/>
+      </w:pPr>
+    </w:lvl>
+    <w:lvl w:ilvl="8" w:tentative="1">
+      <w:start w:val="1"/>
+      <w:numFmt w:val="decimal"/>
+      <w:lvlText w:val="%9."/>
+      <w:lvlJc w:val="left"/>
+      <w:pPr>
+        <w:tabs>
+          <w:tab w:val="num" w:pos="6480"/>
+        </w:tabs>
+        <w:ind w:left="6480" w:hanging="360"/>
+      </w:pPr>
+    </w:lvl>
+  </w:abstractNum>
+  <w:abstractNum w:abstractNumId="9" w15:restartNumberingAfterBreak="0">
+    <w:nsid w:val="5255444C"/>
+    <w:multiLevelType w:val="multilevel"/>
+    <w:tmpl w:val="C2248F62"/>
+    <w:lvl w:ilvl="0">
+      <w:start w:val="1"/>
+      <w:numFmt w:val="decimal"/>
+      <w:lvlText w:val="%1."/>
+      <w:lvlJc w:val="left"/>
+      <w:pPr>
+        <w:tabs>
+          <w:tab w:val="num" w:pos="720"/>
+        </w:tabs>
+        <w:ind w:left="720" w:hanging="360"/>
+      </w:pPr>
+    </w:lvl>
+    <w:lvl w:ilvl="1" w:tentative="1">
+      <w:start w:val="1"/>
+      <w:numFmt w:val="decimal"/>
+      <w:lvlText w:val="%2."/>
+      <w:lvlJc w:val="left"/>
+      <w:pPr>
+        <w:tabs>
+          <w:tab w:val="num" w:pos="1440"/>
+        </w:tabs>
+        <w:ind w:left="1440" w:hanging="360"/>
+      </w:pPr>
+    </w:lvl>
+    <w:lvl w:ilvl="2" w:tentative="1">
+      <w:start w:val="1"/>
+      <w:numFmt w:val="decimal"/>
+      <w:lvlText w:val="%3."/>
+      <w:lvlJc w:val="left"/>
+      <w:pPr>
+        <w:tabs>
+          <w:tab w:val="num" w:pos="2160"/>
+        </w:tabs>
+        <w:ind w:left="2160" w:hanging="360"/>
+      </w:pPr>
+    </w:lvl>
+    <w:lvl w:ilvl="3" w:tentative="1">
+      <w:start w:val="1"/>
+      <w:numFmt w:val="decimal"/>
+      <w:lvlText w:val="%4."/>
+      <w:lvlJc w:val="left"/>
+      <w:pPr>
+        <w:tabs>
+          <w:tab w:val="num" w:pos="2880"/>
+        </w:tabs>
+        <w:ind w:left="2880" w:hanging="360"/>
+      </w:pPr>
+    </w:lvl>
+    <w:lvl w:ilvl="4" w:tentative="1">
+      <w:start w:val="1"/>
+      <w:numFmt w:val="decimal"/>
+      <w:lvlText w:val="%5."/>
+      <w:lvlJc w:val="left"/>
+      <w:pPr>
+        <w:tabs>
+          <w:tab w:val="num" w:pos="3600"/>
+        </w:tabs>
+        <w:ind w:left="3600" w:hanging="360"/>
+      </w:pPr>
+    </w:lvl>
+    <w:lvl w:ilvl="5" w:tentative="1">
+      <w:start w:val="1"/>
+      <w:numFmt w:val="decimal"/>
+      <w:lvlText w:val="%6."/>
+      <w:lvlJc w:val="left"/>
+      <w:pPr>
+        <w:tabs>
+          <w:tab w:val="num" w:pos="4320"/>
+        </w:tabs>
+        <w:ind w:left="4320" w:hanging="360"/>
+      </w:pPr>
+    </w:lvl>
+    <w:lvl w:ilvl="6" w:tentative="1">
+      <w:start w:val="1"/>
+      <w:numFmt w:val="decimal"/>
+      <w:lvlText w:val="%7."/>
+      <w:lvlJc w:val="left"/>
+      <w:pPr>
+        <w:tabs>
+          <w:tab w:val="num" w:pos="5040"/>
+        </w:tabs>
+        <w:ind w:left="5040" w:hanging="360"/>
+      </w:pPr>
+    </w:lvl>
+    <w:lvl w:ilvl="7" w:tentative="1">
+      <w:start w:val="1"/>
+      <w:numFmt w:val="decimal"/>
+      <w:lvlText w:val="%8."/>
+      <w:lvlJc w:val="left"/>
+      <w:pPr>
+        <w:tabs>
+          <w:tab w:val="num" w:pos="5760"/>
+        </w:tabs>
+        <w:ind w:left="5760" w:hanging="360"/>
+      </w:pPr>
+    </w:lvl>
+    <w:lvl w:ilvl="8" w:tentative="1">
+      <w:start w:val="1"/>
+      <w:numFmt w:val="decimal"/>
+      <w:lvlText w:val="%9."/>
+      <w:lvlJc w:val="left"/>
+      <w:pPr>
+        <w:tabs>
+          <w:tab w:val="num" w:pos="6480"/>
+        </w:tabs>
+        <w:ind w:left="6480" w:hanging="360"/>
+      </w:pPr>
+    </w:lvl>
+  </w:abstractNum>
+  <w:abstractNum w:abstractNumId="10" w15:restartNumberingAfterBreak="0">
+    <w:nsid w:val="53F812D6"/>
+    <w:multiLevelType w:val="multilevel"/>
+    <w:tmpl w:val="BDB08818"/>
+    <w:lvl w:ilvl="0">
+      <w:start w:val="1"/>
+      <w:numFmt w:val="decimal"/>
+      <w:lvlText w:val="%1."/>
+      <w:lvlJc w:val="left"/>
+      <w:pPr>
+        <w:tabs>
+          <w:tab w:val="num" w:pos="720"/>
+        </w:tabs>
+        <w:ind w:left="720" w:hanging="360"/>
+      </w:pPr>
+    </w:lvl>
+    <w:lvl w:ilvl="1" w:tentative="1">
+      <w:start w:val="1"/>
+      <w:numFmt w:val="decimal"/>
+      <w:lvlText w:val="%2."/>
+      <w:lvlJc w:val="left"/>
+      <w:pPr>
+        <w:tabs>
+          <w:tab w:val="num" w:pos="1440"/>
+        </w:tabs>
+        <w:ind w:left="1440" w:hanging="360"/>
+      </w:pPr>
+    </w:lvl>
+    <w:lvl w:ilvl="2" w:tentative="1">
+      <w:start w:val="1"/>
+      <w:numFmt w:val="decimal"/>
+      <w:lvlText w:val="%3."/>
+      <w:lvlJc w:val="left"/>
+      <w:pPr>
+        <w:tabs>
+          <w:tab w:val="num" w:pos="2160"/>
+        </w:tabs>
+        <w:ind w:left="2160" w:hanging="360"/>
+      </w:pPr>
+    </w:lvl>
+    <w:lvl w:ilvl="3" w:tentative="1">
+      <w:start w:val="1"/>
+      <w:numFmt w:val="decimal"/>
+      <w:lvlText w:val="%4."/>
+      <w:lvlJc w:val="left"/>
+      <w:pPr>
+        <w:tabs>
+          <w:tab w:val="num" w:pos="2880"/>
+        </w:tabs>
+        <w:ind w:left="2880" w:hanging="360"/>
+      </w:pPr>
+    </w:lvl>
+    <w:lvl w:ilvl="4" w:tentative="1">
+      <w:start w:val="1"/>
+      <w:numFmt w:val="decimal"/>
+      <w:lvlText w:val="%5."/>
+      <w:lvlJc w:val="left"/>
+      <w:pPr>
+        <w:tabs>
+          <w:tab w:val="num" w:pos="3600"/>
+        </w:tabs>
+        <w:ind w:left="3600" w:hanging="360"/>
+      </w:pPr>
+    </w:lvl>
+    <w:lvl w:ilvl="5" w:tentative="1">
+      <w:start w:val="1"/>
+      <w:numFmt w:val="decimal"/>
+      <w:lvlText w:val="%6."/>
+      <w:lvlJc w:val="left"/>
+      <w:pPr>
+        <w:tabs>
+          <w:tab w:val="num" w:pos="4320"/>
+        </w:tabs>
+        <w:ind w:left="4320" w:hanging="360"/>
+      </w:pPr>
+    </w:lvl>
+    <w:lvl w:ilvl="6" w:tentative="1">
+      <w:start w:val="1"/>
+      <w:numFmt w:val="decimal"/>
+      <w:lvlText w:val="%7."/>
+      <w:lvlJc w:val="left"/>
+      <w:pPr>
+        <w:tabs>
+          <w:tab w:val="num" w:pos="5040"/>
+        </w:tabs>
+        <w:ind w:left="5040" w:hanging="360"/>
+      </w:pPr>
+    </w:lvl>
+    <w:lvl w:ilvl="7" w:tentative="1">
+      <w:start w:val="1"/>
+      <w:numFmt w:val="decimal"/>
+      <w:lvlText w:val="%8."/>
+      <w:lvlJc w:val="left"/>
+      <w:pPr>
+        <w:tabs>
+          <w:tab w:val="num" w:pos="5760"/>
+        </w:tabs>
+        <w:ind w:left="5760" w:hanging="360"/>
+      </w:pPr>
+    </w:lvl>
+    <w:lvl w:ilvl="8" w:tentative="1">
+      <w:start w:val="1"/>
+      <w:numFmt w:val="decimal"/>
+      <w:lvlText w:val="%9."/>
+      <w:lvlJc w:val="left"/>
+      <w:pPr>
+        <w:tabs>
+          <w:tab w:val="num" w:pos="6480"/>
+        </w:tabs>
+        <w:ind w:left="6480" w:hanging="360"/>
+      </w:pPr>
+    </w:lvl>
+  </w:abstractNum>
+  <w:abstractNum w:abstractNumId="11" w15:restartNumberingAfterBreak="0">
+    <w:nsid w:val="5CE87143"/>
+    <w:multiLevelType w:val="multilevel"/>
+    <w:tmpl w:val="E63E7148"/>
     <w:lvl w:ilvl="0">
       <w:start w:val="1"/>
       <w:numFmt w:val="bullet"/>
@@ -5552,236 +7570,10 @@
       </w:rPr>
     </w:lvl>
   </w:abstractNum>
-  <w:abstractNum w:abstractNumId="8" w15:restartNumberingAfterBreak="0">
-    <w:nsid w:val="4F3E3584"/>
+  <w:abstractNum w:abstractNumId="12" w15:restartNumberingAfterBreak="0">
+    <w:nsid w:val="66A22AF0"/>
     <w:multiLevelType w:val="multilevel"/>
-    <w:tmpl w:val="72024E28"/>
-    <w:lvl w:ilvl="0">
-      <w:start w:val="1"/>
-      <w:numFmt w:val="decimal"/>
-      <w:lvlText w:val="%1."/>
-      <w:lvlJc w:val="left"/>
-      <w:pPr>
-        <w:tabs>
-          <w:tab w:val="num" w:pos="720"/>
-        </w:tabs>
-        <w:ind w:left="720" w:hanging="360"/>
-      </w:pPr>
-    </w:lvl>
-    <w:lvl w:ilvl="1" w:tentative="1">
-      <w:start w:val="1"/>
-      <w:numFmt w:val="decimal"/>
-      <w:lvlText w:val="%2."/>
-      <w:lvlJc w:val="left"/>
-      <w:pPr>
-        <w:tabs>
-          <w:tab w:val="num" w:pos="1440"/>
-        </w:tabs>
-        <w:ind w:left="1440" w:hanging="360"/>
-      </w:pPr>
-    </w:lvl>
-    <w:lvl w:ilvl="2" w:tentative="1">
-      <w:start w:val="1"/>
-      <w:numFmt w:val="decimal"/>
-      <w:lvlText w:val="%3."/>
-      <w:lvlJc w:val="left"/>
-      <w:pPr>
-        <w:tabs>
-          <w:tab w:val="num" w:pos="2160"/>
-        </w:tabs>
-        <w:ind w:left="2160" w:hanging="360"/>
-      </w:pPr>
-    </w:lvl>
-    <w:lvl w:ilvl="3" w:tentative="1">
-      <w:start w:val="1"/>
-      <w:numFmt w:val="decimal"/>
-      <w:lvlText w:val="%4."/>
-      <w:lvlJc w:val="left"/>
-      <w:pPr>
-        <w:tabs>
-          <w:tab w:val="num" w:pos="2880"/>
-        </w:tabs>
-        <w:ind w:left="2880" w:hanging="360"/>
-      </w:pPr>
-    </w:lvl>
-    <w:lvl w:ilvl="4" w:tentative="1">
-      <w:start w:val="1"/>
-      <w:numFmt w:val="decimal"/>
-      <w:lvlText w:val="%5."/>
-      <w:lvlJc w:val="left"/>
-      <w:pPr>
-        <w:tabs>
-          <w:tab w:val="num" w:pos="3600"/>
-        </w:tabs>
-        <w:ind w:left="3600" w:hanging="360"/>
-      </w:pPr>
-    </w:lvl>
-    <w:lvl w:ilvl="5" w:tentative="1">
-      <w:start w:val="1"/>
-      <w:numFmt w:val="decimal"/>
-      <w:lvlText w:val="%6."/>
-      <w:lvlJc w:val="left"/>
-      <w:pPr>
-        <w:tabs>
-          <w:tab w:val="num" w:pos="4320"/>
-        </w:tabs>
-        <w:ind w:left="4320" w:hanging="360"/>
-      </w:pPr>
-    </w:lvl>
-    <w:lvl w:ilvl="6" w:tentative="1">
-      <w:start w:val="1"/>
-      <w:numFmt w:val="decimal"/>
-      <w:lvlText w:val="%7."/>
-      <w:lvlJc w:val="left"/>
-      <w:pPr>
-        <w:tabs>
-          <w:tab w:val="num" w:pos="5040"/>
-        </w:tabs>
-        <w:ind w:left="5040" w:hanging="360"/>
-      </w:pPr>
-    </w:lvl>
-    <w:lvl w:ilvl="7" w:tentative="1">
-      <w:start w:val="1"/>
-      <w:numFmt w:val="decimal"/>
-      <w:lvlText w:val="%8."/>
-      <w:lvlJc w:val="left"/>
-      <w:pPr>
-        <w:tabs>
-          <w:tab w:val="num" w:pos="5760"/>
-        </w:tabs>
-        <w:ind w:left="5760" w:hanging="360"/>
-      </w:pPr>
-    </w:lvl>
-    <w:lvl w:ilvl="8" w:tentative="1">
-      <w:start w:val="1"/>
-      <w:numFmt w:val="decimal"/>
-      <w:lvlText w:val="%9."/>
-      <w:lvlJc w:val="left"/>
-      <w:pPr>
-        <w:tabs>
-          <w:tab w:val="num" w:pos="6480"/>
-        </w:tabs>
-        <w:ind w:left="6480" w:hanging="360"/>
-      </w:pPr>
-    </w:lvl>
-  </w:abstractNum>
-  <w:abstractNum w:abstractNumId="9" w15:restartNumberingAfterBreak="0">
-    <w:nsid w:val="5F283AF8"/>
-    <w:multiLevelType w:val="multilevel"/>
-    <w:tmpl w:val="15DE5674"/>
-    <w:lvl w:ilvl="0">
-      <w:start w:val="1"/>
-      <w:numFmt w:val="decimal"/>
-      <w:lvlText w:val="%1."/>
-      <w:lvlJc w:val="left"/>
-      <w:pPr>
-        <w:tabs>
-          <w:tab w:val="num" w:pos="720"/>
-        </w:tabs>
-        <w:ind w:left="720" w:hanging="360"/>
-      </w:pPr>
-    </w:lvl>
-    <w:lvl w:ilvl="1" w:tentative="1">
-      <w:start w:val="1"/>
-      <w:numFmt w:val="decimal"/>
-      <w:lvlText w:val="%2."/>
-      <w:lvlJc w:val="left"/>
-      <w:pPr>
-        <w:tabs>
-          <w:tab w:val="num" w:pos="1440"/>
-        </w:tabs>
-        <w:ind w:left="1440" w:hanging="360"/>
-      </w:pPr>
-    </w:lvl>
-    <w:lvl w:ilvl="2" w:tentative="1">
-      <w:start w:val="1"/>
-      <w:numFmt w:val="decimal"/>
-      <w:lvlText w:val="%3."/>
-      <w:lvlJc w:val="left"/>
-      <w:pPr>
-        <w:tabs>
-          <w:tab w:val="num" w:pos="2160"/>
-        </w:tabs>
-        <w:ind w:left="2160" w:hanging="360"/>
-      </w:pPr>
-    </w:lvl>
-    <w:lvl w:ilvl="3" w:tentative="1">
-      <w:start w:val="1"/>
-      <w:numFmt w:val="decimal"/>
-      <w:lvlText w:val="%4."/>
-      <w:lvlJc w:val="left"/>
-      <w:pPr>
-        <w:tabs>
-          <w:tab w:val="num" w:pos="2880"/>
-        </w:tabs>
-        <w:ind w:left="2880" w:hanging="360"/>
-      </w:pPr>
-    </w:lvl>
-    <w:lvl w:ilvl="4" w:tentative="1">
-      <w:start w:val="1"/>
-      <w:numFmt w:val="decimal"/>
-      <w:lvlText w:val="%5."/>
-      <w:lvlJc w:val="left"/>
-      <w:pPr>
-        <w:tabs>
-          <w:tab w:val="num" w:pos="3600"/>
-        </w:tabs>
-        <w:ind w:left="3600" w:hanging="360"/>
-      </w:pPr>
-    </w:lvl>
-    <w:lvl w:ilvl="5" w:tentative="1">
-      <w:start w:val="1"/>
-      <w:numFmt w:val="decimal"/>
-      <w:lvlText w:val="%6."/>
-      <w:lvlJc w:val="left"/>
-      <w:pPr>
-        <w:tabs>
-          <w:tab w:val="num" w:pos="4320"/>
-        </w:tabs>
-        <w:ind w:left="4320" w:hanging="360"/>
-      </w:pPr>
-    </w:lvl>
-    <w:lvl w:ilvl="6" w:tentative="1">
-      <w:start w:val="1"/>
-      <w:numFmt w:val="decimal"/>
-      <w:lvlText w:val="%7."/>
-      <w:lvlJc w:val="left"/>
-      <w:pPr>
-        <w:tabs>
-          <w:tab w:val="num" w:pos="5040"/>
-        </w:tabs>
-        <w:ind w:left="5040" w:hanging="360"/>
-      </w:pPr>
-    </w:lvl>
-    <w:lvl w:ilvl="7" w:tentative="1">
-      <w:start w:val="1"/>
-      <w:numFmt w:val="decimal"/>
-      <w:lvlText w:val="%8."/>
-      <w:lvlJc w:val="left"/>
-      <w:pPr>
-        <w:tabs>
-          <w:tab w:val="num" w:pos="5760"/>
-        </w:tabs>
-        <w:ind w:left="5760" w:hanging="360"/>
-      </w:pPr>
-    </w:lvl>
-    <w:lvl w:ilvl="8" w:tentative="1">
-      <w:start w:val="1"/>
-      <w:numFmt w:val="decimal"/>
-      <w:lvlText w:val="%9."/>
-      <w:lvlJc w:val="left"/>
-      <w:pPr>
-        <w:tabs>
-          <w:tab w:val="num" w:pos="6480"/>
-        </w:tabs>
-        <w:ind w:left="6480" w:hanging="360"/>
-      </w:pPr>
-    </w:lvl>
-  </w:abstractNum>
-  <w:abstractNum w:abstractNumId="10" w15:restartNumberingAfterBreak="0">
-    <w:nsid w:val="64BD72CB"/>
-    <w:multiLevelType w:val="multilevel"/>
-    <w:tmpl w:val="692047EE"/>
+    <w:tmpl w:val="EB3E649C"/>
     <w:lvl w:ilvl="0">
       <w:start w:val="1"/>
       <w:numFmt w:val="bullet"/>
@@ -5927,123 +7719,10 @@
       </w:rPr>
     </w:lvl>
   </w:abstractNum>
-  <w:abstractNum w:abstractNumId="11" w15:restartNumberingAfterBreak="0">
-    <w:nsid w:val="6B957CC1"/>
+  <w:abstractNum w:abstractNumId="13" w15:restartNumberingAfterBreak="0">
+    <w:nsid w:val="69702A8D"/>
     <w:multiLevelType w:val="multilevel"/>
-    <w:tmpl w:val="7F8E0F0A"/>
-    <w:lvl w:ilvl="0">
-      <w:start w:val="1"/>
-      <w:numFmt w:val="decimal"/>
-      <w:lvlText w:val="%1."/>
-      <w:lvlJc w:val="left"/>
-      <w:pPr>
-        <w:tabs>
-          <w:tab w:val="num" w:pos="720"/>
-        </w:tabs>
-        <w:ind w:left="720" w:hanging="360"/>
-      </w:pPr>
-    </w:lvl>
-    <w:lvl w:ilvl="1" w:tentative="1">
-      <w:start w:val="1"/>
-      <w:numFmt w:val="decimal"/>
-      <w:lvlText w:val="%2."/>
-      <w:lvlJc w:val="left"/>
-      <w:pPr>
-        <w:tabs>
-          <w:tab w:val="num" w:pos="1440"/>
-        </w:tabs>
-        <w:ind w:left="1440" w:hanging="360"/>
-      </w:pPr>
-    </w:lvl>
-    <w:lvl w:ilvl="2" w:tentative="1">
-      <w:start w:val="1"/>
-      <w:numFmt w:val="decimal"/>
-      <w:lvlText w:val="%3."/>
-      <w:lvlJc w:val="left"/>
-      <w:pPr>
-        <w:tabs>
-          <w:tab w:val="num" w:pos="2160"/>
-        </w:tabs>
-        <w:ind w:left="2160" w:hanging="360"/>
-      </w:pPr>
-    </w:lvl>
-    <w:lvl w:ilvl="3" w:tentative="1">
-      <w:start w:val="1"/>
-      <w:numFmt w:val="decimal"/>
-      <w:lvlText w:val="%4."/>
-      <w:lvlJc w:val="left"/>
-      <w:pPr>
-        <w:tabs>
-          <w:tab w:val="num" w:pos="2880"/>
-        </w:tabs>
-        <w:ind w:left="2880" w:hanging="360"/>
-      </w:pPr>
-    </w:lvl>
-    <w:lvl w:ilvl="4" w:tentative="1">
-      <w:start w:val="1"/>
-      <w:numFmt w:val="decimal"/>
-      <w:lvlText w:val="%5."/>
-      <w:lvlJc w:val="left"/>
-      <w:pPr>
-        <w:tabs>
-          <w:tab w:val="num" w:pos="3600"/>
-        </w:tabs>
-        <w:ind w:left="3600" w:hanging="360"/>
-      </w:pPr>
-    </w:lvl>
-    <w:lvl w:ilvl="5" w:tentative="1">
-      <w:start w:val="1"/>
-      <w:numFmt w:val="decimal"/>
-      <w:lvlText w:val="%6."/>
-      <w:lvlJc w:val="left"/>
-      <w:pPr>
-        <w:tabs>
-          <w:tab w:val="num" w:pos="4320"/>
-        </w:tabs>
-        <w:ind w:left="4320" w:hanging="360"/>
-      </w:pPr>
-    </w:lvl>
-    <w:lvl w:ilvl="6" w:tentative="1">
-      <w:start w:val="1"/>
-      <w:numFmt w:val="decimal"/>
-      <w:lvlText w:val="%7."/>
-      <w:lvlJc w:val="left"/>
-      <w:pPr>
-        <w:tabs>
-          <w:tab w:val="num" w:pos="5040"/>
-        </w:tabs>
-        <w:ind w:left="5040" w:hanging="360"/>
-      </w:pPr>
-    </w:lvl>
-    <w:lvl w:ilvl="7" w:tentative="1">
-      <w:start w:val="1"/>
-      <w:numFmt w:val="decimal"/>
-      <w:lvlText w:val="%8."/>
-      <w:lvlJc w:val="left"/>
-      <w:pPr>
-        <w:tabs>
-          <w:tab w:val="num" w:pos="5760"/>
-        </w:tabs>
-        <w:ind w:left="5760" w:hanging="360"/>
-      </w:pPr>
-    </w:lvl>
-    <w:lvl w:ilvl="8" w:tentative="1">
-      <w:start w:val="1"/>
-      <w:numFmt w:val="decimal"/>
-      <w:lvlText w:val="%9."/>
-      <w:lvlJc w:val="left"/>
-      <w:pPr>
-        <w:tabs>
-          <w:tab w:val="num" w:pos="6480"/>
-        </w:tabs>
-        <w:ind w:left="6480" w:hanging="360"/>
-      </w:pPr>
-    </w:lvl>
-  </w:abstractNum>
-  <w:abstractNum w:abstractNumId="12" w15:restartNumberingAfterBreak="0">
-    <w:nsid w:val="75714D89"/>
-    <w:multiLevelType w:val="multilevel"/>
-    <w:tmpl w:val="7ECA8EFC"/>
+    <w:tmpl w:val="3E8CCD06"/>
     <w:lvl w:ilvl="0">
       <w:start w:val="1"/>
       <w:numFmt w:val="bullet"/>
@@ -6189,10 +7868,10 @@
       </w:rPr>
     </w:lvl>
   </w:abstractNum>
-  <w:abstractNum w:abstractNumId="13" w15:restartNumberingAfterBreak="0">
-    <w:nsid w:val="7B5705F3"/>
+  <w:abstractNum w:abstractNumId="14" w15:restartNumberingAfterBreak="0">
+    <w:nsid w:val="6A947FD4"/>
     <w:multiLevelType w:val="multilevel"/>
-    <w:tmpl w:val="CC625E80"/>
+    <w:tmpl w:val="9AB0C488"/>
     <w:lvl w:ilvl="0">
       <w:start w:val="1"/>
       <w:numFmt w:val="decimal"/>
@@ -6302,47 +7981,166 @@
       </w:pPr>
     </w:lvl>
   </w:abstractNum>
-  <w:num w:numId="1" w16cid:durableId="560333557">
+  <w:abstractNum w:abstractNumId="15" w15:restartNumberingAfterBreak="0">
+    <w:nsid w:val="7ADF10A7"/>
+    <w:multiLevelType w:val="multilevel"/>
+    <w:tmpl w:val="F97ED966"/>
+    <w:lvl w:ilvl="0">
+      <w:start w:val="1"/>
+      <w:numFmt w:val="decimal"/>
+      <w:lvlText w:val="%1."/>
+      <w:lvlJc w:val="left"/>
+      <w:pPr>
+        <w:tabs>
+          <w:tab w:val="num" w:pos="720"/>
+        </w:tabs>
+        <w:ind w:left="720" w:hanging="360"/>
+      </w:pPr>
+    </w:lvl>
+    <w:lvl w:ilvl="1" w:tentative="1">
+      <w:start w:val="1"/>
+      <w:numFmt w:val="decimal"/>
+      <w:lvlText w:val="%2."/>
+      <w:lvlJc w:val="left"/>
+      <w:pPr>
+        <w:tabs>
+          <w:tab w:val="num" w:pos="1440"/>
+        </w:tabs>
+        <w:ind w:left="1440" w:hanging="360"/>
+      </w:pPr>
+    </w:lvl>
+    <w:lvl w:ilvl="2" w:tentative="1">
+      <w:start w:val="1"/>
+      <w:numFmt w:val="decimal"/>
+      <w:lvlText w:val="%3."/>
+      <w:lvlJc w:val="left"/>
+      <w:pPr>
+        <w:tabs>
+          <w:tab w:val="num" w:pos="2160"/>
+        </w:tabs>
+        <w:ind w:left="2160" w:hanging="360"/>
+      </w:pPr>
+    </w:lvl>
+    <w:lvl w:ilvl="3" w:tentative="1">
+      <w:start w:val="1"/>
+      <w:numFmt w:val="decimal"/>
+      <w:lvlText w:val="%4."/>
+      <w:lvlJc w:val="left"/>
+      <w:pPr>
+        <w:tabs>
+          <w:tab w:val="num" w:pos="2880"/>
+        </w:tabs>
+        <w:ind w:left="2880" w:hanging="360"/>
+      </w:pPr>
+    </w:lvl>
+    <w:lvl w:ilvl="4" w:tentative="1">
+      <w:start w:val="1"/>
+      <w:numFmt w:val="decimal"/>
+      <w:lvlText w:val="%5."/>
+      <w:lvlJc w:val="left"/>
+      <w:pPr>
+        <w:tabs>
+          <w:tab w:val="num" w:pos="3600"/>
+        </w:tabs>
+        <w:ind w:left="3600" w:hanging="360"/>
+      </w:pPr>
+    </w:lvl>
+    <w:lvl w:ilvl="5" w:tentative="1">
+      <w:start w:val="1"/>
+      <w:numFmt w:val="decimal"/>
+      <w:lvlText w:val="%6."/>
+      <w:lvlJc w:val="left"/>
+      <w:pPr>
+        <w:tabs>
+          <w:tab w:val="num" w:pos="4320"/>
+        </w:tabs>
+        <w:ind w:left="4320" w:hanging="360"/>
+      </w:pPr>
+    </w:lvl>
+    <w:lvl w:ilvl="6" w:tentative="1">
+      <w:start w:val="1"/>
+      <w:numFmt w:val="decimal"/>
+      <w:lvlText w:val="%7."/>
+      <w:lvlJc w:val="left"/>
+      <w:pPr>
+        <w:tabs>
+          <w:tab w:val="num" w:pos="5040"/>
+        </w:tabs>
+        <w:ind w:left="5040" w:hanging="360"/>
+      </w:pPr>
+    </w:lvl>
+    <w:lvl w:ilvl="7" w:tentative="1">
+      <w:start w:val="1"/>
+      <w:numFmt w:val="decimal"/>
+      <w:lvlText w:val="%8."/>
+      <w:lvlJc w:val="left"/>
+      <w:pPr>
+        <w:tabs>
+          <w:tab w:val="num" w:pos="5760"/>
+        </w:tabs>
+        <w:ind w:left="5760" w:hanging="360"/>
+      </w:pPr>
+    </w:lvl>
+    <w:lvl w:ilvl="8" w:tentative="1">
+      <w:start w:val="1"/>
+      <w:numFmt w:val="decimal"/>
+      <w:lvlText w:val="%9."/>
+      <w:lvlJc w:val="left"/>
+      <w:pPr>
+        <w:tabs>
+          <w:tab w:val="num" w:pos="6480"/>
+        </w:tabs>
+        <w:ind w:left="6480" w:hanging="360"/>
+      </w:pPr>
+    </w:lvl>
+  </w:abstractNum>
+  <w:num w:numId="1" w16cid:durableId="465658223">
+    <w:abstractNumId w:val="11"/>
+  </w:num>
+  <w:num w:numId="2" w16cid:durableId="839196486">
+    <w:abstractNumId w:val="10"/>
+  </w:num>
+  <w:num w:numId="3" w16cid:durableId="10954097">
+    <w:abstractNumId w:val="13"/>
+  </w:num>
+  <w:num w:numId="4" w16cid:durableId="1522863073">
+    <w:abstractNumId w:val="2"/>
+  </w:num>
+  <w:num w:numId="5" w16cid:durableId="252518979">
+    <w:abstractNumId w:val="14"/>
+  </w:num>
+  <w:num w:numId="6" w16cid:durableId="2114667104">
+    <w:abstractNumId w:val="1"/>
+  </w:num>
+  <w:num w:numId="7" w16cid:durableId="610161225">
+    <w:abstractNumId w:val="4"/>
+  </w:num>
+  <w:num w:numId="8" w16cid:durableId="1289357955">
+    <w:abstractNumId w:val="15"/>
+  </w:num>
+  <w:num w:numId="9" w16cid:durableId="1904174463">
+    <w:abstractNumId w:val="0"/>
+  </w:num>
+  <w:num w:numId="10" w16cid:durableId="370039441">
+    <w:abstractNumId w:val="8"/>
+  </w:num>
+  <w:num w:numId="11" w16cid:durableId="896205302">
+    <w:abstractNumId w:val="7"/>
+  </w:num>
+  <w:num w:numId="12" w16cid:durableId="475336986">
+    <w:abstractNumId w:val="12"/>
+  </w:num>
+  <w:num w:numId="13" w16cid:durableId="1201628719">
     <w:abstractNumId w:val="5"/>
   </w:num>
-  <w:num w:numId="2" w16cid:durableId="1618609678">
-    <w:abstractNumId w:val="4"/>
+  <w:num w:numId="14" w16cid:durableId="766534591">
+    <w:abstractNumId w:val="3"/>
   </w:num>
-  <w:num w:numId="3" w16cid:durableId="2034257683">
-    <w:abstractNumId w:val="10"/>
-  </w:num>
-  <w:num w:numId="4" w16cid:durableId="352270458">
-    <w:abstractNumId w:val="6"/>
-  </w:num>
-  <w:num w:numId="5" w16cid:durableId="1547450844">
-    <w:abstractNumId w:val="8"/>
-  </w:num>
-  <w:num w:numId="6" w16cid:durableId="1961572972">
-    <w:abstractNumId w:val="0"/>
-  </w:num>
-  <w:num w:numId="7" w16cid:durableId="958028845">
-    <w:abstractNumId w:val="2"/>
-  </w:num>
-  <w:num w:numId="8" w16cid:durableId="688064083">
-    <w:abstractNumId w:val="11"/>
-  </w:num>
-  <w:num w:numId="9" w16cid:durableId="81797969">
+  <w:num w:numId="15" w16cid:durableId="193883578">
     <w:abstractNumId w:val="9"/>
   </w:num>
-  <w:num w:numId="10" w16cid:durableId="922493781">
-    <w:abstractNumId w:val="1"/>
-  </w:num>
-  <w:num w:numId="11" w16cid:durableId="716471047">
-    <w:abstractNumId w:val="3"/>
-  </w:num>
-  <w:num w:numId="12" w16cid:durableId="129247961">
-    <w:abstractNumId w:val="7"/>
-  </w:num>
-  <w:num w:numId="13" w16cid:durableId="1972400471">
-    <w:abstractNumId w:val="13"/>
-  </w:num>
-  <w:num w:numId="14" w16cid:durableId="1674800703">
-    <w:abstractNumId w:val="12"/>
+  <w:num w:numId="16" w16cid:durableId="555898253">
+    <w:abstractNumId w:val="6"/>
   </w:num>
 </w:numbering>
 </file>
